--- a/cv-acadamics-prince.docx
+++ b/cv-acadamics-prince.docx
@@ -229,7 +229,70 @@
           <w:sz w:val="22"/>
           <w:szCs w:val="22"/>
         </w:rPr>
-        <w:t>Motivated computer scientist specializing in software engineering, AI, and data analytics. Experienced in academic research and peer-reviewed publication, with a proven ability to design and implement large-scale software systems. Skilled at bridging theory and practice through teaching, leadership, and collaborative projects across academia and industry</w:t>
+        <w:t>I am a motivated</w:t>
+      </w:r>
+      <w:r>
+        <w:rPr>
+          <w:rFonts w:ascii="Cambria" w:eastAsia="Arial" w:hAnsi="Cambria"/>
+          <w:color w:val="000000"/>
+          <w:sz w:val="22"/>
+          <w:szCs w:val="22"/>
+        </w:rPr>
+        <w:t xml:space="preserve"> computer scientist specializing in </w:t>
+      </w:r>
+      <w:r>
+        <w:rPr>
+          <w:rFonts w:ascii="Cambria" w:eastAsia="Arial" w:hAnsi="Cambria"/>
+          <w:color w:val="000000"/>
+          <w:sz w:val="22"/>
+          <w:szCs w:val="22"/>
+        </w:rPr>
+        <w:t>S</w:t>
+      </w:r>
+      <w:r>
+        <w:rPr>
+          <w:rFonts w:ascii="Cambria" w:eastAsia="Arial" w:hAnsi="Cambria"/>
+          <w:color w:val="000000"/>
+          <w:sz w:val="22"/>
+          <w:szCs w:val="22"/>
+        </w:rPr>
+        <w:t xml:space="preserve">oftware </w:t>
+      </w:r>
+      <w:r>
+        <w:rPr>
+          <w:rFonts w:ascii="Cambria" w:eastAsia="Arial" w:hAnsi="Cambria"/>
+          <w:color w:val="000000"/>
+          <w:sz w:val="22"/>
+          <w:szCs w:val="22"/>
+        </w:rPr>
+        <w:t>E</w:t>
+      </w:r>
+      <w:r>
+        <w:rPr>
+          <w:rFonts w:ascii="Cambria" w:eastAsia="Arial" w:hAnsi="Cambria"/>
+          <w:color w:val="000000"/>
+          <w:sz w:val="22"/>
+          <w:szCs w:val="22"/>
+        </w:rPr>
+        <w:t xml:space="preserve">ngineering, AI, and data analytics. Experienced in academic research and peer-reviewed publication, with a proven ability to design and implement large-scale software systems. </w:t>
+      </w:r>
+      <w:r>
+        <w:rPr>
+          <w:rFonts w:ascii="Cambria" w:eastAsia="Arial" w:hAnsi="Cambria"/>
+          <w:color w:val="000000"/>
+          <w:sz w:val="22"/>
+          <w:szCs w:val="22"/>
+        </w:rPr>
+        <w:t>I am skilled</w:t>
+      </w:r>
+      <w:r>
+        <w:rPr>
+          <w:rFonts w:ascii="Cambria" w:eastAsia="Arial" w:hAnsi="Cambria"/>
+          <w:color w:val="000000"/>
+          <w:sz w:val="22"/>
+          <w:szCs w:val="22"/>
+        </w:rPr>
+        <w:t xml:space="preserve"> at bridging theory and practice through teaching, leadership, and collaborative projects across academia and industry</w:t>
       </w:r>
       <w:r>
         <w:rPr>
@@ -359,6 +422,7 @@
         </w:rPr>
         <w:tab/>
       </w:r>
+      <w:proofErr w:type="gramStart"/>
       <w:r>
         <w:rPr>
           <w:rFonts w:ascii="Cambria" w:eastAsia="Arial" w:hAnsi="Cambria"/>
@@ -376,6 +440,7 @@
         </w:rPr>
         <w:tab/>
       </w:r>
+      <w:proofErr w:type="gramEnd"/>
       <w:r>
         <w:rPr>
           <w:rFonts w:ascii="Cambria" w:eastAsia="Arial" w:hAnsi="Cambria"/>
@@ -479,15 +544,35 @@
           <w:sz w:val="22"/>
           <w:szCs w:val="22"/>
         </w:rPr>
-        <w:t xml:space="preserve">                        </w:t>
-      </w:r>
-      <w:r>
-        <w:rPr>
-          <w:rFonts w:ascii="Cambria" w:eastAsia="Arial" w:hAnsi="Cambria"/>
-          <w:sz w:val="22"/>
-          <w:szCs w:val="22"/>
-        </w:rPr>
-        <w:t>(in progress, expected completion: 2026)</w:t>
+        <w:t xml:space="preserve">                     </w:t>
+      </w:r>
+      <w:proofErr w:type="gramStart"/>
+      <w:r>
+        <w:rPr>
+          <w:rFonts w:ascii="Cambria" w:eastAsia="Arial" w:hAnsi="Cambria"/>
+          <w:b/>
+          <w:i/>
+          <w:sz w:val="22"/>
+          <w:szCs w:val="22"/>
+        </w:rPr>
+        <w:t xml:space="preserve">   </w:t>
+      </w:r>
+      <w:r>
+        <w:rPr>
+          <w:rFonts w:ascii="Cambria" w:eastAsia="Arial" w:hAnsi="Cambria"/>
+          <w:sz w:val="22"/>
+          <w:szCs w:val="22"/>
+        </w:rPr>
+        <w:t>(</w:t>
+      </w:r>
+      <w:proofErr w:type="gramEnd"/>
+      <w:r>
+        <w:rPr>
+          <w:rFonts w:ascii="Cambria" w:eastAsia="Arial" w:hAnsi="Cambria"/>
+          <w:sz w:val="22"/>
+          <w:szCs w:val="22"/>
+        </w:rPr>
+        <w:t>in progress, expected completion: 2026)</w:t>
       </w:r>
       <w:r>
         <w:rPr>
@@ -504,85 +589,13 @@
           <w:tab w:val="left" w:pos="360"/>
         </w:tabs>
         <w:rPr>
-          <w:rFonts w:ascii="Cambria" w:eastAsia="Arial" w:hAnsi="Cambria"/>
-          <w:b/>
-          <w:sz w:val="22"/>
-          <w:szCs w:val="22"/>
-        </w:rPr>
-      </w:pPr>
-      <w:r>
-        <w:rPr>
           <w:rFonts w:ascii="Cambria" w:eastAsia="Cambria" w:hAnsi="Cambria"/>
           <w:b/>
           <w:iCs/>
           <w:sz w:val="22"/>
           <w:szCs w:val="22"/>
         </w:rPr>
-        <w:t>Relevant Coursework:</w:t>
-      </w:r>
-      <w:r>
-        <w:rPr>
-          <w:rFonts w:ascii="Cambria" w:eastAsia="Cambria" w:hAnsi="Cambria"/>
-          <w:i/>
-          <w:sz w:val="22"/>
-          <w:szCs w:val="22"/>
-        </w:rPr>
-        <w:t xml:space="preserve"> </w:t>
-      </w:r>
-      <w:r>
-        <w:rPr>
-          <w:rFonts w:ascii="Cambria" w:eastAsia="Cambria" w:hAnsi="Cambria"/>
-          <w:i/>
-          <w:sz w:val="22"/>
-          <w:szCs w:val="22"/>
-        </w:rPr>
-        <w:t xml:space="preserve">Advanced Software Engineering, Distributed Systems, </w:t>
-      </w:r>
-      <w:r>
-        <w:rPr>
-          <w:rFonts w:ascii="Cambria" w:eastAsia="Cambria" w:hAnsi="Cambria"/>
-          <w:i/>
-          <w:sz w:val="22"/>
-          <w:szCs w:val="22"/>
-        </w:rPr>
-        <w:t xml:space="preserve">Advanced Data Structures </w:t>
-      </w:r>
-      <w:r>
-        <w:rPr>
-          <w:rFonts w:ascii="Cambria" w:eastAsia="Cambria" w:hAnsi="Cambria"/>
-          <w:i/>
-          <w:sz w:val="22"/>
-          <w:szCs w:val="22"/>
-        </w:rPr>
-        <w:t>and</w:t>
-      </w:r>
-      <w:r>
-        <w:rPr>
-          <w:rFonts w:ascii="Cambria" w:eastAsia="Cambria" w:hAnsi="Cambria"/>
-          <w:i/>
-          <w:sz w:val="22"/>
-          <w:szCs w:val="22"/>
-        </w:rPr>
-        <w:t xml:space="preserve"> Algorithms, Advanced Database Systems, Data Visualization, Research Method, Bioinformatics</w:t>
-      </w:r>
-      <w:r>
-        <w:rPr>
-          <w:rFonts w:ascii="Cambria" w:eastAsia="Cambria" w:hAnsi="Cambria"/>
-          <w:i/>
-          <w:sz w:val="22"/>
-          <w:szCs w:val="22"/>
-        </w:rPr>
-        <w:t>,</w:t>
-      </w:r>
-      <w:r>
-        <w:rPr>
-          <w:rFonts w:ascii="Cambria" w:eastAsia="Cambria" w:hAnsi="Cambria"/>
-          <w:i/>
-          <w:sz w:val="22"/>
-          <w:szCs w:val="22"/>
-        </w:rPr>
-        <w:t xml:space="preserve"> Information Systems Security.</w:t>
-      </w:r>
+      </w:pPr>
     </w:p>
     <w:p>
       <w:pPr>
@@ -590,48 +603,32 @@
           <w:tab w:val="left" w:pos="360"/>
         </w:tabs>
         <w:rPr>
-          <w:rFonts w:ascii="Cambria" w:eastAsia="Arial" w:hAnsi="Cambria"/>
-          <w:i/>
-          <w:sz w:val="22"/>
-          <w:szCs w:val="22"/>
-        </w:rPr>
-      </w:pPr>
-      <w:r>
-        <w:rPr>
-          <w:rFonts w:ascii="Cambria" w:eastAsia="Arial" w:hAnsi="Cambria"/>
-          <w:b/>
-          <w:bCs/>
-          <w:i/>
-          <w:sz w:val="22"/>
-          <w:szCs w:val="22"/>
-        </w:rPr>
-        <w:t>Thesis:</w:t>
-      </w:r>
-      <w:r>
-        <w:rPr>
-          <w:rFonts w:ascii="Cambria" w:eastAsia="Arial" w:hAnsi="Cambria"/>
-          <w:i/>
-          <w:sz w:val="22"/>
-          <w:szCs w:val="22"/>
-        </w:rPr>
-        <w:t xml:space="preserve"> </w:t>
-      </w:r>
-      <w:r>
-        <w:rPr>
-          <w:rFonts w:ascii="Cambria" w:eastAsia="Arial" w:hAnsi="Cambria"/>
-          <w:i/>
-          <w:sz w:val="22"/>
-          <w:szCs w:val="22"/>
-        </w:rPr>
-        <w:t>A Hybrid Data Imputation Technique for Handling Missing Data in IoT Sensor Data Using LSTM and VAEs</w:t>
-      </w:r>
-      <w:r>
-        <w:rPr>
-          <w:rFonts w:ascii="Cambria" w:eastAsia="Arial" w:hAnsi="Cambria"/>
-          <w:sz w:val="22"/>
-          <w:szCs w:val="22"/>
-        </w:rPr>
-        <w:tab/>
+          <w:rFonts w:ascii="Cambria" w:eastAsia="Cambria" w:hAnsi="Cambria"/>
+          <w:b/>
+          <w:iCs/>
+          <w:sz w:val="22"/>
+          <w:szCs w:val="22"/>
+        </w:rPr>
+      </w:pPr>
+      <w:r>
+        <w:rPr>
+          <w:rFonts w:ascii="Cambria" w:eastAsia="Cambria" w:hAnsi="Cambria"/>
+          <w:b/>
+          <w:iCs/>
+          <w:sz w:val="22"/>
+          <w:szCs w:val="22"/>
+        </w:rPr>
+        <w:t xml:space="preserve">TENTATIVE </w:t>
+      </w:r>
+      <w:r>
+        <w:rPr>
+          <w:rFonts w:ascii="Cambria" w:eastAsia="Cambria" w:hAnsi="Cambria"/>
+          <w:b/>
+          <w:iCs/>
+          <w:sz w:val="22"/>
+          <w:szCs w:val="22"/>
+        </w:rPr>
+        <w:t>CGPA: 3.75/4.0</w:t>
       </w:r>
     </w:p>
     <w:p>
@@ -640,11 +637,85 @@
           <w:tab w:val="left" w:pos="360"/>
         </w:tabs>
         <w:rPr>
-          <w:rFonts w:ascii="Cambria" w:eastAsia="Arial" w:hAnsi="Cambria"/>
-          <w:sz w:val="22"/>
-          <w:szCs w:val="22"/>
-        </w:rPr>
-      </w:pPr>
+          <w:rFonts w:ascii="Cambria" w:eastAsia="Cambria" w:hAnsi="Cambria"/>
+          <w:i/>
+          <w:sz w:val="22"/>
+          <w:szCs w:val="22"/>
+        </w:rPr>
+      </w:pPr>
+      <w:r>
+        <w:rPr>
+          <w:rFonts w:ascii="Cambria" w:eastAsia="Cambria" w:hAnsi="Cambria"/>
+          <w:b/>
+          <w:iCs/>
+          <w:sz w:val="22"/>
+          <w:szCs w:val="22"/>
+        </w:rPr>
+        <w:t>Relevant Coursework:</w:t>
+      </w:r>
+      <w:r>
+        <w:rPr>
+          <w:rFonts w:ascii="Cambria" w:eastAsia="Cambria" w:hAnsi="Cambria"/>
+          <w:i/>
+          <w:sz w:val="22"/>
+          <w:szCs w:val="22"/>
+        </w:rPr>
+        <w:t xml:space="preserve"> </w:t>
+      </w:r>
+      <w:r>
+        <w:rPr>
+          <w:rFonts w:ascii="Cambria" w:eastAsia="Cambria" w:hAnsi="Cambria"/>
+          <w:i/>
+          <w:sz w:val="22"/>
+          <w:szCs w:val="22"/>
+        </w:rPr>
+        <w:t xml:space="preserve">Advanced Software Engineering, Distributed Systems, </w:t>
+      </w:r>
+      <w:r>
+        <w:rPr>
+          <w:rFonts w:ascii="Cambria" w:eastAsia="Cambria" w:hAnsi="Cambria"/>
+          <w:i/>
+          <w:sz w:val="22"/>
+          <w:szCs w:val="22"/>
+        </w:rPr>
+        <w:t xml:space="preserve">Advanced Data Structures </w:t>
+      </w:r>
+      <w:r>
+        <w:rPr>
+          <w:rFonts w:ascii="Cambria" w:eastAsia="Cambria" w:hAnsi="Cambria"/>
+          <w:i/>
+          <w:sz w:val="22"/>
+          <w:szCs w:val="22"/>
+        </w:rPr>
+        <w:t>and</w:t>
+      </w:r>
+      <w:r>
+        <w:rPr>
+          <w:rFonts w:ascii="Cambria" w:eastAsia="Cambria" w:hAnsi="Cambria"/>
+          <w:i/>
+          <w:sz w:val="22"/>
+          <w:szCs w:val="22"/>
+        </w:rPr>
+        <w:t xml:space="preserve"> Algorithms, Advanced Database Systems, Data Visualization, </w:t>
+      </w:r>
+      <w:r>
+        <w:rPr>
+          <w:rFonts w:ascii="Cambria" w:eastAsia="Cambria" w:hAnsi="Cambria"/>
+          <w:i/>
+          <w:sz w:val="22"/>
+          <w:szCs w:val="22"/>
+        </w:rPr>
+        <w:t xml:space="preserve">and </w:t>
+      </w:r>
+      <w:r>
+        <w:rPr>
+          <w:rFonts w:ascii="Cambria" w:eastAsia="Cambria" w:hAnsi="Cambria"/>
+          <w:i/>
+          <w:sz w:val="22"/>
+          <w:szCs w:val="22"/>
+        </w:rPr>
+        <w:t>Research Method.</w:t>
+      </w:r>
     </w:p>
     <w:p>
       <w:pPr>
@@ -653,228 +724,11 @@
         </w:tabs>
         <w:rPr>
           <w:rFonts w:ascii="Cambria" w:eastAsia="Arial" w:hAnsi="Cambria"/>
-          <w:sz w:val="22"/>
-          <w:szCs w:val="22"/>
-        </w:rPr>
-      </w:pPr>
-      <w:r>
-        <w:rPr>
-          <w:rFonts w:ascii="Cambria" w:eastAsia="Arial" w:hAnsi="Cambria"/>
-          <w:b/>
-          <w:sz w:val="22"/>
-          <w:szCs w:val="22"/>
-        </w:rPr>
-        <w:t>University of Ghana, Legon</w:t>
-      </w:r>
-      <w:r>
-        <w:rPr>
-          <w:rFonts w:ascii="Cambria" w:eastAsia="Arial" w:hAnsi="Cambria"/>
-          <w:sz w:val="22"/>
-          <w:szCs w:val="22"/>
-        </w:rPr>
-        <w:tab/>
-      </w:r>
-      <w:r>
-        <w:rPr>
-          <w:rFonts w:ascii="Cambria" w:eastAsia="Arial" w:hAnsi="Cambria"/>
-          <w:sz w:val="22"/>
-          <w:szCs w:val="22"/>
-        </w:rPr>
-        <w:tab/>
-      </w:r>
-      <w:r>
-        <w:rPr>
-          <w:rFonts w:ascii="Cambria" w:eastAsia="Arial" w:hAnsi="Cambria"/>
-          <w:sz w:val="22"/>
-          <w:szCs w:val="22"/>
-        </w:rPr>
-        <w:tab/>
-      </w:r>
-      <w:r>
-        <w:rPr>
-          <w:rFonts w:ascii="Cambria" w:eastAsia="Arial" w:hAnsi="Cambria"/>
-          <w:sz w:val="22"/>
-          <w:szCs w:val="22"/>
-        </w:rPr>
-        <w:tab/>
-      </w:r>
-      <w:r>
-        <w:rPr>
-          <w:rFonts w:ascii="Cambria" w:eastAsia="Arial" w:hAnsi="Cambria"/>
-          <w:sz w:val="22"/>
-          <w:szCs w:val="22"/>
-        </w:rPr>
-        <w:tab/>
-      </w:r>
-      <w:r>
-        <w:rPr>
-          <w:rFonts w:ascii="Cambria" w:eastAsia="Arial" w:hAnsi="Cambria"/>
-          <w:sz w:val="22"/>
-          <w:szCs w:val="22"/>
-        </w:rPr>
-        <w:tab/>
-      </w:r>
-      <w:r>
-        <w:rPr>
-          <w:rFonts w:ascii="Cambria" w:eastAsia="Arial" w:hAnsi="Cambria"/>
-          <w:sz w:val="22"/>
-          <w:szCs w:val="22"/>
-        </w:rPr>
-        <w:tab/>
-      </w:r>
-      <w:r>
-        <w:rPr>
-          <w:rFonts w:ascii="Cambria" w:eastAsia="Arial" w:hAnsi="Cambria"/>
-          <w:sz w:val="22"/>
-          <w:szCs w:val="22"/>
-        </w:rPr>
-        <w:tab/>
-        <w:t xml:space="preserve">  </w:t>
-      </w:r>
-      <w:r>
-        <w:rPr>
-          <w:rFonts w:ascii="Cambria" w:eastAsia="Arial" w:hAnsi="Cambria"/>
-          <w:sz w:val="22"/>
-          <w:szCs w:val="22"/>
-        </w:rPr>
-        <w:tab/>
-      </w:r>
-      <w:r>
-        <w:rPr>
-          <w:rFonts w:ascii="Cambria" w:eastAsia="Arial" w:hAnsi="Cambria"/>
-          <w:sz w:val="22"/>
-          <w:szCs w:val="22"/>
-        </w:rPr>
-        <w:tab/>
-      </w:r>
-      <w:r>
-        <w:rPr>
-          <w:rFonts w:ascii="Cambria" w:eastAsia="Arial" w:hAnsi="Cambria"/>
-          <w:sz w:val="22"/>
-          <w:szCs w:val="22"/>
-        </w:rPr>
-        <w:t xml:space="preserve"> </w:t>
-      </w:r>
-      <w:r>
-        <w:rPr>
-          <w:rFonts w:ascii="Cambria" w:eastAsia="Arial" w:hAnsi="Cambria"/>
-          <w:sz w:val="22"/>
-          <w:szCs w:val="22"/>
-        </w:rPr>
-        <w:t xml:space="preserve">  </w:t>
-      </w:r>
-      <w:r>
-        <w:rPr>
-          <w:rFonts w:ascii="Cambria" w:eastAsia="Arial" w:hAnsi="Cambria"/>
-          <w:sz w:val="22"/>
-          <w:szCs w:val="22"/>
-        </w:rPr>
-        <w:t xml:space="preserve"> Accra, Ghana                                            Bachelor of Science in </w:t>
-      </w:r>
-      <w:r>
-        <w:rPr>
-          <w:rFonts w:ascii="Cambria" w:eastAsia="Arial" w:hAnsi="Cambria"/>
-          <w:sz w:val="22"/>
-          <w:szCs w:val="22"/>
-        </w:rPr>
-        <w:t>Computer Science</w:t>
-      </w:r>
-      <w:r>
-        <w:rPr>
-          <w:rFonts w:ascii="Cambria" w:eastAsia="Arial" w:hAnsi="Cambria"/>
-          <w:b/>
-          <w:i/>
-          <w:sz w:val="22"/>
-          <w:szCs w:val="22"/>
-        </w:rPr>
-        <w:tab/>
-      </w:r>
-      <w:r>
-        <w:rPr>
-          <w:rFonts w:ascii="Cambria" w:eastAsia="Arial" w:hAnsi="Cambria"/>
-          <w:b/>
-          <w:i/>
-          <w:sz w:val="22"/>
-          <w:szCs w:val="22"/>
-        </w:rPr>
-        <w:tab/>
-      </w:r>
-      <w:r>
-        <w:rPr>
-          <w:rFonts w:ascii="Cambria" w:eastAsia="Arial" w:hAnsi="Cambria"/>
-          <w:b/>
-          <w:i/>
-          <w:sz w:val="22"/>
-          <w:szCs w:val="22"/>
-        </w:rPr>
-        <w:tab/>
-        <w:t xml:space="preserve">            </w:t>
-      </w:r>
-      <w:r>
-        <w:rPr>
-          <w:rFonts w:ascii="Cambria" w:eastAsia="Arial" w:hAnsi="Cambria"/>
-          <w:b/>
-          <w:i/>
-          <w:sz w:val="22"/>
-          <w:szCs w:val="22"/>
-        </w:rPr>
-        <w:t xml:space="preserve">      </w:t>
-      </w:r>
-      <w:r>
-        <w:rPr>
-          <w:rFonts w:ascii="Cambria" w:eastAsia="Arial" w:hAnsi="Cambria"/>
-          <w:b/>
-          <w:i/>
-          <w:sz w:val="22"/>
-          <w:szCs w:val="22"/>
-        </w:rPr>
-        <w:t xml:space="preserve">  </w:t>
-      </w:r>
-      <w:r>
-        <w:rPr>
-          <w:rFonts w:ascii="Cambria" w:eastAsia="Arial" w:hAnsi="Cambria"/>
-          <w:b/>
-          <w:i/>
-          <w:sz w:val="22"/>
-          <w:szCs w:val="22"/>
-        </w:rPr>
-        <w:tab/>
-        <w:t xml:space="preserve">     </w:t>
-      </w:r>
-      <w:r>
-        <w:rPr>
-          <w:rFonts w:ascii="Cambria" w:eastAsia="Arial" w:hAnsi="Cambria"/>
-          <w:b/>
-          <w:i/>
-          <w:sz w:val="22"/>
-          <w:szCs w:val="22"/>
-        </w:rPr>
-        <w:t xml:space="preserve"> </w:t>
-      </w:r>
-      <w:r>
-        <w:rPr>
-          <w:rFonts w:ascii="Cambria" w:eastAsia="Arial" w:hAnsi="Cambria"/>
-          <w:sz w:val="22"/>
-          <w:szCs w:val="22"/>
-        </w:rPr>
-        <w:t xml:space="preserve">September 2019 </w:t>
-      </w:r>
-      <w:r>
-        <w:rPr>
-          <w:rFonts w:ascii="Cambria" w:eastAsia="Arial" w:hAnsi="Cambria"/>
-          <w:sz w:val="22"/>
-          <w:szCs w:val="22"/>
-        </w:rPr>
-        <w:t>-</w:t>
-      </w:r>
-      <w:r>
-        <w:rPr>
-          <w:rFonts w:ascii="Cambria" w:eastAsia="Arial" w:hAnsi="Cambria"/>
-          <w:sz w:val="22"/>
-          <w:szCs w:val="22"/>
-        </w:rPr>
-        <w:t xml:space="preserve"> September 2023</w:t>
-      </w:r>
+          <w:b/>
+          <w:sz w:val="22"/>
+          <w:szCs w:val="22"/>
+        </w:rPr>
+      </w:pPr>
     </w:p>
     <w:p>
       <w:pPr>
@@ -883,51 +737,65 @@
         </w:tabs>
         <w:rPr>
           <w:rFonts w:ascii="Cambria" w:eastAsia="Arial" w:hAnsi="Cambria"/>
-          <w:b/>
-          <w:bCs/>
-          <w:sz w:val="22"/>
-          <w:szCs w:val="22"/>
-        </w:rPr>
-      </w:pPr>
-      <w:r>
-        <w:rPr>
-          <w:rFonts w:ascii="Cambria" w:eastAsia="Arial" w:hAnsi="Cambria"/>
-          <w:b/>
-          <w:bCs/>
-          <w:sz w:val="22"/>
-          <w:szCs w:val="22"/>
-        </w:rPr>
-        <w:t>C</w:t>
-      </w:r>
-      <w:r>
-        <w:rPr>
-          <w:rFonts w:ascii="Cambria" w:eastAsia="Arial" w:hAnsi="Cambria"/>
-          <w:b/>
-          <w:bCs/>
-          <w:sz w:val="22"/>
-          <w:szCs w:val="22"/>
-        </w:rPr>
-        <w:t>GPA: 3.4</w:t>
-      </w:r>
-      <w:r>
-        <w:rPr>
-          <w:rFonts w:ascii="Cambria" w:eastAsia="Arial" w:hAnsi="Cambria"/>
-          <w:b/>
-          <w:bCs/>
-          <w:sz w:val="22"/>
-          <w:szCs w:val="22"/>
-        </w:rPr>
-        <w:t>5</w:t>
-      </w:r>
-      <w:r>
-        <w:rPr>
-          <w:rFonts w:ascii="Cambria" w:eastAsia="Arial" w:hAnsi="Cambria"/>
-          <w:b/>
-          <w:bCs/>
-          <w:sz w:val="22"/>
-          <w:szCs w:val="22"/>
-        </w:rPr>
-        <w:t>/4.0</w:t>
+          <w:i/>
+          <w:sz w:val="22"/>
+          <w:szCs w:val="22"/>
+        </w:rPr>
+      </w:pPr>
+      <w:r>
+        <w:rPr>
+          <w:rFonts w:ascii="Cambria" w:eastAsia="Arial" w:hAnsi="Cambria"/>
+          <w:b/>
+          <w:bCs/>
+          <w:i/>
+          <w:sz w:val="22"/>
+          <w:szCs w:val="22"/>
+        </w:rPr>
+        <w:t>Thesis:</w:t>
+      </w:r>
+      <w:r>
+        <w:rPr>
+          <w:rFonts w:ascii="Cambria" w:eastAsia="Arial" w:hAnsi="Cambria"/>
+          <w:i/>
+          <w:sz w:val="22"/>
+          <w:szCs w:val="22"/>
+        </w:rPr>
+        <w:t xml:space="preserve"> </w:t>
+      </w:r>
+      <w:r>
+        <w:rPr>
+          <w:rFonts w:ascii="Cambria" w:eastAsia="Arial" w:hAnsi="Cambria"/>
+          <w:i/>
+          <w:sz w:val="22"/>
+          <w:szCs w:val="22"/>
+        </w:rPr>
+        <w:t xml:space="preserve">A Hybrid </w:t>
+      </w:r>
+      <w:r>
+        <w:rPr>
+          <w:rFonts w:ascii="Cambria" w:eastAsia="Arial" w:hAnsi="Cambria"/>
+          <w:i/>
+          <w:sz w:val="22"/>
+          <w:szCs w:val="22"/>
+        </w:rPr>
+        <w:t xml:space="preserve">Missing </w:t>
+      </w:r>
+      <w:r>
+        <w:rPr>
+          <w:rFonts w:ascii="Cambria" w:eastAsia="Arial" w:hAnsi="Cambria"/>
+          <w:i/>
+          <w:sz w:val="22"/>
+          <w:szCs w:val="22"/>
+        </w:rPr>
+        <w:t>Data Imputation Technique for Handling Missing Data in IoT Sensor Data Using LSTM and VAEs</w:t>
+      </w:r>
+      <w:r>
+        <w:rPr>
+          <w:rFonts w:ascii="Cambria" w:eastAsia="Arial" w:hAnsi="Cambria"/>
+          <w:sz w:val="22"/>
+          <w:szCs w:val="22"/>
+        </w:rPr>
+        <w:tab/>
       </w:r>
     </w:p>
     <w:p>
@@ -937,99 +805,10 @@
         </w:tabs>
         <w:rPr>
           <w:rFonts w:ascii="Cambria" w:eastAsia="Arial" w:hAnsi="Cambria"/>
-          <w:b/>
-          <w:sz w:val="22"/>
-          <w:szCs w:val="22"/>
-        </w:rPr>
-      </w:pPr>
-      <w:r>
-        <w:rPr>
-          <w:rFonts w:ascii="Cambria" w:eastAsia="Arial" w:hAnsi="Cambria"/>
-          <w:b/>
-          <w:bCs/>
-          <w:sz w:val="22"/>
-          <w:szCs w:val="22"/>
-        </w:rPr>
-        <w:t>Relevant Coursework:</w:t>
-      </w:r>
-      <w:r>
-        <w:rPr>
-          <w:rFonts w:ascii="Cambria" w:eastAsia="Arial" w:hAnsi="Cambria"/>
-          <w:sz w:val="22"/>
-          <w:szCs w:val="22"/>
-        </w:rPr>
-        <w:t xml:space="preserve"> </w:t>
-      </w:r>
-      <w:r>
-        <w:rPr>
-          <w:rFonts w:ascii="Cambria" w:eastAsia="Arial" w:hAnsi="Cambria"/>
-          <w:i/>
-          <w:iCs/>
-          <w:sz w:val="22"/>
-          <w:szCs w:val="22"/>
-        </w:rPr>
-        <w:t xml:space="preserve">Artificial Intelligence, </w:t>
-      </w:r>
-      <w:r>
-        <w:rPr>
-          <w:rFonts w:ascii="Cambria" w:eastAsia="Arial" w:hAnsi="Cambria"/>
-          <w:i/>
-          <w:iCs/>
-          <w:sz w:val="22"/>
-          <w:szCs w:val="22"/>
-        </w:rPr>
-        <w:t>Software Engineering</w:t>
-      </w:r>
-      <w:r>
-        <w:rPr>
-          <w:rFonts w:ascii="Cambria" w:eastAsia="Arial" w:hAnsi="Cambria"/>
-          <w:i/>
-          <w:iCs/>
-          <w:sz w:val="22"/>
-          <w:szCs w:val="22"/>
-        </w:rPr>
-        <w:t xml:space="preserve">, Programming Fundamentals, Digital </w:t>
-      </w:r>
-      <w:r>
-        <w:rPr>
-          <w:rFonts w:ascii="Cambria" w:eastAsia="Arial" w:hAnsi="Cambria"/>
-          <w:i/>
-          <w:iCs/>
-          <w:sz w:val="22"/>
-          <w:szCs w:val="22"/>
-        </w:rPr>
-        <w:t>and</w:t>
-      </w:r>
-      <w:r>
-        <w:rPr>
-          <w:rFonts w:ascii="Cambria" w:eastAsia="Arial" w:hAnsi="Cambria"/>
-          <w:i/>
-          <w:iCs/>
-          <w:sz w:val="22"/>
-          <w:szCs w:val="22"/>
-        </w:rPr>
-        <w:t xml:space="preserve"> Logic Systems Design, Multimedia </w:t>
-      </w:r>
-      <w:r>
-        <w:rPr>
-          <w:rFonts w:ascii="Cambria" w:eastAsia="Arial" w:hAnsi="Cambria"/>
-          <w:i/>
-          <w:iCs/>
-          <w:sz w:val="22"/>
-          <w:szCs w:val="22"/>
-        </w:rPr>
-        <w:t>and</w:t>
-      </w:r>
-      <w:r>
-        <w:rPr>
-          <w:rFonts w:ascii="Cambria" w:eastAsia="Arial" w:hAnsi="Cambria"/>
-          <w:i/>
-          <w:iCs/>
-          <w:sz w:val="22"/>
-          <w:szCs w:val="22"/>
-        </w:rPr>
-        <w:t xml:space="preserve"> Web Design, Computer Organization &amp; Architecture, Mobile Application Development, Systems Administration, Operating Systems, Human Computer Interaction</w:t>
-      </w:r>
+          <w:sz w:val="22"/>
+          <w:szCs w:val="22"/>
+        </w:rPr>
+      </w:pPr>
     </w:p>
     <w:p>
       <w:pPr>
@@ -1046,6 +825,442 @@
         <w:rPr>
           <w:rFonts w:ascii="Cambria" w:eastAsia="Arial" w:hAnsi="Cambria"/>
           <w:b/>
+          <w:sz w:val="22"/>
+          <w:szCs w:val="22"/>
+        </w:rPr>
+        <w:t>University of Ghana, Legon</w:t>
+      </w:r>
+      <w:r>
+        <w:rPr>
+          <w:rFonts w:ascii="Cambria" w:eastAsia="Arial" w:hAnsi="Cambria"/>
+          <w:sz w:val="22"/>
+          <w:szCs w:val="22"/>
+        </w:rPr>
+        <w:tab/>
+      </w:r>
+      <w:r>
+        <w:rPr>
+          <w:rFonts w:ascii="Cambria" w:eastAsia="Arial" w:hAnsi="Cambria"/>
+          <w:sz w:val="22"/>
+          <w:szCs w:val="22"/>
+        </w:rPr>
+        <w:tab/>
+      </w:r>
+      <w:r>
+        <w:rPr>
+          <w:rFonts w:ascii="Cambria" w:eastAsia="Arial" w:hAnsi="Cambria"/>
+          <w:sz w:val="22"/>
+          <w:szCs w:val="22"/>
+        </w:rPr>
+        <w:tab/>
+      </w:r>
+      <w:r>
+        <w:rPr>
+          <w:rFonts w:ascii="Cambria" w:eastAsia="Arial" w:hAnsi="Cambria"/>
+          <w:sz w:val="22"/>
+          <w:szCs w:val="22"/>
+        </w:rPr>
+        <w:tab/>
+      </w:r>
+      <w:r>
+        <w:rPr>
+          <w:rFonts w:ascii="Cambria" w:eastAsia="Arial" w:hAnsi="Cambria"/>
+          <w:sz w:val="22"/>
+          <w:szCs w:val="22"/>
+        </w:rPr>
+        <w:tab/>
+      </w:r>
+      <w:r>
+        <w:rPr>
+          <w:rFonts w:ascii="Cambria" w:eastAsia="Arial" w:hAnsi="Cambria"/>
+          <w:sz w:val="22"/>
+          <w:szCs w:val="22"/>
+        </w:rPr>
+        <w:tab/>
+      </w:r>
+      <w:r>
+        <w:rPr>
+          <w:rFonts w:ascii="Cambria" w:eastAsia="Arial" w:hAnsi="Cambria"/>
+          <w:sz w:val="22"/>
+          <w:szCs w:val="22"/>
+        </w:rPr>
+        <w:tab/>
+      </w:r>
+      <w:proofErr w:type="gramStart"/>
+      <w:r>
+        <w:rPr>
+          <w:rFonts w:ascii="Cambria" w:eastAsia="Arial" w:hAnsi="Cambria"/>
+          <w:sz w:val="22"/>
+          <w:szCs w:val="22"/>
+        </w:rPr>
+        <w:tab/>
+        <w:t xml:space="preserve">  </w:t>
+      </w:r>
+      <w:r>
+        <w:rPr>
+          <w:rFonts w:ascii="Cambria" w:eastAsia="Arial" w:hAnsi="Cambria"/>
+          <w:sz w:val="22"/>
+          <w:szCs w:val="22"/>
+        </w:rPr>
+        <w:tab/>
+      </w:r>
+      <w:proofErr w:type="gramEnd"/>
+      <w:r>
+        <w:rPr>
+          <w:rFonts w:ascii="Cambria" w:eastAsia="Arial" w:hAnsi="Cambria"/>
+          <w:sz w:val="22"/>
+          <w:szCs w:val="22"/>
+        </w:rPr>
+        <w:tab/>
+      </w:r>
+      <w:r>
+        <w:rPr>
+          <w:rFonts w:ascii="Cambria" w:eastAsia="Arial" w:hAnsi="Cambria"/>
+          <w:sz w:val="22"/>
+          <w:szCs w:val="22"/>
+        </w:rPr>
+        <w:t xml:space="preserve"> </w:t>
+      </w:r>
+      <w:r>
+        <w:rPr>
+          <w:rFonts w:ascii="Cambria" w:eastAsia="Arial" w:hAnsi="Cambria"/>
+          <w:sz w:val="22"/>
+          <w:szCs w:val="22"/>
+        </w:rPr>
+        <w:t xml:space="preserve">  </w:t>
+      </w:r>
+      <w:r>
+        <w:rPr>
+          <w:rFonts w:ascii="Cambria" w:eastAsia="Arial" w:hAnsi="Cambria"/>
+          <w:sz w:val="22"/>
+          <w:szCs w:val="22"/>
+        </w:rPr>
+        <w:t xml:space="preserve">Accra, Ghana                                            Bachelor of Science in </w:t>
+      </w:r>
+      <w:r>
+        <w:rPr>
+          <w:rFonts w:ascii="Cambria" w:eastAsia="Arial" w:hAnsi="Cambria"/>
+          <w:sz w:val="22"/>
+          <w:szCs w:val="22"/>
+        </w:rPr>
+        <w:t>Computer Science</w:t>
+      </w:r>
+      <w:r>
+        <w:rPr>
+          <w:rFonts w:ascii="Cambria" w:eastAsia="Arial" w:hAnsi="Cambria"/>
+          <w:b/>
+          <w:i/>
+          <w:sz w:val="22"/>
+          <w:szCs w:val="22"/>
+        </w:rPr>
+        <w:tab/>
+      </w:r>
+      <w:r>
+        <w:rPr>
+          <w:rFonts w:ascii="Cambria" w:eastAsia="Arial" w:hAnsi="Cambria"/>
+          <w:b/>
+          <w:i/>
+          <w:sz w:val="22"/>
+          <w:szCs w:val="22"/>
+        </w:rPr>
+        <w:tab/>
+      </w:r>
+      <w:r>
+        <w:rPr>
+          <w:rFonts w:ascii="Cambria" w:eastAsia="Arial" w:hAnsi="Cambria"/>
+          <w:b/>
+          <w:i/>
+          <w:sz w:val="22"/>
+          <w:szCs w:val="22"/>
+        </w:rPr>
+        <w:tab/>
+        <w:t xml:space="preserve">            </w:t>
+      </w:r>
+      <w:r>
+        <w:rPr>
+          <w:rFonts w:ascii="Cambria" w:eastAsia="Arial" w:hAnsi="Cambria"/>
+          <w:b/>
+          <w:i/>
+          <w:sz w:val="22"/>
+          <w:szCs w:val="22"/>
+        </w:rPr>
+        <w:t xml:space="preserve">      </w:t>
+      </w:r>
+      <w:r>
+        <w:rPr>
+          <w:rFonts w:ascii="Cambria" w:eastAsia="Arial" w:hAnsi="Cambria"/>
+          <w:b/>
+          <w:i/>
+          <w:sz w:val="22"/>
+          <w:szCs w:val="22"/>
+        </w:rPr>
+        <w:t xml:space="preserve">  </w:t>
+      </w:r>
+      <w:r>
+        <w:rPr>
+          <w:rFonts w:ascii="Cambria" w:eastAsia="Arial" w:hAnsi="Cambria"/>
+          <w:b/>
+          <w:i/>
+          <w:sz w:val="22"/>
+          <w:szCs w:val="22"/>
+        </w:rPr>
+        <w:tab/>
+        <w:t xml:space="preserve">     </w:t>
+      </w:r>
+      <w:r>
+        <w:rPr>
+          <w:rFonts w:ascii="Cambria" w:eastAsia="Arial" w:hAnsi="Cambria"/>
+          <w:b/>
+          <w:i/>
+          <w:sz w:val="22"/>
+          <w:szCs w:val="22"/>
+        </w:rPr>
+        <w:t xml:space="preserve"> </w:t>
+      </w:r>
+      <w:r>
+        <w:rPr>
+          <w:rFonts w:ascii="Cambria" w:eastAsia="Arial" w:hAnsi="Cambria"/>
+          <w:sz w:val="22"/>
+          <w:szCs w:val="22"/>
+        </w:rPr>
+        <w:t xml:space="preserve">September 2019 </w:t>
+      </w:r>
+      <w:r>
+        <w:rPr>
+          <w:rFonts w:ascii="Cambria" w:eastAsia="Arial" w:hAnsi="Cambria"/>
+          <w:sz w:val="22"/>
+          <w:szCs w:val="22"/>
+        </w:rPr>
+        <w:t>-</w:t>
+      </w:r>
+      <w:r>
+        <w:rPr>
+          <w:rFonts w:ascii="Cambria" w:eastAsia="Arial" w:hAnsi="Cambria"/>
+          <w:sz w:val="22"/>
+          <w:szCs w:val="22"/>
+        </w:rPr>
+        <w:t xml:space="preserve"> September 2023</w:t>
+      </w:r>
+    </w:p>
+    <w:p>
+      <w:pPr>
+        <w:tabs>
+          <w:tab w:val="left" w:pos="360"/>
+        </w:tabs>
+        <w:rPr>
+          <w:rFonts w:ascii="Cambria" w:eastAsia="Arial" w:hAnsi="Cambria"/>
+          <w:b/>
+          <w:bCs/>
+          <w:sz w:val="22"/>
+          <w:szCs w:val="22"/>
+        </w:rPr>
+      </w:pPr>
+    </w:p>
+    <w:p>
+      <w:pPr>
+        <w:tabs>
+          <w:tab w:val="left" w:pos="360"/>
+        </w:tabs>
+        <w:rPr>
+          <w:rFonts w:ascii="Cambria" w:eastAsia="Arial" w:hAnsi="Cambria"/>
+          <w:b/>
+          <w:bCs/>
+          <w:sz w:val="22"/>
+          <w:szCs w:val="22"/>
+        </w:rPr>
+      </w:pPr>
+      <w:r>
+        <w:rPr>
+          <w:rFonts w:ascii="Cambria" w:eastAsia="Arial" w:hAnsi="Cambria"/>
+          <w:b/>
+          <w:bCs/>
+          <w:sz w:val="22"/>
+          <w:szCs w:val="22"/>
+        </w:rPr>
+        <w:t>C</w:t>
+      </w:r>
+      <w:r>
+        <w:rPr>
+          <w:rFonts w:ascii="Cambria" w:eastAsia="Arial" w:hAnsi="Cambria"/>
+          <w:b/>
+          <w:bCs/>
+          <w:sz w:val="22"/>
+          <w:szCs w:val="22"/>
+        </w:rPr>
+        <w:t>GPA: 3.4</w:t>
+      </w:r>
+      <w:r>
+        <w:rPr>
+          <w:rFonts w:ascii="Cambria" w:eastAsia="Arial" w:hAnsi="Cambria"/>
+          <w:b/>
+          <w:bCs/>
+          <w:sz w:val="22"/>
+          <w:szCs w:val="22"/>
+        </w:rPr>
+        <w:t>5</w:t>
+      </w:r>
+      <w:r>
+        <w:rPr>
+          <w:rFonts w:ascii="Cambria" w:eastAsia="Arial" w:hAnsi="Cambria"/>
+          <w:b/>
+          <w:bCs/>
+          <w:sz w:val="22"/>
+          <w:szCs w:val="22"/>
+        </w:rPr>
+        <w:t>/4.0</w:t>
+      </w:r>
+    </w:p>
+    <w:p>
+      <w:pPr>
+        <w:tabs>
+          <w:tab w:val="left" w:pos="360"/>
+        </w:tabs>
+        <w:rPr>
+          <w:rFonts w:ascii="Cambria" w:eastAsia="Arial" w:hAnsi="Cambria"/>
+          <w:b/>
+          <w:sz w:val="22"/>
+          <w:szCs w:val="22"/>
+        </w:rPr>
+      </w:pPr>
+      <w:r>
+        <w:rPr>
+          <w:rFonts w:ascii="Cambria" w:eastAsia="Arial" w:hAnsi="Cambria"/>
+          <w:b/>
+          <w:bCs/>
+          <w:sz w:val="22"/>
+          <w:szCs w:val="22"/>
+        </w:rPr>
+        <w:t>Relevant Coursework:</w:t>
+      </w:r>
+      <w:r>
+        <w:rPr>
+          <w:rFonts w:ascii="Cambria" w:eastAsia="Arial" w:hAnsi="Cambria"/>
+          <w:sz w:val="22"/>
+          <w:szCs w:val="22"/>
+        </w:rPr>
+        <w:t xml:space="preserve"> </w:t>
+      </w:r>
+      <w:r>
+        <w:rPr>
+          <w:rFonts w:ascii="Cambria" w:eastAsia="Arial" w:hAnsi="Cambria"/>
+          <w:i/>
+          <w:iCs/>
+          <w:sz w:val="22"/>
+          <w:szCs w:val="22"/>
+        </w:rPr>
+        <w:t xml:space="preserve">Artificial Intelligence, </w:t>
+      </w:r>
+      <w:r>
+        <w:rPr>
+          <w:rFonts w:ascii="Cambria" w:eastAsia="Arial" w:hAnsi="Cambria"/>
+          <w:i/>
+          <w:iCs/>
+          <w:sz w:val="22"/>
+          <w:szCs w:val="22"/>
+        </w:rPr>
+        <w:t>Software Engineering</w:t>
+      </w:r>
+      <w:r>
+        <w:rPr>
+          <w:rFonts w:ascii="Cambria" w:eastAsia="Arial" w:hAnsi="Cambria"/>
+          <w:i/>
+          <w:iCs/>
+          <w:sz w:val="22"/>
+          <w:szCs w:val="22"/>
+        </w:rPr>
+        <w:t xml:space="preserve">, Programming Fundamentals, Multimedia </w:t>
+      </w:r>
+      <w:r>
+        <w:rPr>
+          <w:rFonts w:ascii="Cambria" w:eastAsia="Arial" w:hAnsi="Cambria"/>
+          <w:i/>
+          <w:iCs/>
+          <w:sz w:val="22"/>
+          <w:szCs w:val="22"/>
+        </w:rPr>
+        <w:t>and</w:t>
+      </w:r>
+      <w:r>
+        <w:rPr>
+          <w:rFonts w:ascii="Cambria" w:eastAsia="Arial" w:hAnsi="Cambria"/>
+          <w:i/>
+          <w:iCs/>
+          <w:sz w:val="22"/>
+          <w:szCs w:val="22"/>
+        </w:rPr>
+        <w:t xml:space="preserve"> Web Design, Mobile Application Development, </w:t>
+      </w:r>
+      <w:r>
+        <w:rPr>
+          <w:rFonts w:ascii="Cambria" w:eastAsia="Arial" w:hAnsi="Cambria"/>
+          <w:i/>
+          <w:iCs/>
+          <w:sz w:val="22"/>
+          <w:szCs w:val="22"/>
+        </w:rPr>
+        <w:t>Data Structures and Algorithms</w:t>
+      </w:r>
+      <w:r>
+        <w:rPr>
+          <w:rFonts w:ascii="Cambria" w:eastAsia="Arial" w:hAnsi="Cambria"/>
+          <w:i/>
+          <w:iCs/>
+          <w:sz w:val="22"/>
+          <w:szCs w:val="22"/>
+        </w:rPr>
+        <w:t xml:space="preserve">, </w:t>
+      </w:r>
+      <w:r>
+        <w:rPr>
+          <w:rFonts w:ascii="Cambria" w:eastAsia="Arial" w:hAnsi="Cambria"/>
+          <w:i/>
+          <w:iCs/>
+          <w:sz w:val="22"/>
+          <w:szCs w:val="22"/>
+        </w:rPr>
+        <w:t>Databases</w:t>
+      </w:r>
+      <w:r>
+        <w:rPr>
+          <w:rFonts w:ascii="Cambria" w:eastAsia="Arial" w:hAnsi="Cambria"/>
+          <w:i/>
+          <w:iCs/>
+          <w:sz w:val="22"/>
+          <w:szCs w:val="22"/>
+        </w:rPr>
+        <w:t>, Cloud Computing.</w:t>
+      </w:r>
+    </w:p>
+    <w:p>
+      <w:pPr>
+        <w:tabs>
+          <w:tab w:val="left" w:pos="360"/>
+        </w:tabs>
+        <w:rPr>
+          <w:rFonts w:ascii="Cambria" w:eastAsia="Arial" w:hAnsi="Cambria"/>
+          <w:b/>
+          <w:bCs/>
+          <w:i/>
+          <w:sz w:val="22"/>
+          <w:szCs w:val="22"/>
+        </w:rPr>
+      </w:pPr>
+    </w:p>
+    <w:p>
+      <w:pPr>
+        <w:tabs>
+          <w:tab w:val="left" w:pos="360"/>
+        </w:tabs>
+        <w:rPr>
+          <w:rFonts w:ascii="Cambria" w:eastAsia="Arial" w:hAnsi="Cambria"/>
+          <w:sz w:val="22"/>
+          <w:szCs w:val="22"/>
+        </w:rPr>
+      </w:pPr>
+      <w:r>
+        <w:rPr>
+          <w:rFonts w:ascii="Cambria" w:eastAsia="Arial" w:hAnsi="Cambria"/>
+          <w:b/>
           <w:bCs/>
           <w:i/>
           <w:sz w:val="22"/>
@@ -1064,6 +1279,7 @@
         </w:rPr>
         <w:t xml:space="preserve"> </w:t>
       </w:r>
+      <w:proofErr w:type="spellStart"/>
       <w:r>
         <w:rPr>
           <w:rFonts w:ascii="Cambria" w:eastAsia="Arial" w:hAnsi="Cambria"/>
@@ -1073,6 +1289,7 @@
         </w:rPr>
         <w:t>SmartFlow</w:t>
       </w:r>
+      <w:proofErr w:type="spellEnd"/>
       <w:r>
         <w:rPr>
           <w:rFonts w:ascii="Cambria" w:eastAsia="Arial" w:hAnsi="Cambria"/>
@@ -1314,48 +1531,12 @@
         <w:ind w:left="360" w:hanging="360"/>
         <w:rPr>
           <w:rFonts w:ascii="Cambria" w:eastAsia="Arial" w:hAnsi="Cambria"/>
-          <w:bCs/>
-          <w:sz w:val="22"/>
-          <w:szCs w:val="22"/>
-        </w:rPr>
-      </w:pPr>
-      <w:r>
-        <w:rPr>
-          <w:rFonts w:ascii="Cambria" w:eastAsia="Arial" w:hAnsi="Cambria"/>
-          <w:b/>
-          <w:bCs/>
-          <w:sz w:val="22"/>
-          <w:szCs w:val="22"/>
-        </w:rPr>
-        <w:t xml:space="preserve">Book Title: </w:t>
-      </w:r>
-      <w:r>
-        <w:rPr>
-          <w:rFonts w:ascii="Cambria" w:eastAsia="Arial" w:hAnsi="Cambria"/>
-          <w:i/>
-          <w:iCs/>
-          <w:sz w:val="22"/>
-          <w:szCs w:val="22"/>
-        </w:rPr>
-        <w:t>Edge Computing – Latest Advancements, Challenges, and Applications</w:t>
-      </w:r>
-      <w:r>
-        <w:rPr>
-          <w:rFonts w:ascii="Cambria" w:eastAsia="Arial" w:hAnsi="Cambria"/>
-          <w:sz w:val="22"/>
-          <w:szCs w:val="22"/>
-        </w:rPr>
-        <w:t xml:space="preserve"> (IntechOpen)</w:t>
-      </w:r>
-      <w:r>
-        <w:rPr>
-          <w:rFonts w:ascii="Cambria" w:eastAsia="Arial" w:hAnsi="Cambria"/>
-          <w:sz w:val="22"/>
-          <w:szCs w:val="22"/>
-        </w:rPr>
-        <w:tab/>
-        <w:t xml:space="preserve">          </w:t>
-      </w:r>
+          <w:b/>
+          <w:bCs/>
+          <w:sz w:val="22"/>
+          <w:szCs w:val="22"/>
+        </w:rPr>
+      </w:pPr>
     </w:p>
     <w:p>
       <w:pPr>
@@ -1365,39 +1546,65 @@
         <w:ind w:left="360" w:hanging="360"/>
         <w:rPr>
           <w:rFonts w:ascii="Cambria" w:eastAsia="Arial" w:hAnsi="Cambria"/>
+          <w:bCs/>
+          <w:sz w:val="22"/>
+          <w:szCs w:val="22"/>
+        </w:rPr>
+      </w:pPr>
+      <w:r>
+        <w:rPr>
+          <w:rFonts w:ascii="Cambria" w:eastAsia="Arial" w:hAnsi="Cambria"/>
+          <w:b/>
+          <w:bCs/>
+          <w:sz w:val="22"/>
+          <w:szCs w:val="22"/>
+        </w:rPr>
+        <w:t xml:space="preserve">Book Title: </w:t>
+      </w:r>
+      <w:r>
+        <w:rPr>
+          <w:rFonts w:ascii="Cambria" w:eastAsia="Arial" w:hAnsi="Cambria"/>
           <w:i/>
           <w:iCs/>
           <w:sz w:val="22"/>
           <w:szCs w:val="22"/>
         </w:rPr>
-      </w:pPr>
-      <w:r>
-        <w:rPr>
-          <w:rFonts w:ascii="Cambria" w:eastAsia="Arial" w:hAnsi="Cambria"/>
-          <w:b/>
-          <w:bCs/>
-          <w:sz w:val="22"/>
-          <w:szCs w:val="22"/>
-        </w:rPr>
-        <w:t>Chapter:</w:t>
-      </w:r>
-      <w:r>
-        <w:rPr>
-          <w:rFonts w:ascii="Cambria" w:eastAsia="Arial" w:hAnsi="Cambria"/>
-          <w:sz w:val="22"/>
-          <w:szCs w:val="22"/>
-        </w:rPr>
-        <w:t xml:space="preserve"> </w:t>
-      </w:r>
-      <w:r>
-        <w:rPr>
-          <w:rFonts w:ascii="Cambria" w:eastAsia="Arial" w:hAnsi="Cambria"/>
-          <w:i/>
-          <w:iCs/>
-          <w:sz w:val="22"/>
-          <w:szCs w:val="22"/>
-        </w:rPr>
-        <w:t>Enhancing Privacy and Efficiency in Distributed AI Systems</w:t>
+        <w:t>Edge Computing – Latest Advancements, Challenges, and Applications</w:t>
+      </w:r>
+      <w:r>
+        <w:rPr>
+          <w:rFonts w:ascii="Cambria" w:eastAsia="Arial" w:hAnsi="Cambria"/>
+          <w:sz w:val="22"/>
+          <w:szCs w:val="22"/>
+        </w:rPr>
+        <w:t xml:space="preserve"> (</w:t>
+      </w:r>
+      <w:proofErr w:type="spellStart"/>
+      <w:r>
+        <w:rPr>
+          <w:rFonts w:ascii="Cambria" w:eastAsia="Arial" w:hAnsi="Cambria"/>
+          <w:sz w:val="22"/>
+          <w:szCs w:val="22"/>
+        </w:rPr>
+        <w:t>IntechOpen</w:t>
+      </w:r>
+      <w:proofErr w:type="spellEnd"/>
+      <w:r>
+        <w:rPr>
+          <w:rFonts w:ascii="Cambria" w:eastAsia="Arial" w:hAnsi="Cambria"/>
+          <w:sz w:val="22"/>
+          <w:szCs w:val="22"/>
+        </w:rPr>
+        <w:t>)</w:t>
+      </w:r>
+      <w:r>
+        <w:rPr>
+          <w:rFonts w:ascii="Cambria" w:eastAsia="Arial" w:hAnsi="Cambria"/>
+          <w:sz w:val="22"/>
+          <w:szCs w:val="22"/>
+        </w:rPr>
+        <w:tab/>
+        <w:t xml:space="preserve">          </w:t>
       </w:r>
     </w:p>
     <w:p>
@@ -1408,19 +1615,21 @@
         <w:ind w:left="360" w:hanging="360"/>
         <w:rPr>
           <w:rFonts w:ascii="Cambria" w:eastAsia="Arial" w:hAnsi="Cambria"/>
-          <w:sz w:val="22"/>
-          <w:szCs w:val="22"/>
-        </w:rPr>
-      </w:pPr>
-      <w:r>
-        <w:rPr>
-          <w:rFonts w:ascii="Cambria" w:eastAsia="Arial" w:hAnsi="Cambria"/>
-          <w:b/>
-          <w:bCs/>
-          <w:sz w:val="22"/>
-          <w:szCs w:val="22"/>
-        </w:rPr>
-        <w:t>Status:</w:t>
+          <w:i/>
+          <w:iCs/>
+          <w:sz w:val="22"/>
+          <w:szCs w:val="22"/>
+        </w:rPr>
+      </w:pPr>
+      <w:r>
+        <w:rPr>
+          <w:rFonts w:ascii="Cambria" w:eastAsia="Arial" w:hAnsi="Cambria"/>
+          <w:b/>
+          <w:bCs/>
+          <w:sz w:val="22"/>
+          <w:szCs w:val="22"/>
+        </w:rPr>
+        <w:t>Chapter:</w:t>
       </w:r>
       <w:r>
         <w:rPr>
@@ -1433,74 +1642,13 @@
       <w:r>
         <w:rPr>
           <w:rFonts w:ascii="Cambria" w:eastAsia="Arial" w:hAnsi="Cambria"/>
-          <w:sz w:val="22"/>
-          <w:szCs w:val="22"/>
-        </w:rPr>
-        <w:t>Published</w:t>
-      </w:r>
-      <w:r>
-        <w:rPr>
-          <w:rFonts w:ascii="Cambria" w:eastAsia="Arial" w:hAnsi="Cambria"/>
-          <w:sz w:val="22"/>
-          <w:szCs w:val="22"/>
-        </w:rPr>
-        <w:t xml:space="preserve">, </w:t>
-      </w:r>
-      <w:r>
-        <w:rPr>
-          <w:rFonts w:ascii="Cambria" w:eastAsia="Arial" w:hAnsi="Cambria"/>
-          <w:sz w:val="22"/>
-          <w:szCs w:val="22"/>
-        </w:rPr>
-        <w:t xml:space="preserve">Online First | </w:t>
-      </w:r>
-      <w:r>
-        <w:rPr>
-          <w:rFonts w:ascii="Cambria" w:eastAsia="Arial" w:hAnsi="Cambria"/>
-          <w:sz w:val="22"/>
-          <w:szCs w:val="22"/>
-        </w:rPr>
-        <w:t>DOI: 10.5772/intechopen.1011986</w:t>
-      </w:r>
-    </w:p>
-    <w:p>
-      <w:pPr>
-        <w:pStyle w:val="ListParagraph"/>
-        <w:numPr>
-          <w:ilvl w:val="0"/>
-          <w:numId w:val="7"/>
-        </w:numPr>
-        <w:rPr>
-          <w:rFonts w:ascii="Cambria" w:eastAsia="Arial" w:hAnsi="Cambria"/>
-          <w:sz w:val="22"/>
-          <w:szCs w:val="22"/>
-        </w:rPr>
-      </w:pPr>
-      <w:r>
-        <w:rPr>
-          <w:rFonts w:ascii="Cambria" w:eastAsia="Arial" w:hAnsi="Cambria"/>
-          <w:sz w:val="22"/>
-          <w:szCs w:val="22"/>
-        </w:rPr>
-        <w:t>Contributed to the research and writing of a peer-reviewed book chapter exploring the integration of Federated Learning (FL) with edge computing</w:t>
-      </w:r>
-      <w:r>
-        <w:rPr>
-          <w:rFonts w:ascii="Cambria" w:eastAsia="Arial" w:hAnsi="Cambria"/>
-          <w:sz w:val="22"/>
-          <w:szCs w:val="22"/>
-        </w:rPr>
-        <w:t>.</w:t>
-      </w:r>
-    </w:p>
-    <w:p>
-      <w:pPr>
-        <w:rPr>
-          <w:rFonts w:ascii="Cambria" w:eastAsia="Arial" w:hAnsi="Cambria"/>
-          <w:sz w:val="22"/>
-          <w:szCs w:val="22"/>
-        </w:rPr>
-      </w:pPr>
+          <w:i/>
+          <w:iCs/>
+          <w:sz w:val="22"/>
+          <w:szCs w:val="22"/>
+        </w:rPr>
+        <w:t>Enhancing Privacy and Efficiency in Distributed AI Systems</w:t>
+      </w:r>
     </w:p>
     <w:p>
       <w:pPr>
@@ -1516,142 +1664,6 @@
           <w:szCs w:val="22"/>
         </w:rPr>
       </w:pPr>
-      <w:r>
-        <w:rPr>
-          <w:rFonts w:ascii="Cambria" w:eastAsia="Arial" w:hAnsi="Cambria"/>
-          <w:b/>
-          <w:bCs/>
-          <w:sz w:val="22"/>
-          <w:szCs w:val="22"/>
-        </w:rPr>
-        <w:t>Co-Author – Journal Manuscript</w:t>
-      </w:r>
-      <w:r>
-        <w:rPr>
-          <w:rFonts w:ascii="Cambria" w:eastAsia="Arial" w:hAnsi="Cambria"/>
-          <w:b/>
-          <w:bCs/>
-          <w:sz w:val="22"/>
-          <w:szCs w:val="22"/>
-        </w:rPr>
-        <w:tab/>
-      </w:r>
-      <w:r>
-        <w:rPr>
-          <w:rFonts w:ascii="Cambria" w:eastAsia="Arial" w:hAnsi="Cambria"/>
-          <w:b/>
-          <w:bCs/>
-          <w:sz w:val="22"/>
-          <w:szCs w:val="22"/>
-        </w:rPr>
-        <w:tab/>
-      </w:r>
-      <w:r>
-        <w:rPr>
-          <w:rFonts w:ascii="Cambria" w:eastAsia="Arial" w:hAnsi="Cambria"/>
-          <w:b/>
-          <w:bCs/>
-          <w:sz w:val="22"/>
-          <w:szCs w:val="22"/>
-        </w:rPr>
-        <w:tab/>
-      </w:r>
-      <w:r>
-        <w:rPr>
-          <w:rFonts w:ascii="Cambria" w:eastAsia="Arial" w:hAnsi="Cambria"/>
-          <w:b/>
-          <w:bCs/>
-          <w:sz w:val="22"/>
-          <w:szCs w:val="22"/>
-        </w:rPr>
-        <w:tab/>
-      </w:r>
-      <w:r>
-        <w:rPr>
-          <w:rFonts w:ascii="Cambria" w:eastAsia="Arial" w:hAnsi="Cambria"/>
-          <w:b/>
-          <w:bCs/>
-          <w:sz w:val="22"/>
-          <w:szCs w:val="22"/>
-        </w:rPr>
-        <w:tab/>
-      </w:r>
-      <w:r>
-        <w:rPr>
-          <w:rFonts w:ascii="Cambria" w:eastAsia="Arial" w:hAnsi="Cambria"/>
-          <w:b/>
-          <w:bCs/>
-          <w:sz w:val="22"/>
-          <w:szCs w:val="22"/>
-        </w:rPr>
-        <w:tab/>
-      </w:r>
-      <w:r>
-        <w:rPr>
-          <w:rFonts w:ascii="Cambria" w:eastAsia="Arial" w:hAnsi="Cambria"/>
-          <w:b/>
-          <w:bCs/>
-          <w:sz w:val="22"/>
-          <w:szCs w:val="22"/>
-        </w:rPr>
-        <w:tab/>
-        <w:t xml:space="preserve">          </w:t>
-      </w:r>
-      <w:r>
-        <w:rPr>
-          <w:rFonts w:ascii="Cambria" w:eastAsia="Arial" w:hAnsi="Cambria"/>
-          <w:b/>
-          <w:bCs/>
-          <w:sz w:val="22"/>
-          <w:szCs w:val="22"/>
-        </w:rPr>
-        <w:tab/>
-      </w:r>
-      <w:r>
-        <w:rPr>
-          <w:rFonts w:ascii="Cambria" w:eastAsia="Arial" w:hAnsi="Cambria"/>
-          <w:b/>
-          <w:bCs/>
-          <w:sz w:val="22"/>
-          <w:szCs w:val="22"/>
-        </w:rPr>
-        <w:tab/>
-        <w:t xml:space="preserve">          </w:t>
-      </w:r>
-      <w:r>
-        <w:rPr>
-          <w:rFonts w:ascii="Cambria" w:eastAsia="Arial" w:hAnsi="Cambria"/>
-          <w:sz w:val="22"/>
-          <w:szCs w:val="22"/>
-        </w:rPr>
-        <w:t>J</w:t>
-      </w:r>
-      <w:r>
-        <w:rPr>
-          <w:rFonts w:ascii="Cambria" w:eastAsia="Arial" w:hAnsi="Cambria"/>
-          <w:iCs/>
-          <w:sz w:val="22"/>
-          <w:szCs w:val="22"/>
-        </w:rPr>
-        <w:t xml:space="preserve">une </w:t>
-      </w:r>
-      <w:r>
-        <w:rPr>
-          <w:rFonts w:ascii="Cambria" w:eastAsia="Arial" w:hAnsi="Cambria"/>
-          <w:i/>
-          <w:sz w:val="22"/>
-          <w:szCs w:val="22"/>
-        </w:rPr>
-        <w:t>2</w:t>
-      </w:r>
-      <w:r>
-        <w:rPr>
-          <w:rFonts w:ascii="Cambria" w:eastAsia="Arial" w:hAnsi="Cambria"/>
-          <w:sz w:val="22"/>
-          <w:szCs w:val="22"/>
-        </w:rPr>
-        <w:t>025</w:t>
-      </w:r>
     </w:p>
     <w:p>
       <w:pPr>
@@ -1661,34 +1673,139 @@
         <w:ind w:left="360" w:hanging="360"/>
         <w:rPr>
           <w:rFonts w:ascii="Cambria" w:eastAsia="Arial" w:hAnsi="Cambria"/>
-          <w:b/>
-          <w:bCs/>
-          <w:i/>
-          <w:iCs/>
-          <w:sz w:val="22"/>
-          <w:szCs w:val="22"/>
-        </w:rPr>
-      </w:pPr>
-      <w:r>
-        <w:rPr>
-          <w:rFonts w:ascii="Cambria" w:eastAsia="Arial" w:hAnsi="Cambria"/>
-          <w:b/>
-          <w:bCs/>
-          <w:sz w:val="22"/>
-          <w:szCs w:val="22"/>
-        </w:rPr>
-        <w:t xml:space="preserve">Title: </w:t>
-      </w:r>
-      <w:r>
-        <w:rPr>
-          <w:rFonts w:ascii="Cambria" w:eastAsia="Arial" w:hAnsi="Cambria"/>
-          <w:i/>
-          <w:iCs/>
-          <w:sz w:val="22"/>
-          <w:szCs w:val="22"/>
-        </w:rPr>
-        <w:t>AP2-AODV: A Predictive and Context-Aware Probabilistic Route Discovery Mechanism for Dynamic Wireless Networks</w:t>
-      </w:r>
+          <w:sz w:val="22"/>
+          <w:szCs w:val="22"/>
+        </w:rPr>
+      </w:pPr>
+      <w:r>
+        <w:rPr>
+          <w:rFonts w:ascii="Cambria" w:eastAsia="Arial" w:hAnsi="Cambria"/>
+          <w:b/>
+          <w:bCs/>
+          <w:sz w:val="22"/>
+          <w:szCs w:val="22"/>
+        </w:rPr>
+        <w:t>Status:</w:t>
+      </w:r>
+      <w:r>
+        <w:rPr>
+          <w:rFonts w:ascii="Cambria" w:eastAsia="Arial" w:hAnsi="Cambria"/>
+          <w:sz w:val="22"/>
+          <w:szCs w:val="22"/>
+        </w:rPr>
+        <w:t xml:space="preserve"> </w:t>
+      </w:r>
+      <w:r>
+        <w:rPr>
+          <w:rFonts w:ascii="Cambria" w:eastAsia="Arial" w:hAnsi="Cambria"/>
+          <w:sz w:val="22"/>
+          <w:szCs w:val="22"/>
+        </w:rPr>
+        <w:t>Published</w:t>
+      </w:r>
+      <w:r>
+        <w:rPr>
+          <w:rFonts w:ascii="Cambria" w:eastAsia="Arial" w:hAnsi="Cambria"/>
+          <w:sz w:val="22"/>
+          <w:szCs w:val="22"/>
+        </w:rPr>
+        <w:t xml:space="preserve">, </w:t>
+      </w:r>
+      <w:r>
+        <w:rPr>
+          <w:rFonts w:ascii="Cambria" w:eastAsia="Arial" w:hAnsi="Cambria"/>
+          <w:sz w:val="22"/>
+          <w:szCs w:val="22"/>
+        </w:rPr>
+        <w:t xml:space="preserve">Online First | </w:t>
+      </w:r>
+      <w:r>
+        <w:rPr>
+          <w:rFonts w:ascii="Cambria" w:eastAsia="Arial" w:hAnsi="Cambria"/>
+          <w:sz w:val="22"/>
+          <w:szCs w:val="22"/>
+        </w:rPr>
+        <w:t>DOI: 10.5772/intechopen.1011986</w:t>
+      </w:r>
+    </w:p>
+    <w:p>
+      <w:pPr>
+        <w:pStyle w:val="ListParagraph"/>
+        <w:numPr>
+          <w:ilvl w:val="0"/>
+          <w:numId w:val="14"/>
+        </w:numPr>
+        <w:rPr>
+          <w:rFonts w:ascii="Cambria" w:eastAsia="Arial" w:hAnsi="Cambria"/>
+          <w:sz w:val="22"/>
+          <w:szCs w:val="22"/>
+        </w:rPr>
+      </w:pPr>
+      <w:r>
+        <w:rPr>
+          <w:rFonts w:ascii="Cambria" w:eastAsia="Arial" w:hAnsi="Cambria"/>
+          <w:sz w:val="22"/>
+          <w:szCs w:val="22"/>
+        </w:rPr>
+        <w:t>Contribut</w:t>
+      </w:r>
+      <w:r>
+        <w:rPr>
+          <w:rFonts w:ascii="Cambria" w:eastAsia="Arial" w:hAnsi="Cambria"/>
+          <w:sz w:val="22"/>
+          <w:szCs w:val="22"/>
+        </w:rPr>
+        <w:t>ions: T</w:t>
+      </w:r>
+      <w:r>
+        <w:rPr>
+          <w:rFonts w:ascii="Cambria" w:eastAsia="Arial" w:hAnsi="Cambria"/>
+          <w:sz w:val="22"/>
+          <w:szCs w:val="22"/>
+        </w:rPr>
+        <w:t xml:space="preserve">horough literature review </w:t>
+      </w:r>
+      <w:r>
+        <w:rPr>
+          <w:rFonts w:ascii="Cambria" w:eastAsia="Arial" w:hAnsi="Cambria"/>
+          <w:sz w:val="22"/>
+          <w:szCs w:val="22"/>
+        </w:rPr>
+        <w:t>and drawing of</w:t>
+      </w:r>
+      <w:r>
+        <w:rPr>
+          <w:rFonts w:ascii="Cambria" w:eastAsia="Arial" w:hAnsi="Cambria"/>
+          <w:sz w:val="22"/>
+          <w:szCs w:val="22"/>
+        </w:rPr>
+        <w:t xml:space="preserve"> architecture </w:t>
+      </w:r>
+      <w:r>
+        <w:rPr>
+          <w:rFonts w:ascii="Cambria" w:eastAsia="Arial" w:hAnsi="Cambria"/>
+          <w:sz w:val="22"/>
+          <w:szCs w:val="22"/>
+        </w:rPr>
+        <w:t>diagram</w:t>
+      </w:r>
+      <w:r>
+        <w:rPr>
+          <w:rFonts w:ascii="Cambria" w:eastAsia="Arial" w:hAnsi="Cambria"/>
+          <w:sz w:val="22"/>
+          <w:szCs w:val="22"/>
+        </w:rPr>
+        <w:t>s for the paper using draw.io.</w:t>
+      </w:r>
+    </w:p>
+    <w:p>
+      <w:pPr>
+        <w:rPr>
+          <w:rFonts w:ascii="Cambria" w:eastAsia="Arial" w:hAnsi="Cambria"/>
+          <w:sz w:val="22"/>
+          <w:szCs w:val="22"/>
+        </w:rPr>
+      </w:pPr>
     </w:p>
     <w:p>
       <w:pPr>
@@ -1698,47 +1815,147 @@
         <w:ind w:left="360" w:hanging="360"/>
         <w:rPr>
           <w:rFonts w:ascii="Cambria" w:eastAsia="Arial" w:hAnsi="Cambria"/>
-          <w:bCs/>
-          <w:sz w:val="22"/>
-          <w:szCs w:val="22"/>
-        </w:rPr>
-      </w:pPr>
-      <w:r>
-        <w:rPr>
-          <w:rFonts w:ascii="Cambria" w:eastAsia="Arial" w:hAnsi="Cambria"/>
-          <w:b/>
-          <w:bCs/>
-          <w:sz w:val="22"/>
-          <w:szCs w:val="22"/>
-        </w:rPr>
-        <w:t>Journal:</w:t>
-      </w:r>
-      <w:r>
-        <w:rPr>
-          <w:rFonts w:ascii="Cambria" w:eastAsia="Arial" w:hAnsi="Cambria"/>
-          <w:sz w:val="22"/>
-          <w:szCs w:val="22"/>
-        </w:rPr>
-        <w:t xml:space="preserve"> </w:t>
-      </w:r>
-      <w:r>
-        <w:rPr>
-          <w:rFonts w:ascii="Cambria" w:eastAsia="Arial" w:hAnsi="Cambria"/>
-          <w:i/>
+          <w:b/>
+          <w:bCs/>
+          <w:sz w:val="22"/>
+          <w:szCs w:val="22"/>
+        </w:rPr>
+      </w:pPr>
+      <w:r>
+        <w:rPr>
+          <w:rFonts w:ascii="Cambria" w:eastAsia="Arial" w:hAnsi="Cambria"/>
+          <w:b/>
+          <w:bCs/>
+          <w:sz w:val="22"/>
+          <w:szCs w:val="22"/>
+        </w:rPr>
+        <w:t>Co-Author – Journal Manuscript</w:t>
+      </w:r>
+      <w:r>
+        <w:rPr>
+          <w:rFonts w:ascii="Cambria" w:eastAsia="Arial" w:hAnsi="Cambria"/>
+          <w:b/>
+          <w:bCs/>
+          <w:sz w:val="22"/>
+          <w:szCs w:val="22"/>
+        </w:rPr>
+        <w:tab/>
+      </w:r>
+      <w:r>
+        <w:rPr>
+          <w:rFonts w:ascii="Cambria" w:eastAsia="Arial" w:hAnsi="Cambria"/>
+          <w:b/>
+          <w:bCs/>
+          <w:sz w:val="22"/>
+          <w:szCs w:val="22"/>
+        </w:rPr>
+        <w:tab/>
+      </w:r>
+      <w:r>
+        <w:rPr>
+          <w:rFonts w:ascii="Cambria" w:eastAsia="Arial" w:hAnsi="Cambria"/>
+          <w:b/>
+          <w:bCs/>
+          <w:sz w:val="22"/>
+          <w:szCs w:val="22"/>
+        </w:rPr>
+        <w:tab/>
+      </w:r>
+      <w:r>
+        <w:rPr>
+          <w:rFonts w:ascii="Cambria" w:eastAsia="Arial" w:hAnsi="Cambria"/>
+          <w:b/>
+          <w:bCs/>
+          <w:sz w:val="22"/>
+          <w:szCs w:val="22"/>
+        </w:rPr>
+        <w:tab/>
+      </w:r>
+      <w:r>
+        <w:rPr>
+          <w:rFonts w:ascii="Cambria" w:eastAsia="Arial" w:hAnsi="Cambria"/>
+          <w:b/>
+          <w:bCs/>
+          <w:sz w:val="22"/>
+          <w:szCs w:val="22"/>
+        </w:rPr>
+        <w:tab/>
+      </w:r>
+      <w:r>
+        <w:rPr>
+          <w:rFonts w:ascii="Cambria" w:eastAsia="Arial" w:hAnsi="Cambria"/>
+          <w:b/>
+          <w:bCs/>
+          <w:sz w:val="22"/>
+          <w:szCs w:val="22"/>
+        </w:rPr>
+        <w:tab/>
+      </w:r>
+      <w:r>
+        <w:rPr>
+          <w:rFonts w:ascii="Cambria" w:eastAsia="Arial" w:hAnsi="Cambria"/>
+          <w:b/>
+          <w:bCs/>
+          <w:sz w:val="22"/>
+          <w:szCs w:val="22"/>
+        </w:rPr>
+        <w:tab/>
+        <w:t xml:space="preserve">          </w:t>
+      </w:r>
+      <w:r>
+        <w:rPr>
+          <w:rFonts w:ascii="Cambria" w:eastAsia="Arial" w:hAnsi="Cambria"/>
+          <w:b/>
+          <w:bCs/>
+          <w:sz w:val="22"/>
+          <w:szCs w:val="22"/>
+        </w:rPr>
+        <w:tab/>
+      </w:r>
+      <w:r>
+        <w:rPr>
+          <w:rFonts w:ascii="Cambria" w:eastAsia="Arial" w:hAnsi="Cambria"/>
+          <w:b/>
+          <w:bCs/>
+          <w:sz w:val="22"/>
+          <w:szCs w:val="22"/>
+        </w:rPr>
+        <w:tab/>
+        <w:t xml:space="preserve">          </w:t>
+      </w:r>
+      <w:r>
+        <w:rPr>
+          <w:rFonts w:ascii="Cambria" w:eastAsia="Arial" w:hAnsi="Cambria"/>
+          <w:sz w:val="22"/>
+          <w:szCs w:val="22"/>
+        </w:rPr>
+        <w:t>J</w:t>
+      </w:r>
+      <w:r>
+        <w:rPr>
+          <w:rFonts w:ascii="Cambria" w:eastAsia="Arial" w:hAnsi="Cambria"/>
           <w:iCs/>
           <w:sz w:val="22"/>
           <w:szCs w:val="22"/>
         </w:rPr>
-        <w:t>Concurrency and Computation: Practice and Experience (Wiley)</w:t>
-      </w:r>
-      <w:r>
-        <w:rPr>
-          <w:rFonts w:ascii="Cambria" w:eastAsia="Arial" w:hAnsi="Cambria"/>
-          <w:sz w:val="22"/>
-          <w:szCs w:val="22"/>
-        </w:rPr>
-        <w:tab/>
-        <w:t xml:space="preserve">          </w:t>
+        <w:t xml:space="preserve">une </w:t>
+      </w:r>
+      <w:r>
+        <w:rPr>
+          <w:rFonts w:ascii="Cambria" w:eastAsia="Arial" w:hAnsi="Cambria"/>
+          <w:i/>
+          <w:sz w:val="22"/>
+          <w:szCs w:val="22"/>
+        </w:rPr>
+        <w:t>2</w:t>
+      </w:r>
+      <w:r>
+        <w:rPr>
+          <w:rFonts w:ascii="Cambria" w:eastAsia="Arial" w:hAnsi="Cambria"/>
+          <w:sz w:val="22"/>
+          <w:szCs w:val="22"/>
+        </w:rPr>
+        <w:t>025</w:t>
       </w:r>
     </w:p>
     <w:p>
@@ -1749,27 +1966,33 @@
         <w:ind w:left="360" w:hanging="360"/>
         <w:rPr>
           <w:rFonts w:ascii="Cambria" w:eastAsia="Arial" w:hAnsi="Cambria"/>
-          <w:sz w:val="22"/>
-          <w:szCs w:val="22"/>
-        </w:rPr>
-      </w:pPr>
-      <w:r>
-        <w:rPr>
-          <w:rFonts w:ascii="Cambria" w:eastAsia="Arial" w:hAnsi="Cambria"/>
-          <w:b/>
-          <w:bCs/>
-          <w:sz w:val="22"/>
-          <w:szCs w:val="22"/>
-        </w:rPr>
-        <w:t>Manuscript ID:</w:t>
-      </w:r>
-      <w:r>
-        <w:rPr>
-          <w:rFonts w:ascii="Cambria" w:eastAsia="Arial" w:hAnsi="Cambria"/>
-          <w:sz w:val="22"/>
-          <w:szCs w:val="22"/>
-        </w:rPr>
-        <w:t xml:space="preserve"> CPE-25-2585</w:t>
+          <w:b/>
+          <w:bCs/>
+          <w:i/>
+          <w:iCs/>
+          <w:sz w:val="22"/>
+          <w:szCs w:val="22"/>
+        </w:rPr>
+      </w:pPr>
+      <w:r>
+        <w:rPr>
+          <w:rFonts w:ascii="Cambria" w:eastAsia="Arial" w:hAnsi="Cambria"/>
+          <w:b/>
+          <w:bCs/>
+          <w:sz w:val="22"/>
+          <w:szCs w:val="22"/>
+        </w:rPr>
+        <w:t xml:space="preserve">Title: </w:t>
+      </w:r>
+      <w:r>
+        <w:rPr>
+          <w:rFonts w:ascii="Cambria" w:eastAsia="Arial" w:hAnsi="Cambria"/>
+          <w:i/>
+          <w:iCs/>
+          <w:sz w:val="22"/>
+          <w:szCs w:val="22"/>
+        </w:rPr>
+        <w:t>AP2-AODV: A Predictive and Context-Aware Probabilistic Route Discovery Mechanism for Dynamic Wireless Networks</w:t>
       </w:r>
     </w:p>
     <w:p>
@@ -1780,112 +2003,8 @@
         <w:ind w:left="360" w:hanging="360"/>
         <w:rPr>
           <w:rFonts w:ascii="Cambria" w:eastAsia="Arial" w:hAnsi="Cambria"/>
-          <w:sz w:val="22"/>
-          <w:szCs w:val="22"/>
-        </w:rPr>
-      </w:pPr>
-      <w:r>
-        <w:rPr>
-          <w:rFonts w:ascii="Cambria" w:eastAsia="Arial" w:hAnsi="Cambria"/>
-          <w:b/>
-          <w:bCs/>
-          <w:sz w:val="22"/>
-          <w:szCs w:val="22"/>
-        </w:rPr>
-        <w:t>Status:</w:t>
-      </w:r>
-      <w:r>
-        <w:rPr>
-          <w:rFonts w:ascii="Cambria" w:eastAsia="Arial" w:hAnsi="Cambria"/>
-          <w:sz w:val="22"/>
-          <w:szCs w:val="22"/>
-        </w:rPr>
-        <w:t xml:space="preserve"> Under Review</w:t>
-      </w:r>
-    </w:p>
-    <w:p>
-      <w:pPr>
-        <w:pStyle w:val="ListParagraph"/>
-        <w:numPr>
-          <w:ilvl w:val="0"/>
-          <w:numId w:val="7"/>
-        </w:numPr>
-        <w:rPr>
-          <w:rFonts w:ascii="Cambria" w:eastAsia="Arial" w:hAnsi="Cambria"/>
-          <w:sz w:val="22"/>
-          <w:szCs w:val="22"/>
-        </w:rPr>
-      </w:pPr>
-      <w:r>
-        <w:rPr>
-          <w:rFonts w:ascii="Cambria" w:eastAsia="Arial" w:hAnsi="Cambria"/>
-          <w:sz w:val="22"/>
-          <w:szCs w:val="22"/>
-        </w:rPr>
-        <w:t>Designed an adaptive route discovery protocol for dynamic wireless networks, integrating predictive mobility modeling with probabilistic routing to enhance stability and reduce latency</w:t>
-      </w:r>
-      <w:r>
-        <w:rPr>
-          <w:rFonts w:ascii="Cambria" w:eastAsia="Arial" w:hAnsi="Cambria"/>
-          <w:sz w:val="22"/>
-          <w:szCs w:val="22"/>
-        </w:rPr>
-        <w:t>.</w:t>
-      </w:r>
-    </w:p>
-    <w:p>
-      <w:pPr>
-        <w:pStyle w:val="ListParagraph"/>
-        <w:numPr>
-          <w:ilvl w:val="0"/>
-          <w:numId w:val="7"/>
-        </w:numPr>
-        <w:rPr>
-          <w:rFonts w:ascii="Cambria" w:eastAsia="Arial" w:hAnsi="Cambria"/>
-          <w:sz w:val="22"/>
-          <w:szCs w:val="22"/>
-        </w:rPr>
-      </w:pPr>
-      <w:r>
-        <w:rPr>
-          <w:rFonts w:ascii="Cambria" w:eastAsia="Arial" w:hAnsi="Cambria"/>
-          <w:sz w:val="22"/>
-          <w:szCs w:val="22"/>
-        </w:rPr>
-        <w:t>C</w:t>
-      </w:r>
-      <w:r>
-        <w:rPr>
-          <w:rFonts w:ascii="Cambria" w:eastAsia="Arial" w:hAnsi="Cambria"/>
-          <w:sz w:val="22"/>
-          <w:szCs w:val="22"/>
-        </w:rPr>
-        <w:t>ontributed to simulation</w:t>
-      </w:r>
-      <w:r>
-        <w:rPr>
-          <w:rFonts w:ascii="Cambria" w:eastAsia="Arial" w:hAnsi="Cambria"/>
-          <w:sz w:val="22"/>
-          <w:szCs w:val="22"/>
-        </w:rPr>
-        <w:t>, Architectural Drawing</w:t>
-      </w:r>
-      <w:r>
-        <w:rPr>
-          <w:rFonts w:ascii="Cambria" w:eastAsia="Arial" w:hAnsi="Cambria"/>
-          <w:sz w:val="22"/>
-          <w:szCs w:val="22"/>
-        </w:rPr>
-        <w:t>, performance evaluation, and results interpretation.</w:t>
-      </w:r>
-    </w:p>
-    <w:p>
-      <w:pPr>
-        <w:tabs>
-          <w:tab w:val="left" w:pos="360"/>
-        </w:tabs>
-        <w:rPr>
-          <w:rFonts w:ascii="Cambria" w:eastAsia="Arial" w:hAnsi="Cambria"/>
+          <w:b/>
+          <w:bCs/>
           <w:sz w:val="22"/>
           <w:szCs w:val="22"/>
         </w:rPr>
@@ -1899,121 +2018,47 @@
         <w:ind w:left="360" w:hanging="360"/>
         <w:rPr>
           <w:rFonts w:ascii="Cambria" w:eastAsia="Arial" w:hAnsi="Cambria"/>
-          <w:b/>
-          <w:bCs/>
-          <w:sz w:val="22"/>
-          <w:szCs w:val="22"/>
-          <w:lang w:val="en-GH"/>
-        </w:rPr>
-      </w:pPr>
-      <w:r>
-        <w:rPr>
-          <w:rFonts w:ascii="Cambria" w:eastAsia="Arial" w:hAnsi="Cambria"/>
-          <w:b/>
-          <w:bCs/>
-          <w:sz w:val="22"/>
-          <w:szCs w:val="22"/>
-          <w:lang w:val="en-GH"/>
-        </w:rPr>
-        <w:t>Main-Author – Journal Manuscript</w:t>
-      </w:r>
-      <w:r>
-        <w:rPr>
-          <w:rFonts w:ascii="Cambria" w:eastAsia="Arial" w:hAnsi="Cambria"/>
-          <w:b/>
-          <w:bCs/>
-          <w:sz w:val="22"/>
-          <w:szCs w:val="22"/>
-          <w:lang w:val="en-GH"/>
-        </w:rPr>
-        <w:tab/>
-      </w:r>
-      <w:r>
-        <w:rPr>
-          <w:rFonts w:ascii="Cambria" w:eastAsia="Arial" w:hAnsi="Cambria"/>
-          <w:b/>
-          <w:bCs/>
-          <w:sz w:val="22"/>
-          <w:szCs w:val="22"/>
-          <w:lang w:val="en-GH"/>
-        </w:rPr>
-        <w:tab/>
-      </w:r>
-      <w:r>
-        <w:rPr>
-          <w:rFonts w:ascii="Cambria" w:eastAsia="Arial" w:hAnsi="Cambria"/>
-          <w:b/>
-          <w:bCs/>
-          <w:sz w:val="22"/>
-          <w:szCs w:val="22"/>
-          <w:lang w:val="en-GH"/>
-        </w:rPr>
-        <w:tab/>
-      </w:r>
-      <w:r>
-        <w:rPr>
-          <w:rFonts w:ascii="Cambria" w:eastAsia="Arial" w:hAnsi="Cambria"/>
-          <w:b/>
-          <w:bCs/>
-          <w:sz w:val="22"/>
-          <w:szCs w:val="22"/>
-          <w:lang w:val="en-GH"/>
-        </w:rPr>
-        <w:tab/>
-      </w:r>
-      <w:r>
-        <w:rPr>
-          <w:rFonts w:ascii="Cambria" w:eastAsia="Arial" w:hAnsi="Cambria"/>
-          <w:b/>
-          <w:bCs/>
-          <w:sz w:val="22"/>
-          <w:szCs w:val="22"/>
-          <w:lang w:val="en-GH"/>
-        </w:rPr>
-        <w:tab/>
-      </w:r>
-      <w:r>
-        <w:rPr>
-          <w:rFonts w:ascii="Cambria" w:eastAsia="Arial" w:hAnsi="Cambria"/>
-          <w:b/>
-          <w:bCs/>
-          <w:sz w:val="22"/>
-          <w:szCs w:val="22"/>
-          <w:lang w:val="en-GH"/>
-        </w:rPr>
-        <w:tab/>
-      </w:r>
-      <w:r>
-        <w:rPr>
-          <w:rFonts w:ascii="Cambria" w:eastAsia="Arial" w:hAnsi="Cambria"/>
-          <w:b/>
-          <w:bCs/>
-          <w:sz w:val="22"/>
-          <w:szCs w:val="22"/>
-          <w:lang w:val="en-GH"/>
-        </w:rPr>
-        <w:tab/>
-      </w:r>
-      <w:r>
-        <w:rPr>
-          <w:rFonts w:ascii="Cambria" w:eastAsia="Arial" w:hAnsi="Cambria"/>
-          <w:b/>
-          <w:bCs/>
-          <w:sz w:val="22"/>
-          <w:szCs w:val="22"/>
-          <w:lang w:val="en-GH"/>
-        </w:rPr>
-        <w:tab/>
-        <w:t xml:space="preserve">            </w:t>
-      </w:r>
-      <w:r>
-        <w:rPr>
-          <w:rFonts w:ascii="Cambria" w:eastAsia="Arial" w:hAnsi="Cambria"/>
-          <w:sz w:val="22"/>
-          <w:szCs w:val="22"/>
-          <w:lang w:val="en-GH"/>
-        </w:rPr>
-        <w:t>September 2025</w:t>
+          <w:bCs/>
+          <w:sz w:val="22"/>
+          <w:szCs w:val="22"/>
+        </w:rPr>
+      </w:pPr>
+      <w:r>
+        <w:rPr>
+          <w:rFonts w:ascii="Cambria" w:eastAsia="Arial" w:hAnsi="Cambria"/>
+          <w:b/>
+          <w:bCs/>
+          <w:sz w:val="22"/>
+          <w:szCs w:val="22"/>
+        </w:rPr>
+        <w:t>Journal:</w:t>
+      </w:r>
+      <w:r>
+        <w:rPr>
+          <w:rFonts w:ascii="Cambria" w:eastAsia="Arial" w:hAnsi="Cambria"/>
+          <w:sz w:val="22"/>
+          <w:szCs w:val="22"/>
+        </w:rPr>
+        <w:t xml:space="preserve"> </w:t>
+      </w:r>
+      <w:r>
+        <w:rPr>
+          <w:rFonts w:ascii="Cambria" w:eastAsia="Arial" w:hAnsi="Cambria"/>
+          <w:i/>
+          <w:iCs/>
+          <w:sz w:val="22"/>
+          <w:szCs w:val="22"/>
+        </w:rPr>
+        <w:t>Concurrency and Computation: Practice and Experience (Wiley)</w:t>
+      </w:r>
+      <w:r>
+        <w:rPr>
+          <w:rFonts w:ascii="Cambria" w:eastAsia="Arial" w:hAnsi="Cambria"/>
+          <w:sz w:val="22"/>
+          <w:szCs w:val="22"/>
+        </w:rPr>
+        <w:tab/>
+        <w:t xml:space="preserve">          </w:t>
       </w:r>
     </w:p>
     <w:p>
@@ -2026,28 +2071,25 @@
           <w:rFonts w:ascii="Cambria" w:eastAsia="Arial" w:hAnsi="Cambria"/>
           <w:sz w:val="22"/>
           <w:szCs w:val="22"/>
-          <w:lang w:val="en-GH"/>
-        </w:rPr>
-      </w:pPr>
-      <w:r>
-        <w:rPr>
-          <w:rFonts w:ascii="Cambria" w:eastAsia="Arial" w:hAnsi="Cambria"/>
-          <w:b/>
-          <w:bCs/>
-          <w:sz w:val="22"/>
-          <w:szCs w:val="22"/>
-          <w:lang w:val="en-GH"/>
-        </w:rPr>
-        <w:t>Title:</w:t>
-      </w:r>
-      <w:r>
-        <w:rPr>
-          <w:rFonts w:ascii="Cambria" w:eastAsia="Arial" w:hAnsi="Cambria"/>
-          <w:sz w:val="22"/>
-          <w:szCs w:val="22"/>
-          <w:lang w:val="en-GH"/>
-        </w:rPr>
-        <w:t xml:space="preserve"> Missing Data Imputation Techniques, Applications, Challenges and Innovations: A Review</w:t>
+        </w:rPr>
+      </w:pPr>
+      <w:r>
+        <w:rPr>
+          <w:rFonts w:ascii="Cambria" w:eastAsia="Arial" w:hAnsi="Cambria"/>
+          <w:b/>
+          <w:bCs/>
+          <w:sz w:val="22"/>
+          <w:szCs w:val="22"/>
+        </w:rPr>
+        <w:t>Manuscript ID:</w:t>
+      </w:r>
+      <w:r>
+        <w:rPr>
+          <w:rFonts w:ascii="Cambria" w:eastAsia="Arial" w:hAnsi="Cambria"/>
+          <w:sz w:val="22"/>
+          <w:szCs w:val="22"/>
+        </w:rPr>
+        <w:t xml:space="preserve"> CPE-25-2585</w:t>
       </w:r>
     </w:p>
     <w:p>
@@ -2062,29 +2104,8 @@
           <w:bCs/>
           <w:sz w:val="22"/>
           <w:szCs w:val="22"/>
-          <w:lang w:val="en-GH"/>
-        </w:rPr>
-      </w:pPr>
-      <w:r>
-        <w:rPr>
-          <w:rFonts w:ascii="Cambria" w:eastAsia="Arial" w:hAnsi="Cambria"/>
-          <w:b/>
-          <w:bCs/>
-          <w:sz w:val="22"/>
-          <w:szCs w:val="22"/>
-          <w:lang w:val="en-GH"/>
-        </w:rPr>
-        <w:t xml:space="preserve">Journal: </w:t>
-      </w:r>
-      <w:r>
-        <w:rPr>
-          <w:rFonts w:ascii="Cambria" w:eastAsia="Arial" w:hAnsi="Cambria"/>
-          <w:sz w:val="22"/>
-          <w:szCs w:val="22"/>
-          <w:lang w:val="en-GH"/>
-        </w:rPr>
-        <w:t>International Journal of Information Technology &amp; Decision Making</w:t>
-      </w:r>
+        </w:rPr>
+      </w:pPr>
     </w:p>
     <w:p>
       <w:pPr>
@@ -2096,17 +2117,15 @@
           <w:rFonts w:ascii="Cambria" w:eastAsia="Arial" w:hAnsi="Cambria"/>
           <w:sz w:val="22"/>
           <w:szCs w:val="22"/>
-          <w:lang w:val="en-GH"/>
-        </w:rPr>
-      </w:pPr>
-      <w:r>
-        <w:rPr>
-          <w:rFonts w:ascii="Cambria" w:eastAsia="Arial" w:hAnsi="Cambria"/>
-          <w:b/>
-          <w:bCs/>
-          <w:sz w:val="22"/>
-          <w:szCs w:val="22"/>
-          <w:lang w:val="en-GH"/>
+        </w:rPr>
+      </w:pPr>
+      <w:r>
+        <w:rPr>
+          <w:rFonts w:ascii="Cambria" w:eastAsia="Arial" w:hAnsi="Cambria"/>
+          <w:b/>
+          <w:bCs/>
+          <w:sz w:val="22"/>
+          <w:szCs w:val="22"/>
         </w:rPr>
         <w:t>Status:</w:t>
       </w:r>
@@ -2115,28 +2134,107 @@
           <w:rFonts w:ascii="Cambria" w:eastAsia="Arial" w:hAnsi="Cambria"/>
           <w:sz w:val="22"/>
           <w:szCs w:val="22"/>
-          <w:lang w:val="en-GH"/>
-        </w:rPr>
-        <w:t xml:space="preserve"> Under </w:t>
-      </w:r>
-      <w:r>
-        <w:rPr>
-          <w:rFonts w:ascii="Cambria" w:eastAsia="Arial" w:hAnsi="Cambria"/>
-          <w:sz w:val="22"/>
-          <w:szCs w:val="22"/>
-          <w:lang w:val="en-GH"/>
-        </w:rPr>
-        <w:t>Supervisory-</w:t>
-      </w:r>
-      <w:r>
-        <w:rPr>
-          <w:rFonts w:ascii="Cambria" w:eastAsia="Arial" w:hAnsi="Cambria"/>
-          <w:sz w:val="22"/>
-          <w:szCs w:val="22"/>
-          <w:lang w:val="en-GH"/>
-        </w:rPr>
-        <w:t>Review</w:t>
-      </w:r>
+        </w:rPr>
+        <w:t xml:space="preserve"> Under Review</w:t>
+      </w:r>
+    </w:p>
+    <w:p>
+      <w:pPr>
+        <w:pStyle w:val="ListParagraph"/>
+        <w:numPr>
+          <w:ilvl w:val="0"/>
+          <w:numId w:val="14"/>
+        </w:numPr>
+        <w:rPr>
+          <w:rFonts w:ascii="Cambria" w:eastAsia="Arial" w:hAnsi="Cambria"/>
+          <w:sz w:val="22"/>
+          <w:szCs w:val="22"/>
+        </w:rPr>
+      </w:pPr>
+      <w:r>
+        <w:rPr>
+          <w:rFonts w:ascii="Cambria" w:eastAsia="Arial" w:hAnsi="Cambria"/>
+          <w:sz w:val="22"/>
+          <w:szCs w:val="22"/>
+        </w:rPr>
+        <w:t>C</w:t>
+      </w:r>
+      <w:r>
+        <w:rPr>
+          <w:rFonts w:ascii="Cambria" w:eastAsia="Arial" w:hAnsi="Cambria"/>
+          <w:sz w:val="22"/>
+          <w:szCs w:val="22"/>
+        </w:rPr>
+        <w:t>ontribut</w:t>
+      </w:r>
+      <w:r>
+        <w:rPr>
+          <w:rFonts w:ascii="Cambria" w:eastAsia="Arial" w:hAnsi="Cambria"/>
+          <w:sz w:val="22"/>
+          <w:szCs w:val="22"/>
+        </w:rPr>
+        <w:t>ions:</w:t>
+      </w:r>
+      <w:r>
+        <w:rPr>
+          <w:rFonts w:ascii="Cambria" w:eastAsia="Arial" w:hAnsi="Cambria"/>
+          <w:sz w:val="22"/>
+          <w:szCs w:val="22"/>
+        </w:rPr>
+        <w:t xml:space="preserve"> </w:t>
+      </w:r>
+      <w:r>
+        <w:rPr>
+          <w:rFonts w:ascii="Cambria" w:eastAsia="Arial" w:hAnsi="Cambria"/>
+          <w:sz w:val="22"/>
+          <w:szCs w:val="22"/>
+        </w:rPr>
+        <w:t>S</w:t>
+      </w:r>
+      <w:r>
+        <w:rPr>
+          <w:rFonts w:ascii="Cambria" w:eastAsia="Arial" w:hAnsi="Cambria"/>
+          <w:sz w:val="22"/>
+          <w:szCs w:val="22"/>
+        </w:rPr>
+        <w:t>imulation</w:t>
+      </w:r>
+      <w:r>
+        <w:rPr>
+          <w:rFonts w:ascii="Cambria" w:eastAsia="Arial" w:hAnsi="Cambria"/>
+          <w:sz w:val="22"/>
+          <w:szCs w:val="22"/>
+        </w:rPr>
+        <w:t>s</w:t>
+      </w:r>
+      <w:r>
+        <w:rPr>
+          <w:rFonts w:ascii="Cambria" w:eastAsia="Arial" w:hAnsi="Cambria"/>
+          <w:sz w:val="22"/>
+          <w:szCs w:val="22"/>
+        </w:rPr>
+        <w:t>, Architectural Drawing</w:t>
+      </w:r>
+      <w:r>
+        <w:rPr>
+          <w:rFonts w:ascii="Cambria" w:eastAsia="Arial" w:hAnsi="Cambria"/>
+          <w:sz w:val="22"/>
+          <w:szCs w:val="22"/>
+        </w:rPr>
+        <w:t>, performance evaluation, and results interpretation.</w:t>
+      </w:r>
+    </w:p>
+    <w:p>
+      <w:pPr>
+        <w:tabs>
+          <w:tab w:val="left" w:pos="360"/>
+        </w:tabs>
+        <w:rPr>
+          <w:rFonts w:ascii="Cambria" w:eastAsia="Arial" w:hAnsi="Cambria"/>
+          <w:sz w:val="22"/>
+          <w:szCs w:val="22"/>
+        </w:rPr>
+      </w:pPr>
     </w:p>
     <w:p>
       <w:pPr>
@@ -2153,6 +2251,124 @@
           <w:lang w:val="en-GH"/>
         </w:rPr>
       </w:pPr>
+      <w:r>
+        <w:rPr>
+          <w:rFonts w:ascii="Cambria" w:eastAsia="Arial" w:hAnsi="Cambria"/>
+          <w:b/>
+          <w:bCs/>
+          <w:sz w:val="22"/>
+          <w:szCs w:val="22"/>
+          <w:lang w:val="en-GH"/>
+        </w:rPr>
+        <w:t>Main-Author – Journal Manuscript</w:t>
+      </w:r>
+      <w:r>
+        <w:rPr>
+          <w:rFonts w:ascii="Cambria" w:eastAsia="Arial" w:hAnsi="Cambria"/>
+          <w:b/>
+          <w:bCs/>
+          <w:sz w:val="22"/>
+          <w:szCs w:val="22"/>
+          <w:lang w:val="en-GH"/>
+        </w:rPr>
+        <w:tab/>
+      </w:r>
+      <w:r>
+        <w:rPr>
+          <w:rFonts w:ascii="Cambria" w:eastAsia="Arial" w:hAnsi="Cambria"/>
+          <w:b/>
+          <w:bCs/>
+          <w:sz w:val="22"/>
+          <w:szCs w:val="22"/>
+          <w:lang w:val="en-GH"/>
+        </w:rPr>
+        <w:tab/>
+      </w:r>
+      <w:r>
+        <w:rPr>
+          <w:rFonts w:ascii="Cambria" w:eastAsia="Arial" w:hAnsi="Cambria"/>
+          <w:b/>
+          <w:bCs/>
+          <w:sz w:val="22"/>
+          <w:szCs w:val="22"/>
+          <w:lang w:val="en-GH"/>
+        </w:rPr>
+        <w:tab/>
+      </w:r>
+      <w:r>
+        <w:rPr>
+          <w:rFonts w:ascii="Cambria" w:eastAsia="Arial" w:hAnsi="Cambria"/>
+          <w:b/>
+          <w:bCs/>
+          <w:sz w:val="22"/>
+          <w:szCs w:val="22"/>
+          <w:lang w:val="en-GH"/>
+        </w:rPr>
+        <w:tab/>
+      </w:r>
+      <w:r>
+        <w:rPr>
+          <w:rFonts w:ascii="Cambria" w:eastAsia="Arial" w:hAnsi="Cambria"/>
+          <w:b/>
+          <w:bCs/>
+          <w:sz w:val="22"/>
+          <w:szCs w:val="22"/>
+          <w:lang w:val="en-GH"/>
+        </w:rPr>
+        <w:tab/>
+      </w:r>
+      <w:r>
+        <w:rPr>
+          <w:rFonts w:ascii="Cambria" w:eastAsia="Arial" w:hAnsi="Cambria"/>
+          <w:b/>
+          <w:bCs/>
+          <w:sz w:val="22"/>
+          <w:szCs w:val="22"/>
+          <w:lang w:val="en-GH"/>
+        </w:rPr>
+        <w:tab/>
+      </w:r>
+      <w:r>
+        <w:rPr>
+          <w:rFonts w:ascii="Cambria" w:eastAsia="Arial" w:hAnsi="Cambria"/>
+          <w:b/>
+          <w:bCs/>
+          <w:sz w:val="22"/>
+          <w:szCs w:val="22"/>
+          <w:lang w:val="en-GH"/>
+        </w:rPr>
+        <w:tab/>
+      </w:r>
+      <w:r>
+        <w:rPr>
+          <w:rFonts w:ascii="Cambria" w:eastAsia="Arial" w:hAnsi="Cambria"/>
+          <w:b/>
+          <w:bCs/>
+          <w:sz w:val="22"/>
+          <w:szCs w:val="22"/>
+          <w:lang w:val="en-GH"/>
+        </w:rPr>
+        <w:tab/>
+        <w:t xml:space="preserve">            </w:t>
+      </w:r>
+      <w:r>
+        <w:rPr>
+          <w:rFonts w:ascii="Cambria" w:eastAsia="Arial" w:hAnsi="Cambria"/>
+          <w:sz w:val="22"/>
+          <w:szCs w:val="22"/>
+          <w:lang w:val="en-GH"/>
+        </w:rPr>
+        <w:t>November</w:t>
+      </w:r>
+      <w:r>
+        <w:rPr>
+          <w:rFonts w:ascii="Cambria" w:eastAsia="Arial" w:hAnsi="Cambria"/>
+          <w:sz w:val="22"/>
+          <w:szCs w:val="22"/>
+          <w:lang w:val="en-GH"/>
+        </w:rPr>
+        <w:t xml:space="preserve"> 2025</w:t>
+      </w:r>
     </w:p>
     <w:p>
       <w:pPr>
@@ -2162,8 +2378,6 @@
         <w:ind w:left="360" w:hanging="360"/>
         <w:rPr>
           <w:rFonts w:ascii="Cambria" w:eastAsia="Arial" w:hAnsi="Cambria"/>
-          <w:b/>
-          <w:bCs/>
           <w:sz w:val="22"/>
           <w:szCs w:val="22"/>
           <w:lang w:val="en-GH"/>
@@ -2178,105 +2392,34 @@
           <w:szCs w:val="22"/>
           <w:lang w:val="en-GH"/>
         </w:rPr>
-        <w:t>Main-Author – Journal Manuscript</w:t>
-      </w:r>
-      <w:r>
-        <w:rPr>
-          <w:rFonts w:ascii="Cambria" w:eastAsia="Arial" w:hAnsi="Cambria"/>
-          <w:b/>
-          <w:bCs/>
+        <w:t>Title:</w:t>
+      </w:r>
+      <w:r>
+        <w:rPr>
+          <w:rFonts w:ascii="Cambria" w:eastAsia="Arial" w:hAnsi="Cambria"/>
           <w:sz w:val="22"/>
           <w:szCs w:val="22"/>
           <w:lang w:val="en-GH"/>
         </w:rPr>
-        <w:tab/>
-      </w:r>
-      <w:r>
-        <w:rPr>
-          <w:rFonts w:ascii="Cambria" w:eastAsia="Arial" w:hAnsi="Cambria"/>
-          <w:b/>
-          <w:bCs/>
+        <w:t xml:space="preserve"> Missing Data Imputation Techniques, Applications, Challenges</w:t>
+      </w:r>
+      <w:r>
+        <w:rPr>
+          <w:rFonts w:ascii="Cambria" w:eastAsia="Arial" w:hAnsi="Cambria"/>
           <w:sz w:val="22"/>
           <w:szCs w:val="22"/>
           <w:lang w:val="en-GH"/>
         </w:rPr>
-        <w:tab/>
-      </w:r>
-      <w:r>
-        <w:rPr>
-          <w:rFonts w:ascii="Cambria" w:eastAsia="Arial" w:hAnsi="Cambria"/>
-          <w:b/>
-          <w:bCs/>
+        <w:t>,</w:t>
+      </w:r>
+      <w:r>
+        <w:rPr>
+          <w:rFonts w:ascii="Cambria" w:eastAsia="Arial" w:hAnsi="Cambria"/>
           <w:sz w:val="22"/>
           <w:szCs w:val="22"/>
           <w:lang w:val="en-GH"/>
         </w:rPr>
-        <w:tab/>
-      </w:r>
-      <w:r>
-        <w:rPr>
-          <w:rFonts w:ascii="Cambria" w:eastAsia="Arial" w:hAnsi="Cambria"/>
-          <w:b/>
-          <w:bCs/>
-          <w:sz w:val="22"/>
-          <w:szCs w:val="22"/>
-          <w:lang w:val="en-GH"/>
-        </w:rPr>
-        <w:tab/>
-      </w:r>
-      <w:r>
-        <w:rPr>
-          <w:rFonts w:ascii="Cambria" w:eastAsia="Arial" w:hAnsi="Cambria"/>
-          <w:b/>
-          <w:bCs/>
-          <w:sz w:val="22"/>
-          <w:szCs w:val="22"/>
-          <w:lang w:val="en-GH"/>
-        </w:rPr>
-        <w:tab/>
-      </w:r>
-      <w:r>
-        <w:rPr>
-          <w:rFonts w:ascii="Cambria" w:eastAsia="Arial" w:hAnsi="Cambria"/>
-          <w:b/>
-          <w:bCs/>
-          <w:sz w:val="22"/>
-          <w:szCs w:val="22"/>
-          <w:lang w:val="en-GH"/>
-        </w:rPr>
-        <w:tab/>
-      </w:r>
-      <w:r>
-        <w:rPr>
-          <w:rFonts w:ascii="Cambria" w:eastAsia="Arial" w:hAnsi="Cambria"/>
-          <w:b/>
-          <w:bCs/>
-          <w:sz w:val="22"/>
-          <w:szCs w:val="22"/>
-          <w:lang w:val="en-GH"/>
-        </w:rPr>
-        <w:tab/>
-      </w:r>
-      <w:r>
-        <w:rPr>
-          <w:rFonts w:ascii="Cambria" w:eastAsia="Arial" w:hAnsi="Cambria"/>
-          <w:b/>
-          <w:bCs/>
-          <w:sz w:val="22"/>
-          <w:szCs w:val="22"/>
-          <w:lang w:val="en-GH"/>
-        </w:rPr>
-        <w:tab/>
-        <w:t xml:space="preserve">            </w:t>
-      </w:r>
-      <w:r>
-        <w:rPr>
-          <w:rFonts w:ascii="Cambria" w:eastAsia="Arial" w:hAnsi="Cambria"/>
-          <w:sz w:val="22"/>
-          <w:szCs w:val="22"/>
-          <w:lang w:val="en-GH"/>
-        </w:rPr>
-        <w:t>September 2025</w:t>
+        <w:t xml:space="preserve"> and Innovations: A Review</w:t>
       </w:r>
     </w:p>
     <w:p>
@@ -2287,6 +2430,8 @@
         <w:ind w:left="360" w:hanging="360"/>
         <w:rPr>
           <w:rFonts w:ascii="Cambria" w:eastAsia="Arial" w:hAnsi="Cambria"/>
+          <w:b/>
+          <w:bCs/>
           <w:sz w:val="22"/>
           <w:szCs w:val="22"/>
           <w:lang w:val="en-GH"/>
@@ -2301,7 +2446,7 @@
           <w:szCs w:val="22"/>
           <w:lang w:val="en-GH"/>
         </w:rPr>
-        <w:t xml:space="preserve">Title: </w:t>
+        <w:t xml:space="preserve">Journal: </w:t>
       </w:r>
       <w:r>
         <w:rPr>
@@ -2310,43 +2455,7 @@
           <w:szCs w:val="22"/>
           <w:lang w:val="en-GH"/>
         </w:rPr>
-        <w:t>SWIFT:</w:t>
-      </w:r>
-      <w:r>
-        <w:rPr>
-          <w:rFonts w:ascii="Cambria" w:eastAsia="Arial" w:hAnsi="Cambria"/>
-          <w:sz w:val="22"/>
-          <w:szCs w:val="22"/>
-          <w:lang w:val="en-GH"/>
-        </w:rPr>
-        <w:t xml:space="preserve"> A Parallel, K-mer Filtered Smith-Waterman Extension for Fast and Accurate Local Sequence</w:t>
-      </w:r>
-      <w:r>
-        <w:rPr>
-          <w:rFonts w:ascii="Cambria" w:eastAsia="Arial" w:hAnsi="Cambria"/>
-          <w:sz w:val="22"/>
-          <w:szCs w:val="22"/>
-          <w:lang w:val="en-GH"/>
-        </w:rPr>
-        <w:t xml:space="preserve"> </w:t>
-      </w:r>
-      <w:r>
-        <w:rPr>
-          <w:rFonts w:ascii="Cambria" w:eastAsia="Arial" w:hAnsi="Cambria"/>
-          <w:sz w:val="22"/>
-          <w:szCs w:val="22"/>
-          <w:lang w:val="en-GH"/>
-        </w:rPr>
-        <w:t>Alignment</w:t>
-      </w:r>
-      <w:r>
-        <w:rPr>
-          <w:rFonts w:ascii="Cambria" w:eastAsia="Arial" w:hAnsi="Cambria"/>
-          <w:sz w:val="22"/>
-          <w:szCs w:val="22"/>
-          <w:lang w:val="en-GH"/>
-        </w:rPr>
-        <w:t xml:space="preserve"> </w:t>
+        <w:t>International Journal of Information Technology &amp; Decision Making</w:t>
       </w:r>
     </w:p>
     <w:p>
@@ -2357,8 +2466,6 @@
         <w:ind w:left="360" w:hanging="360"/>
         <w:rPr>
           <w:rFonts w:ascii="Cambria" w:eastAsia="Arial" w:hAnsi="Cambria"/>
-          <w:b/>
-          <w:bCs/>
           <w:sz w:val="22"/>
           <w:szCs w:val="22"/>
           <w:lang w:val="en-GH"/>
@@ -2373,7 +2480,7 @@
           <w:szCs w:val="22"/>
           <w:lang w:val="en-GH"/>
         </w:rPr>
-        <w:t xml:space="preserve">Journal: </w:t>
+        <w:t>Status:</w:t>
       </w:r>
       <w:r>
         <w:rPr>
@@ -2382,7 +2489,25 @@
           <w:szCs w:val="22"/>
           <w:lang w:val="en-GH"/>
         </w:rPr>
-        <w:t>International Journal of Information Technology &amp; Decision Making</w:t>
+        <w:t xml:space="preserve"> Under </w:t>
+      </w:r>
+      <w:r>
+        <w:rPr>
+          <w:rFonts w:ascii="Cambria" w:eastAsia="Arial" w:hAnsi="Cambria"/>
+          <w:sz w:val="22"/>
+          <w:szCs w:val="22"/>
+          <w:lang w:val="en-GH"/>
+        </w:rPr>
+        <w:t>Supervisory-</w:t>
+      </w:r>
+      <w:r>
+        <w:rPr>
+          <w:rFonts w:ascii="Cambria" w:eastAsia="Arial" w:hAnsi="Cambria"/>
+          <w:sz w:val="22"/>
+          <w:szCs w:val="22"/>
+          <w:lang w:val="en-GH"/>
+        </w:rPr>
+        <w:t>Review</w:t>
       </w:r>
     </w:p>
     <w:p>
@@ -2400,44 +2525,6 @@
           <w:lang w:val="en-GH"/>
         </w:rPr>
       </w:pPr>
-      <w:r>
-        <w:rPr>
-          <w:rFonts w:ascii="Cambria" w:eastAsia="Arial" w:hAnsi="Cambria"/>
-          <w:b/>
-          <w:bCs/>
-          <w:sz w:val="22"/>
-          <w:szCs w:val="22"/>
-          <w:lang w:val="en-GH"/>
-        </w:rPr>
-        <w:t>Status:</w:t>
-      </w:r>
-      <w:r>
-        <w:rPr>
-          <w:rFonts w:ascii="Cambria" w:eastAsia="Arial" w:hAnsi="Cambria"/>
-          <w:sz w:val="22"/>
-          <w:szCs w:val="22"/>
-          <w:lang w:val="en-GH"/>
-        </w:rPr>
-        <w:t xml:space="preserve"> Under </w:t>
-      </w:r>
-      <w:r>
-        <w:rPr>
-          <w:rFonts w:ascii="Cambria" w:eastAsia="Arial" w:hAnsi="Cambria"/>
-          <w:sz w:val="22"/>
-          <w:szCs w:val="22"/>
-          <w:lang w:val="en-GH"/>
-        </w:rPr>
-        <w:t>Supervisory-</w:t>
-      </w:r>
-      <w:r>
-        <w:rPr>
-          <w:rFonts w:ascii="Cambria" w:eastAsia="Arial" w:hAnsi="Cambria"/>
-          <w:sz w:val="22"/>
-          <w:szCs w:val="22"/>
-          <w:lang w:val="en-GH"/>
-        </w:rPr>
-        <w:t>Review</w:t>
-      </w:r>
     </w:p>
     <w:p>
       <w:pPr>
@@ -2447,13 +2534,113 @@
         <w:ind w:left="360" w:hanging="360"/>
         <w:rPr>
           <w:rFonts w:ascii="Cambria" w:eastAsia="Arial" w:hAnsi="Cambria"/>
-          <w:b/>
-          <w:bCs/>
           <w:sz w:val="22"/>
           <w:szCs w:val="22"/>
           <w:lang w:val="en-GH"/>
         </w:rPr>
       </w:pPr>
+      <w:r>
+        <w:rPr>
+          <w:rFonts w:ascii="Cambria" w:eastAsia="Arial" w:hAnsi="Cambria"/>
+          <w:b/>
+          <w:bCs/>
+          <w:sz w:val="22"/>
+          <w:szCs w:val="22"/>
+          <w:lang w:val="en-GH"/>
+        </w:rPr>
+        <w:lastRenderedPageBreak/>
+        <w:t xml:space="preserve">Main-Author – Journal Manuscript         </w:t>
+      </w:r>
+      <w:r>
+        <w:rPr>
+          <w:rFonts w:ascii="Cambria" w:eastAsia="Arial" w:hAnsi="Cambria"/>
+          <w:sz w:val="22"/>
+          <w:szCs w:val="22"/>
+          <w:lang w:val="en-GH"/>
+        </w:rPr>
+        <w:tab/>
+      </w:r>
+      <w:r>
+        <w:rPr>
+          <w:rFonts w:ascii="Cambria" w:eastAsia="Arial" w:hAnsi="Cambria"/>
+          <w:sz w:val="22"/>
+          <w:szCs w:val="22"/>
+          <w:lang w:val="en-GH"/>
+        </w:rPr>
+        <w:tab/>
+      </w:r>
+      <w:r>
+        <w:rPr>
+          <w:rFonts w:ascii="Cambria" w:eastAsia="Arial" w:hAnsi="Cambria"/>
+          <w:sz w:val="22"/>
+          <w:szCs w:val="22"/>
+          <w:lang w:val="en-GH"/>
+        </w:rPr>
+        <w:tab/>
+      </w:r>
+      <w:r>
+        <w:rPr>
+          <w:rFonts w:ascii="Cambria" w:eastAsia="Arial" w:hAnsi="Cambria"/>
+          <w:sz w:val="22"/>
+          <w:szCs w:val="22"/>
+          <w:lang w:val="en-GH"/>
+        </w:rPr>
+        <w:tab/>
+      </w:r>
+      <w:r>
+        <w:rPr>
+          <w:rFonts w:ascii="Cambria" w:eastAsia="Arial" w:hAnsi="Cambria"/>
+          <w:sz w:val="22"/>
+          <w:szCs w:val="22"/>
+          <w:lang w:val="en-GH"/>
+        </w:rPr>
+        <w:tab/>
+      </w:r>
+      <w:r>
+        <w:rPr>
+          <w:rFonts w:ascii="Cambria" w:eastAsia="Arial" w:hAnsi="Cambria"/>
+          <w:sz w:val="22"/>
+          <w:szCs w:val="22"/>
+          <w:lang w:val="en-GH"/>
+        </w:rPr>
+        <w:tab/>
+      </w:r>
+      <w:r>
+        <w:rPr>
+          <w:rFonts w:ascii="Cambria" w:eastAsia="Arial" w:hAnsi="Cambria"/>
+          <w:sz w:val="22"/>
+          <w:szCs w:val="22"/>
+          <w:lang w:val="en-GH"/>
+        </w:rPr>
+        <w:tab/>
+      </w:r>
+      <w:r>
+        <w:rPr>
+          <w:rFonts w:ascii="Cambria" w:eastAsia="Arial" w:hAnsi="Cambria"/>
+          <w:sz w:val="22"/>
+          <w:szCs w:val="22"/>
+          <w:lang w:val="en-GH"/>
+        </w:rPr>
+        <w:t>December</w:t>
+      </w:r>
+      <w:r>
+        <w:rPr>
+          <w:rFonts w:ascii="Cambria" w:eastAsia="Arial" w:hAnsi="Cambria"/>
+          <w:sz w:val="22"/>
+          <w:szCs w:val="22"/>
+          <w:lang w:val="en-GH"/>
+        </w:rPr>
+        <w:t xml:space="preserve"> </w:t>
+      </w:r>
+      <w:r>
+        <w:rPr>
+          <w:rFonts w:ascii="Cambria" w:eastAsia="Arial" w:hAnsi="Cambria"/>
+          <w:sz w:val="22"/>
+          <w:szCs w:val="22"/>
+          <w:lang w:val="en-GH"/>
+        </w:rPr>
+        <w:t>2025</w:t>
+      </w:r>
     </w:p>
     <w:p>
       <w:pPr>
@@ -2463,13 +2650,85 @@
         <w:ind w:left="360" w:hanging="360"/>
         <w:rPr>
           <w:rFonts w:ascii="Cambria" w:eastAsia="Arial" w:hAnsi="Cambria"/>
-          <w:b/>
-          <w:bCs/>
           <w:sz w:val="22"/>
           <w:szCs w:val="22"/>
           <w:lang w:val="en-GH"/>
         </w:rPr>
       </w:pPr>
+      <w:r>
+        <w:rPr>
+          <w:rFonts w:ascii="Cambria" w:eastAsia="Arial" w:hAnsi="Cambria"/>
+          <w:b/>
+          <w:bCs/>
+          <w:sz w:val="22"/>
+          <w:szCs w:val="22"/>
+          <w:lang w:val="en-GH"/>
+        </w:rPr>
+        <w:t xml:space="preserve">Title: </w:t>
+      </w:r>
+      <w:r>
+        <w:rPr>
+          <w:rFonts w:ascii="Cambria" w:eastAsia="Arial" w:hAnsi="Cambria"/>
+          <w:sz w:val="22"/>
+          <w:szCs w:val="22"/>
+          <w:lang w:val="en-GH"/>
+        </w:rPr>
+        <w:t>SWIFT:</w:t>
+      </w:r>
+      <w:r>
+        <w:rPr>
+          <w:rFonts w:ascii="Cambria" w:eastAsia="Arial" w:hAnsi="Cambria"/>
+          <w:sz w:val="22"/>
+          <w:szCs w:val="22"/>
+          <w:lang w:val="en-GH"/>
+        </w:rPr>
+        <w:t xml:space="preserve"> A Parallel, K-</w:t>
+      </w:r>
+      <w:r>
+        <w:rPr>
+          <w:rFonts w:ascii="Cambria" w:eastAsia="Arial" w:hAnsi="Cambria"/>
+          <w:sz w:val="22"/>
+          <w:szCs w:val="22"/>
+          <w:lang w:val="en-GH"/>
+        </w:rPr>
+        <w:t>Mer</w:t>
+      </w:r>
+      <w:r>
+        <w:rPr>
+          <w:rFonts w:ascii="Cambria" w:eastAsia="Arial" w:hAnsi="Cambria"/>
+          <w:sz w:val="22"/>
+          <w:szCs w:val="22"/>
+          <w:lang w:val="en-GH"/>
+        </w:rPr>
+        <w:t xml:space="preserve"> Filtered Smith-Waterman Extension for Fast and Accurate Local Sequence</w:t>
+      </w:r>
+      <w:r>
+        <w:rPr>
+          <w:rFonts w:ascii="Cambria" w:eastAsia="Arial" w:hAnsi="Cambria"/>
+          <w:sz w:val="22"/>
+          <w:szCs w:val="22"/>
+          <w:lang w:val="en-GH"/>
+        </w:rPr>
+        <w:t xml:space="preserve"> </w:t>
+      </w:r>
+      <w:r>
+        <w:rPr>
+          <w:rFonts w:ascii="Cambria" w:eastAsia="Arial" w:hAnsi="Cambria"/>
+          <w:sz w:val="22"/>
+          <w:szCs w:val="22"/>
+          <w:lang w:val="en-GH"/>
+        </w:rPr>
+        <w:t>Alignment</w:t>
+      </w:r>
+      <w:r>
+        <w:rPr>
+          <w:rFonts w:ascii="Cambria" w:eastAsia="Arial" w:hAnsi="Cambria"/>
+          <w:sz w:val="22"/>
+          <w:szCs w:val="22"/>
+          <w:lang w:val="en-GH"/>
+        </w:rPr>
+        <w:t xml:space="preserve"> </w:t>
+      </w:r>
     </w:p>
     <w:p>
       <w:pPr>
@@ -2486,126 +2745,6 @@
           <w:lang w:val="en-GH"/>
         </w:rPr>
       </w:pPr>
-      <w:r>
-        <w:rPr>
-          <w:rFonts w:ascii="Cambria" w:eastAsia="Arial" w:hAnsi="Cambria"/>
-          <w:b/>
-          <w:bCs/>
-          <w:sz w:val="22"/>
-          <w:szCs w:val="22"/>
-          <w:lang w:val="en-GH"/>
-        </w:rPr>
-        <w:t>MPhil Thesis Researcher</w:t>
-      </w:r>
-      <w:r>
-        <w:rPr>
-          <w:rFonts w:ascii="Cambria" w:eastAsia="Arial" w:hAnsi="Cambria"/>
-          <w:b/>
-          <w:bCs/>
-          <w:sz w:val="22"/>
-          <w:szCs w:val="22"/>
-          <w:lang w:val="en-GH"/>
-        </w:rPr>
-        <w:tab/>
-      </w:r>
-      <w:r>
-        <w:rPr>
-          <w:rFonts w:ascii="Cambria" w:eastAsia="Arial" w:hAnsi="Cambria"/>
-          <w:b/>
-          <w:bCs/>
-          <w:sz w:val="22"/>
-          <w:szCs w:val="22"/>
-          <w:lang w:val="en-GH"/>
-        </w:rPr>
-        <w:tab/>
-      </w:r>
-      <w:r>
-        <w:rPr>
-          <w:rFonts w:ascii="Cambria" w:eastAsia="Arial" w:hAnsi="Cambria"/>
-          <w:b/>
-          <w:bCs/>
-          <w:sz w:val="22"/>
-          <w:szCs w:val="22"/>
-          <w:lang w:val="en-GH"/>
-        </w:rPr>
-        <w:tab/>
-      </w:r>
-      <w:r>
-        <w:rPr>
-          <w:rFonts w:ascii="Cambria" w:eastAsia="Arial" w:hAnsi="Cambria"/>
-          <w:b/>
-          <w:bCs/>
-          <w:sz w:val="22"/>
-          <w:szCs w:val="22"/>
-          <w:lang w:val="en-GH"/>
-        </w:rPr>
-        <w:tab/>
-        <w:t xml:space="preserve">     </w:t>
-      </w:r>
-      <w:r>
-        <w:rPr>
-          <w:rFonts w:ascii="Cambria" w:eastAsia="Arial" w:hAnsi="Cambria"/>
-          <w:b/>
-          <w:bCs/>
-          <w:sz w:val="22"/>
-          <w:szCs w:val="22"/>
-          <w:lang w:val="en-GH"/>
-        </w:rPr>
-        <w:tab/>
-      </w:r>
-      <w:r>
-        <w:rPr>
-          <w:rFonts w:ascii="Cambria" w:eastAsia="Arial" w:hAnsi="Cambria"/>
-          <w:b/>
-          <w:bCs/>
-          <w:sz w:val="22"/>
-          <w:szCs w:val="22"/>
-          <w:lang w:val="en-GH"/>
-        </w:rPr>
-        <w:tab/>
-      </w:r>
-      <w:r>
-        <w:rPr>
-          <w:rFonts w:ascii="Cambria" w:eastAsia="Arial" w:hAnsi="Cambria"/>
-          <w:b/>
-          <w:bCs/>
-          <w:sz w:val="22"/>
-          <w:szCs w:val="22"/>
-          <w:lang w:val="en-GH"/>
-        </w:rPr>
-        <w:tab/>
-      </w:r>
-      <w:r>
-        <w:rPr>
-          <w:rFonts w:ascii="Cambria" w:eastAsia="Arial" w:hAnsi="Cambria"/>
-          <w:b/>
-          <w:bCs/>
-          <w:sz w:val="22"/>
-          <w:szCs w:val="22"/>
-          <w:lang w:val="en-GH"/>
-        </w:rPr>
-        <w:tab/>
-      </w:r>
-      <w:r>
-        <w:rPr>
-          <w:rFonts w:ascii="Cambria" w:eastAsia="Arial" w:hAnsi="Cambria"/>
-          <w:b/>
-          <w:bCs/>
-          <w:sz w:val="22"/>
-          <w:szCs w:val="22"/>
-          <w:lang w:val="en-GH"/>
-        </w:rPr>
-        <w:tab/>
-        <w:t xml:space="preserve">     </w:t>
-      </w:r>
-      <w:r>
-        <w:rPr>
-          <w:rFonts w:ascii="Cambria" w:eastAsia="Arial" w:hAnsi="Cambria"/>
-          <w:sz w:val="22"/>
-          <w:szCs w:val="22"/>
-        </w:rPr>
-        <w:t>University of Ghana</w:t>
-      </w:r>
     </w:p>
     <w:p>
       <w:pPr>
@@ -2616,6 +2755,264 @@
         <w:rPr>
           <w:rFonts w:ascii="Cambria" w:eastAsia="Arial" w:hAnsi="Cambria"/>
           <w:b/>
+          <w:bCs/>
+          <w:sz w:val="22"/>
+          <w:szCs w:val="22"/>
+          <w:lang w:val="en-GH"/>
+        </w:rPr>
+      </w:pPr>
+      <w:r>
+        <w:rPr>
+          <w:rFonts w:ascii="Cambria" w:eastAsia="Arial" w:hAnsi="Cambria"/>
+          <w:b/>
+          <w:bCs/>
+          <w:sz w:val="22"/>
+          <w:szCs w:val="22"/>
+          <w:lang w:val="en-GH"/>
+        </w:rPr>
+        <w:t xml:space="preserve">Journal: </w:t>
+      </w:r>
+      <w:r>
+        <w:rPr>
+          <w:rFonts w:ascii="Cambria" w:eastAsia="Arial" w:hAnsi="Cambria"/>
+          <w:sz w:val="22"/>
+          <w:szCs w:val="22"/>
+          <w:lang w:val="en-GH"/>
+        </w:rPr>
+        <w:t>International Journal of Information Technology &amp; Decision Making</w:t>
+      </w:r>
+    </w:p>
+    <w:p>
+      <w:pPr>
+        <w:tabs>
+          <w:tab w:val="left" w:pos="360"/>
+        </w:tabs>
+        <w:ind w:left="360" w:hanging="360"/>
+        <w:rPr>
+          <w:rFonts w:ascii="Cambria" w:eastAsia="Arial" w:hAnsi="Cambria"/>
+          <w:b/>
+          <w:bCs/>
+          <w:sz w:val="22"/>
+          <w:szCs w:val="22"/>
+          <w:lang w:val="en-GH"/>
+        </w:rPr>
+      </w:pPr>
+      <w:r>
+        <w:rPr>
+          <w:rFonts w:ascii="Cambria" w:eastAsia="Arial" w:hAnsi="Cambria"/>
+          <w:b/>
+          <w:bCs/>
+          <w:sz w:val="22"/>
+          <w:szCs w:val="22"/>
+          <w:lang w:val="en-GH"/>
+        </w:rPr>
+        <w:t>Status:</w:t>
+      </w:r>
+      <w:r>
+        <w:rPr>
+          <w:rFonts w:ascii="Cambria" w:eastAsia="Arial" w:hAnsi="Cambria"/>
+          <w:sz w:val="22"/>
+          <w:szCs w:val="22"/>
+          <w:lang w:val="en-GH"/>
+        </w:rPr>
+        <w:t xml:space="preserve"> Under </w:t>
+      </w:r>
+      <w:r>
+        <w:rPr>
+          <w:rFonts w:ascii="Cambria" w:eastAsia="Arial" w:hAnsi="Cambria"/>
+          <w:sz w:val="22"/>
+          <w:szCs w:val="22"/>
+          <w:lang w:val="en-GH"/>
+        </w:rPr>
+        <w:t>Supervisory-</w:t>
+      </w:r>
+      <w:r>
+        <w:rPr>
+          <w:rFonts w:ascii="Cambria" w:eastAsia="Arial" w:hAnsi="Cambria"/>
+          <w:sz w:val="22"/>
+          <w:szCs w:val="22"/>
+          <w:lang w:val="en-GH"/>
+        </w:rPr>
+        <w:t>Review</w:t>
+      </w:r>
+    </w:p>
+    <w:p>
+      <w:pPr>
+        <w:tabs>
+          <w:tab w:val="left" w:pos="360"/>
+        </w:tabs>
+        <w:ind w:left="360" w:hanging="360"/>
+        <w:rPr>
+          <w:rFonts w:ascii="Cambria" w:eastAsia="Arial" w:hAnsi="Cambria"/>
+          <w:b/>
+          <w:bCs/>
+          <w:sz w:val="22"/>
+          <w:szCs w:val="22"/>
+          <w:lang w:val="en-GH"/>
+        </w:rPr>
+      </w:pPr>
+    </w:p>
+    <w:p>
+      <w:pPr>
+        <w:tabs>
+          <w:tab w:val="left" w:pos="360"/>
+        </w:tabs>
+        <w:ind w:left="360" w:hanging="360"/>
+        <w:rPr>
+          <w:rFonts w:ascii="Cambria" w:eastAsia="Arial" w:hAnsi="Cambria"/>
+          <w:b/>
+          <w:bCs/>
+          <w:sz w:val="22"/>
+          <w:szCs w:val="22"/>
+          <w:lang w:val="en-GH"/>
+        </w:rPr>
+      </w:pPr>
+    </w:p>
+    <w:p>
+      <w:pPr>
+        <w:tabs>
+          <w:tab w:val="left" w:pos="360"/>
+        </w:tabs>
+        <w:ind w:left="360" w:hanging="360"/>
+        <w:rPr>
+          <w:rFonts w:ascii="Cambria" w:eastAsia="Arial" w:hAnsi="Cambria"/>
+          <w:b/>
+          <w:bCs/>
+          <w:sz w:val="22"/>
+          <w:szCs w:val="22"/>
+          <w:lang w:val="en-GH"/>
+        </w:rPr>
+      </w:pPr>
+      <w:r>
+        <w:rPr>
+          <w:rFonts w:ascii="Cambria" w:eastAsia="Arial" w:hAnsi="Cambria"/>
+          <w:b/>
+          <w:bCs/>
+          <w:sz w:val="22"/>
+          <w:szCs w:val="22"/>
+          <w:lang w:val="en-GH"/>
+        </w:rPr>
+        <w:t>MPhil Thesis Researcher</w:t>
+      </w:r>
+      <w:r>
+        <w:rPr>
+          <w:rFonts w:ascii="Cambria" w:eastAsia="Arial" w:hAnsi="Cambria"/>
+          <w:b/>
+          <w:bCs/>
+          <w:sz w:val="22"/>
+          <w:szCs w:val="22"/>
+          <w:lang w:val="en-GH"/>
+        </w:rPr>
+        <w:tab/>
+      </w:r>
+      <w:r>
+        <w:rPr>
+          <w:rFonts w:ascii="Cambria" w:eastAsia="Arial" w:hAnsi="Cambria"/>
+          <w:b/>
+          <w:bCs/>
+          <w:sz w:val="22"/>
+          <w:szCs w:val="22"/>
+          <w:lang w:val="en-GH"/>
+        </w:rPr>
+        <w:tab/>
+      </w:r>
+      <w:r>
+        <w:rPr>
+          <w:rFonts w:ascii="Cambria" w:eastAsia="Arial" w:hAnsi="Cambria"/>
+          <w:b/>
+          <w:bCs/>
+          <w:sz w:val="22"/>
+          <w:szCs w:val="22"/>
+          <w:lang w:val="en-GH"/>
+        </w:rPr>
+        <w:tab/>
+      </w:r>
+      <w:r>
+        <w:rPr>
+          <w:rFonts w:ascii="Cambria" w:eastAsia="Arial" w:hAnsi="Cambria"/>
+          <w:b/>
+          <w:bCs/>
+          <w:sz w:val="22"/>
+          <w:szCs w:val="22"/>
+          <w:lang w:val="en-GH"/>
+        </w:rPr>
+        <w:tab/>
+        <w:t xml:space="preserve">     </w:t>
+      </w:r>
+      <w:r>
+        <w:rPr>
+          <w:rFonts w:ascii="Cambria" w:eastAsia="Arial" w:hAnsi="Cambria"/>
+          <w:b/>
+          <w:bCs/>
+          <w:sz w:val="22"/>
+          <w:szCs w:val="22"/>
+          <w:lang w:val="en-GH"/>
+        </w:rPr>
+        <w:tab/>
+      </w:r>
+      <w:r>
+        <w:rPr>
+          <w:rFonts w:ascii="Cambria" w:eastAsia="Arial" w:hAnsi="Cambria"/>
+          <w:b/>
+          <w:bCs/>
+          <w:sz w:val="22"/>
+          <w:szCs w:val="22"/>
+          <w:lang w:val="en-GH"/>
+        </w:rPr>
+        <w:tab/>
+      </w:r>
+      <w:r>
+        <w:rPr>
+          <w:rFonts w:ascii="Cambria" w:eastAsia="Arial" w:hAnsi="Cambria"/>
+          <w:b/>
+          <w:bCs/>
+          <w:sz w:val="22"/>
+          <w:szCs w:val="22"/>
+          <w:lang w:val="en-GH"/>
+        </w:rPr>
+        <w:tab/>
+      </w:r>
+      <w:r>
+        <w:rPr>
+          <w:rFonts w:ascii="Cambria" w:eastAsia="Arial" w:hAnsi="Cambria"/>
+          <w:b/>
+          <w:bCs/>
+          <w:sz w:val="22"/>
+          <w:szCs w:val="22"/>
+          <w:lang w:val="en-GH"/>
+        </w:rPr>
+        <w:tab/>
+      </w:r>
+      <w:r>
+        <w:rPr>
+          <w:rFonts w:ascii="Cambria" w:eastAsia="Arial" w:hAnsi="Cambria"/>
+          <w:b/>
+          <w:bCs/>
+          <w:sz w:val="22"/>
+          <w:szCs w:val="22"/>
+          <w:lang w:val="en-GH"/>
+        </w:rPr>
+        <w:tab/>
+        <w:t xml:space="preserve">     </w:t>
+      </w:r>
+      <w:r>
+        <w:rPr>
+          <w:rFonts w:ascii="Cambria" w:eastAsia="Arial" w:hAnsi="Cambria"/>
+          <w:sz w:val="22"/>
+          <w:szCs w:val="22"/>
+        </w:rPr>
+        <w:t>University of Ghana</w:t>
+      </w:r>
+    </w:p>
+    <w:p>
+      <w:pPr>
+        <w:tabs>
+          <w:tab w:val="left" w:pos="360"/>
+        </w:tabs>
+        <w:ind w:left="360" w:hanging="360"/>
+        <w:rPr>
+          <w:rFonts w:ascii="Cambria" w:eastAsia="Arial" w:hAnsi="Cambria"/>
+          <w:b/>
           <w:color w:val="FFFFFF"/>
           <w:sz w:val="22"/>
           <w:szCs w:val="22"/>
@@ -2797,9 +3194,10 @@
     </w:p>
     <w:p>
       <w:pPr>
+        <w:pStyle w:val="ListParagraph"/>
         <w:numPr>
           <w:ilvl w:val="0"/>
-          <w:numId w:val="9"/>
+          <w:numId w:val="14"/>
         </w:numPr>
         <w:tabs>
           <w:tab w:val="left" w:pos="360"/>
@@ -2816,23 +3214,23 @@
           <w:sz w:val="22"/>
           <w:szCs w:val="22"/>
         </w:rPr>
-        <w:t xml:space="preserve">Conducting </w:t>
-      </w:r>
-      <w:r>
-        <w:rPr>
-          <w:rFonts w:ascii="Cambria" w:eastAsia="Arial" w:hAnsi="Cambria"/>
-          <w:sz w:val="22"/>
-          <w:szCs w:val="22"/>
-        </w:rPr>
-        <w:t>research</w:t>
-      </w:r>
-      <w:r>
-        <w:rPr>
-          <w:rFonts w:ascii="Cambria" w:eastAsia="Arial" w:hAnsi="Cambria"/>
-          <w:sz w:val="22"/>
-          <w:szCs w:val="22"/>
-        </w:rPr>
-        <w:t xml:space="preserve"> on a new hybrid missing data imputation technique for handling missing data in IoT Sensor Data</w:t>
+        <w:t>R</w:t>
+      </w:r>
+      <w:r>
+        <w:rPr>
+          <w:rFonts w:ascii="Cambria" w:eastAsia="Arial" w:hAnsi="Cambria"/>
+          <w:sz w:val="22"/>
+          <w:szCs w:val="22"/>
+        </w:rPr>
+        <w:t>esearch</w:t>
+      </w:r>
+      <w:r>
+        <w:rPr>
+          <w:rFonts w:ascii="Cambria" w:eastAsia="Arial" w:hAnsi="Cambria"/>
+          <w:sz w:val="22"/>
+          <w:szCs w:val="22"/>
+        </w:rPr>
+        <w:t xml:space="preserve"> a new hybrid missing data imputation technique for handling missing data in IoT Sensor Data</w:t>
       </w:r>
       <w:r>
         <w:rPr>
@@ -2845,9 +3243,10 @@
     </w:p>
     <w:p>
       <w:pPr>
+        <w:pStyle w:val="ListParagraph"/>
         <w:numPr>
           <w:ilvl w:val="0"/>
-          <w:numId w:val="9"/>
+          <w:numId w:val="14"/>
         </w:numPr>
         <w:tabs>
           <w:tab w:val="left" w:pos="360"/>
@@ -2885,9 +3284,10 @@
     </w:p>
     <w:p>
       <w:pPr>
+        <w:pStyle w:val="ListParagraph"/>
         <w:numPr>
           <w:ilvl w:val="0"/>
-          <w:numId w:val="9"/>
+          <w:numId w:val="14"/>
         </w:numPr>
         <w:tabs>
           <w:tab w:val="left" w:pos="360"/>
@@ -2912,23 +3312,55 @@
           <w:sz w:val="22"/>
           <w:szCs w:val="22"/>
         </w:rPr>
-        <w:t xml:space="preserve"> E</w:t>
-      </w:r>
-      <w:r>
-        <w:rPr>
-          <w:rFonts w:ascii="Cambria" w:eastAsia="Arial" w:hAnsi="Cambria"/>
-          <w:sz w:val="22"/>
-          <w:szCs w:val="22"/>
-        </w:rPr>
-        <w:t>x</w:t>
-      </w:r>
-      <w:r>
-        <w:rPr>
-          <w:rFonts w:ascii="Cambria" w:eastAsia="Arial" w:hAnsi="Cambria"/>
-          <w:sz w:val="22"/>
-          <w:szCs w:val="22"/>
-        </w:rPr>
-        <w:t>ploring how to capture temporal dependence in time series data using LSTM and to reconstruct the overall distribution using VAEs</w:t>
+        <w:t xml:space="preserve"> </w:t>
+      </w:r>
+      <w:r>
+        <w:rPr>
+          <w:rFonts w:ascii="Cambria" w:eastAsia="Arial" w:hAnsi="Cambria"/>
+          <w:sz w:val="22"/>
+          <w:szCs w:val="22"/>
+        </w:rPr>
+        <w:t>C</w:t>
+      </w:r>
+      <w:r>
+        <w:rPr>
+          <w:rFonts w:ascii="Cambria" w:eastAsia="Arial" w:hAnsi="Cambria"/>
+          <w:sz w:val="22"/>
+          <w:szCs w:val="22"/>
+        </w:rPr>
+        <w:t>aptur</w:t>
+      </w:r>
+      <w:r>
+        <w:rPr>
+          <w:rFonts w:ascii="Cambria" w:eastAsia="Arial" w:hAnsi="Cambria"/>
+          <w:sz w:val="22"/>
+          <w:szCs w:val="22"/>
+        </w:rPr>
+        <w:t>ing</w:t>
+      </w:r>
+      <w:r>
+        <w:rPr>
+          <w:rFonts w:ascii="Cambria" w:eastAsia="Arial" w:hAnsi="Cambria"/>
+          <w:sz w:val="22"/>
+          <w:szCs w:val="22"/>
+        </w:rPr>
+        <w:t xml:space="preserve"> temporal dependence in time series data using LSTM and </w:t>
+      </w:r>
+      <w:r>
+        <w:rPr>
+          <w:rFonts w:ascii="Cambria" w:eastAsia="Arial" w:hAnsi="Cambria"/>
+          <w:sz w:val="22"/>
+          <w:szCs w:val="22"/>
+        </w:rPr>
+        <w:t>reconstructing</w:t>
+      </w:r>
+      <w:r>
+        <w:rPr>
+          <w:rFonts w:ascii="Cambria" w:eastAsia="Arial" w:hAnsi="Cambria"/>
+          <w:sz w:val="22"/>
+          <w:szCs w:val="22"/>
+        </w:rPr>
+        <w:t xml:space="preserve"> the overall distribution using VAEs</w:t>
       </w:r>
       <w:r>
         <w:rPr>
@@ -2941,9 +3373,257 @@
     </w:p>
     <w:p>
       <w:pPr>
+        <w:pBdr>
+          <w:bottom w:val="single" w:sz="4" w:space="1" w:color="000000"/>
+        </w:pBdr>
+        <w:rPr>
+          <w:rFonts w:ascii="Cambria" w:eastAsia="Arial" w:hAnsi="Cambria"/>
+          <w:b/>
+          <w:sz w:val="22"/>
+          <w:szCs w:val="22"/>
+        </w:rPr>
+      </w:pPr>
+    </w:p>
+    <w:p>
+      <w:pPr>
+        <w:pBdr>
+          <w:bottom w:val="single" w:sz="4" w:space="1" w:color="000000"/>
+        </w:pBdr>
+        <w:rPr>
+          <w:rFonts w:ascii="Cambria" w:eastAsia="Arial" w:hAnsi="Cambria"/>
+          <w:b/>
+          <w:sz w:val="22"/>
+          <w:szCs w:val="22"/>
+        </w:rPr>
+      </w:pPr>
+      <w:r>
+        <w:rPr>
+          <w:rFonts w:ascii="Cambria" w:eastAsia="Arial" w:hAnsi="Cambria"/>
+          <w:b/>
+          <w:sz w:val="22"/>
+          <w:szCs w:val="22"/>
+        </w:rPr>
+        <w:t>WORK EXPERIENCE</w:t>
+      </w:r>
+    </w:p>
+    <w:p>
+      <w:pPr>
+        <w:tabs>
+          <w:tab w:val="left" w:pos="360"/>
+        </w:tabs>
+        <w:ind w:left="360" w:hanging="360"/>
+        <w:rPr>
+          <w:rFonts w:ascii="Cambria" w:eastAsia="Arial" w:hAnsi="Cambria"/>
+          <w:b/>
+          <w:sz w:val="22"/>
+          <w:szCs w:val="22"/>
+        </w:rPr>
+      </w:pPr>
+      <w:r>
+        <w:rPr>
+          <w:rFonts w:ascii="Cambria" w:eastAsia="Arial" w:hAnsi="Cambria"/>
+          <w:b/>
+          <w:sz w:val="22"/>
+          <w:szCs w:val="22"/>
+        </w:rPr>
+        <w:t>University of Ghana, Legon – Department of Computer Science</w:t>
+      </w:r>
+      <w:r>
+        <w:rPr>
+          <w:rFonts w:ascii="Cambria" w:eastAsia="Arial" w:hAnsi="Cambria"/>
+          <w:sz w:val="22"/>
+          <w:szCs w:val="22"/>
+        </w:rPr>
+        <w:tab/>
+      </w:r>
+      <w:r>
+        <w:rPr>
+          <w:rFonts w:ascii="Cambria" w:eastAsia="Arial" w:hAnsi="Cambria"/>
+          <w:sz w:val="22"/>
+          <w:szCs w:val="22"/>
+        </w:rPr>
+        <w:tab/>
+      </w:r>
+      <w:r>
+        <w:rPr>
+          <w:rFonts w:ascii="Cambria" w:eastAsia="Arial" w:hAnsi="Cambria"/>
+          <w:sz w:val="22"/>
+          <w:szCs w:val="22"/>
+        </w:rPr>
+        <w:tab/>
+        <w:t xml:space="preserve">                                  </w:t>
+      </w:r>
+      <w:r>
+        <w:rPr>
+          <w:rFonts w:ascii="Cambria" w:eastAsia="Arial" w:hAnsi="Cambria"/>
+          <w:sz w:val="22"/>
+          <w:szCs w:val="22"/>
+        </w:rPr>
+        <w:t xml:space="preserve">      </w:t>
+      </w:r>
+      <w:r>
+        <w:rPr>
+          <w:rFonts w:ascii="Cambria" w:eastAsia="Arial" w:hAnsi="Cambria"/>
+          <w:sz w:val="22"/>
+          <w:szCs w:val="22"/>
+        </w:rPr>
+        <w:t>Accra, GH</w:t>
+      </w:r>
+    </w:p>
+    <w:p>
+      <w:pPr>
+        <w:tabs>
+          <w:tab w:val="left" w:pos="360"/>
+        </w:tabs>
+        <w:ind w:left="360" w:hanging="360"/>
+        <w:rPr>
+          <w:rFonts w:ascii="Cambria" w:eastAsia="Arial" w:hAnsi="Cambria"/>
+          <w:b/>
+          <w:color w:val="FFFFFF"/>
+          <w:sz w:val="22"/>
+          <w:szCs w:val="22"/>
+        </w:rPr>
+      </w:pPr>
+      <w:r>
+        <w:rPr>
+          <w:rFonts w:ascii="Cambria" w:eastAsia="Arial" w:hAnsi="Cambria"/>
+          <w:i/>
+          <w:sz w:val="22"/>
+          <w:szCs w:val="22"/>
+        </w:rPr>
+        <w:t xml:space="preserve">Graduate </w:t>
+      </w:r>
+      <w:r>
+        <w:rPr>
+          <w:rFonts w:ascii="Cambria" w:eastAsia="Arial" w:hAnsi="Cambria"/>
+          <w:i/>
+          <w:sz w:val="22"/>
+          <w:szCs w:val="22"/>
+        </w:rPr>
+        <w:t xml:space="preserve">Teaching and </w:t>
+      </w:r>
+      <w:r>
+        <w:rPr>
+          <w:rFonts w:ascii="Cambria" w:eastAsia="Arial" w:hAnsi="Cambria"/>
+          <w:i/>
+          <w:sz w:val="22"/>
+          <w:szCs w:val="22"/>
+        </w:rPr>
+        <w:t xml:space="preserve">Research </w:t>
+      </w:r>
+      <w:r>
+        <w:rPr>
+          <w:rFonts w:ascii="Cambria" w:eastAsia="Arial" w:hAnsi="Cambria"/>
+          <w:i/>
+          <w:sz w:val="22"/>
+          <w:szCs w:val="22"/>
+        </w:rPr>
+        <w:t>Assistant</w:t>
+      </w:r>
+      <w:r>
+        <w:rPr>
+          <w:rFonts w:ascii="Cambria" w:eastAsia="Arial" w:hAnsi="Cambria"/>
+          <w:i/>
+          <w:sz w:val="22"/>
+          <w:szCs w:val="22"/>
+        </w:rPr>
+        <w:tab/>
+      </w:r>
+      <w:r>
+        <w:rPr>
+          <w:rFonts w:ascii="Cambria" w:eastAsia="Arial" w:hAnsi="Cambria"/>
+          <w:i/>
+          <w:sz w:val="22"/>
+          <w:szCs w:val="22"/>
+        </w:rPr>
+        <w:tab/>
+      </w:r>
+      <w:r>
+        <w:rPr>
+          <w:rFonts w:ascii="Cambria" w:eastAsia="Arial" w:hAnsi="Cambria"/>
+          <w:i/>
+          <w:sz w:val="22"/>
+          <w:szCs w:val="22"/>
+        </w:rPr>
+        <w:tab/>
+      </w:r>
+      <w:r>
+        <w:rPr>
+          <w:rFonts w:ascii="Cambria" w:eastAsia="Arial" w:hAnsi="Cambria"/>
+          <w:i/>
+          <w:sz w:val="22"/>
+          <w:szCs w:val="22"/>
+        </w:rPr>
+        <w:tab/>
+      </w:r>
+      <w:r>
+        <w:rPr>
+          <w:rFonts w:ascii="Cambria" w:eastAsia="Arial" w:hAnsi="Cambria"/>
+          <w:i/>
+          <w:sz w:val="22"/>
+          <w:szCs w:val="22"/>
+        </w:rPr>
+        <w:tab/>
+      </w:r>
+      <w:r>
+        <w:rPr>
+          <w:rFonts w:ascii="Cambria" w:eastAsia="Arial" w:hAnsi="Cambria"/>
+          <w:i/>
+          <w:sz w:val="22"/>
+          <w:szCs w:val="22"/>
+        </w:rPr>
+        <w:tab/>
+      </w:r>
+      <w:r>
+        <w:rPr>
+          <w:rFonts w:ascii="Cambria" w:eastAsia="Arial" w:hAnsi="Cambria"/>
+          <w:i/>
+          <w:sz w:val="22"/>
+          <w:szCs w:val="22"/>
+        </w:rPr>
+        <w:t xml:space="preserve"> </w:t>
+      </w:r>
+      <w:r>
+        <w:rPr>
+          <w:rFonts w:ascii="Cambria" w:eastAsia="Arial" w:hAnsi="Cambria"/>
+          <w:iCs/>
+          <w:sz w:val="22"/>
+          <w:szCs w:val="22"/>
+        </w:rPr>
+        <w:t>October</w:t>
+      </w:r>
+      <w:r>
+        <w:rPr>
+          <w:rFonts w:ascii="Cambria" w:eastAsia="Arial" w:hAnsi="Cambria"/>
+          <w:i/>
+          <w:sz w:val="22"/>
+          <w:szCs w:val="22"/>
+        </w:rPr>
+        <w:t xml:space="preserve"> </w:t>
+      </w:r>
+      <w:r>
+        <w:rPr>
+          <w:rFonts w:ascii="Cambria" w:eastAsia="Arial" w:hAnsi="Cambria"/>
+          <w:sz w:val="22"/>
+          <w:szCs w:val="22"/>
+        </w:rPr>
+        <w:t xml:space="preserve">2023 – </w:t>
+      </w:r>
+      <w:r>
+        <w:rPr>
+          <w:rFonts w:ascii="Cambria" w:eastAsia="Arial" w:hAnsi="Cambria"/>
+          <w:sz w:val="22"/>
+          <w:szCs w:val="22"/>
+        </w:rPr>
+        <w:t>January 2026</w:t>
+      </w:r>
+    </w:p>
+    <w:p>
+      <w:pPr>
+        <w:pStyle w:val="ListParagraph"/>
         <w:numPr>
           <w:ilvl w:val="0"/>
-          <w:numId w:val="9"/>
+          <w:numId w:val="15"/>
         </w:numPr>
         <w:tabs>
           <w:tab w:val="left" w:pos="360"/>
@@ -2960,39 +3640,23 @@
           <w:sz w:val="22"/>
           <w:szCs w:val="22"/>
         </w:rPr>
-        <w:t>Conducting a review to i</w:t>
-      </w:r>
-      <w:r>
-        <w:rPr>
-          <w:rFonts w:ascii="Cambria" w:eastAsia="Arial" w:hAnsi="Cambria"/>
-          <w:sz w:val="22"/>
-          <w:szCs w:val="22"/>
-        </w:rPr>
-        <w:t>dentify</w:t>
-      </w:r>
-      <w:r>
-        <w:rPr>
-          <w:rFonts w:ascii="Cambria" w:eastAsia="Arial" w:hAnsi="Cambria"/>
-          <w:sz w:val="22"/>
-          <w:szCs w:val="22"/>
-        </w:rPr>
-        <w:t xml:space="preserve"> </w:t>
-      </w:r>
-      <w:r>
-        <w:rPr>
-          <w:rFonts w:ascii="Cambria" w:eastAsia="Arial" w:hAnsi="Cambria"/>
-          <w:sz w:val="22"/>
-          <w:szCs w:val="22"/>
-        </w:rPr>
-        <w:t xml:space="preserve">existing techniques, their strengths and limitations, applications and </w:t>
-      </w:r>
-      <w:r>
-        <w:rPr>
-          <w:rFonts w:ascii="Cambria" w:eastAsia="Arial" w:hAnsi="Cambria"/>
-          <w:sz w:val="22"/>
-          <w:szCs w:val="22"/>
-        </w:rPr>
-        <w:t>trends and preparing a manuscript for submission to a peer-reviewed journal</w:t>
+        <w:t>Delivered lectures and tutorials in Artificial Intelligence</w:t>
+      </w:r>
+      <w:r>
+        <w:rPr>
+          <w:rFonts w:ascii="Cambria" w:eastAsia="Arial" w:hAnsi="Cambria"/>
+          <w:sz w:val="22"/>
+          <w:szCs w:val="22"/>
+        </w:rPr>
+        <w:t xml:space="preserve"> and </w:t>
+      </w:r>
+      <w:r>
+        <w:rPr>
+          <w:rFonts w:ascii="Cambria" w:eastAsia="Arial" w:hAnsi="Cambria"/>
+          <w:sz w:val="22"/>
+          <w:szCs w:val="22"/>
+        </w:rPr>
+        <w:t>Advanced Databases</w:t>
       </w:r>
       <w:r>
         <w:rPr>
@@ -3001,6 +3665,31 @@
           <w:szCs w:val="22"/>
         </w:rPr>
         <w:t>.</w:t>
+      </w:r>
+    </w:p>
+    <w:p>
+      <w:pPr>
+        <w:pStyle w:val="ListParagraph"/>
+        <w:numPr>
+          <w:ilvl w:val="0"/>
+          <w:numId w:val="15"/>
+        </w:numPr>
+        <w:tabs>
+          <w:tab w:val="left" w:pos="360"/>
+        </w:tabs>
+        <w:rPr>
+          <w:rFonts w:ascii="Cambria" w:eastAsia="Arial" w:hAnsi="Cambria"/>
+          <w:sz w:val="22"/>
+          <w:szCs w:val="22"/>
+        </w:rPr>
+      </w:pPr>
+      <w:r>
+        <w:rPr>
+          <w:rFonts w:ascii="Cambria" w:eastAsia="Arial" w:hAnsi="Cambria"/>
+          <w:sz w:val="22"/>
+          <w:szCs w:val="22"/>
+        </w:rPr>
+        <w:t>Guided final-year students on final projects and organized a Mock Final Presentation to mentor them on delivery and defense strategies.</w:t>
       </w:r>
     </w:p>
     <w:p>
@@ -3023,106 +3712,64 @@
         <w:ind w:left="360" w:hanging="360"/>
         <w:rPr>
           <w:rFonts w:ascii="Cambria" w:eastAsia="Arial" w:hAnsi="Cambria"/>
-          <w:b/>
-          <w:sz w:val="22"/>
-          <w:szCs w:val="22"/>
-        </w:rPr>
-      </w:pPr>
-      <w:r>
-        <w:rPr>
-          <w:rFonts w:ascii="Cambria" w:eastAsia="Arial" w:hAnsi="Cambria"/>
-          <w:b/>
-          <w:bCs/>
-          <w:sz w:val="22"/>
-          <w:szCs w:val="22"/>
-          <w:lang w:val="en-GH"/>
-        </w:rPr>
-        <w:t>Undergraduate Final Year Project Research</w:t>
-      </w:r>
-      <w:r>
-        <w:rPr>
-          <w:rFonts w:ascii="Cambria" w:eastAsia="Arial" w:hAnsi="Cambria"/>
-          <w:b/>
-          <w:bCs/>
-          <w:sz w:val="22"/>
-          <w:szCs w:val="22"/>
-          <w:lang w:val="en-GH"/>
-        </w:rPr>
-        <w:tab/>
-      </w:r>
-      <w:r>
-        <w:rPr>
-          <w:rFonts w:ascii="Cambria" w:eastAsia="Arial" w:hAnsi="Cambria"/>
-          <w:b/>
-          <w:bCs/>
-          <w:sz w:val="22"/>
-          <w:szCs w:val="22"/>
-          <w:lang w:val="en-GH"/>
-        </w:rPr>
-        <w:tab/>
-      </w:r>
-      <w:r>
-        <w:rPr>
-          <w:rFonts w:ascii="Cambria" w:eastAsia="Arial" w:hAnsi="Cambria"/>
-          <w:b/>
-          <w:bCs/>
-          <w:sz w:val="22"/>
-          <w:szCs w:val="22"/>
-          <w:lang w:val="en-GH"/>
-        </w:rPr>
-        <w:tab/>
-      </w:r>
-      <w:r>
-        <w:rPr>
-          <w:rFonts w:ascii="Cambria" w:eastAsia="Arial" w:hAnsi="Cambria"/>
-          <w:b/>
-          <w:bCs/>
-          <w:sz w:val="22"/>
-          <w:szCs w:val="22"/>
-          <w:lang w:val="en-GH"/>
-        </w:rPr>
-        <w:tab/>
-      </w:r>
-      <w:r>
-        <w:rPr>
-          <w:rFonts w:ascii="Cambria" w:eastAsia="Arial" w:hAnsi="Cambria"/>
-          <w:b/>
-          <w:bCs/>
-          <w:sz w:val="22"/>
-          <w:szCs w:val="22"/>
-          <w:lang w:val="en-GH"/>
-        </w:rPr>
-        <w:tab/>
-      </w:r>
-      <w:r>
-        <w:rPr>
-          <w:rFonts w:ascii="Cambria" w:eastAsia="Arial" w:hAnsi="Cambria"/>
-          <w:b/>
-          <w:bCs/>
-          <w:sz w:val="22"/>
-          <w:szCs w:val="22"/>
-          <w:lang w:val="en-GH"/>
-        </w:rPr>
-        <w:tab/>
-      </w:r>
-      <w:r>
-        <w:rPr>
-          <w:rFonts w:ascii="Cambria" w:eastAsia="Arial" w:hAnsi="Cambria"/>
-          <w:b/>
-          <w:bCs/>
-          <w:sz w:val="22"/>
-          <w:szCs w:val="22"/>
-          <w:lang w:val="en-GH"/>
-        </w:rPr>
-        <w:t xml:space="preserve">      </w:t>
-      </w:r>
-      <w:r>
-        <w:rPr>
-          <w:rFonts w:ascii="Cambria" w:eastAsia="Arial" w:hAnsi="Cambria"/>
-          <w:sz w:val="22"/>
-          <w:szCs w:val="22"/>
-        </w:rPr>
-        <w:t>University of Ghana</w:t>
+          <w:sz w:val="22"/>
+          <w:szCs w:val="22"/>
+        </w:rPr>
+      </w:pPr>
+      <w:proofErr w:type="spellStart"/>
+      <w:r>
+        <w:rPr>
+          <w:rFonts w:ascii="Cambria" w:eastAsia="Arial" w:hAnsi="Cambria"/>
+          <w:b/>
+          <w:sz w:val="22"/>
+          <w:szCs w:val="22"/>
+        </w:rPr>
+        <w:t>AfriLearnTech</w:t>
+      </w:r>
+      <w:proofErr w:type="spellEnd"/>
+      <w:r>
+        <w:rPr>
+          <w:rFonts w:ascii="Cambria" w:eastAsia="Arial" w:hAnsi="Cambria"/>
+          <w:b/>
+          <w:sz w:val="22"/>
+          <w:szCs w:val="22"/>
+        </w:rPr>
+        <w:t xml:space="preserve"> Company Ltd.</w:t>
+      </w:r>
+      <w:r>
+        <w:rPr>
+          <w:rFonts w:ascii="Cambria" w:eastAsia="Arial" w:hAnsi="Cambria"/>
+          <w:b/>
+          <w:sz w:val="22"/>
+          <w:szCs w:val="22"/>
+        </w:rPr>
+        <w:t xml:space="preserve">                                                                                                                          </w:t>
+      </w:r>
+      <w:r>
+        <w:rPr>
+          <w:rFonts w:ascii="Cambria" w:eastAsia="Arial" w:hAnsi="Cambria"/>
+          <w:b/>
+          <w:sz w:val="22"/>
+          <w:szCs w:val="22"/>
+        </w:rPr>
+        <w:tab/>
+      </w:r>
+      <w:r>
+        <w:rPr>
+          <w:rFonts w:ascii="Cambria" w:eastAsia="Arial" w:hAnsi="Cambria"/>
+          <w:b/>
+          <w:sz w:val="22"/>
+          <w:szCs w:val="22"/>
+        </w:rPr>
+        <w:t xml:space="preserve">        </w:t>
+      </w:r>
+      <w:r>
+        <w:rPr>
+          <w:rFonts w:ascii="Cambria" w:eastAsia="Arial" w:hAnsi="Cambria"/>
+          <w:sz w:val="22"/>
+          <w:szCs w:val="22"/>
+        </w:rPr>
+        <w:t>Accra, GH</w:t>
       </w:r>
     </w:p>
     <w:p>
@@ -3133,20 +3780,132 @@
         <w:ind w:left="360" w:hanging="360"/>
         <w:rPr>
           <w:rFonts w:ascii="Cambria" w:eastAsia="Arial" w:hAnsi="Cambria"/>
-          <w:b/>
-          <w:color w:val="FFFFFF"/>
-          <w:sz w:val="22"/>
-          <w:szCs w:val="22"/>
-        </w:rPr>
-      </w:pPr>
-      <w:r>
-        <w:rPr>
-          <w:rFonts w:ascii="Cambria" w:eastAsia="Arial" w:hAnsi="Cambria"/>
-          <w:i/>
-          <w:sz w:val="22"/>
-          <w:szCs w:val="22"/>
-        </w:rPr>
-        <w:t>Research</w:t>
+          <w:bCs/>
+          <w:i/>
+          <w:iCs/>
+          <w:sz w:val="22"/>
+          <w:szCs w:val="22"/>
+        </w:rPr>
+      </w:pPr>
+      <w:r>
+        <w:rPr>
+          <w:rFonts w:ascii="Cambria" w:eastAsia="Arial" w:hAnsi="Cambria"/>
+          <w:bCs/>
+          <w:i/>
+          <w:iCs/>
+          <w:sz w:val="22"/>
+          <w:szCs w:val="22"/>
+        </w:rPr>
+        <w:t xml:space="preserve">Lead </w:t>
+      </w:r>
+      <w:r>
+        <w:rPr>
+          <w:rFonts w:ascii="Cambria" w:eastAsia="Arial" w:hAnsi="Cambria"/>
+          <w:bCs/>
+          <w:i/>
+          <w:iCs/>
+          <w:sz w:val="22"/>
+          <w:szCs w:val="22"/>
+        </w:rPr>
+        <w:t xml:space="preserve">Software Engineer / Software Engineering </w:t>
+      </w:r>
+      <w:r>
+        <w:rPr>
+          <w:rFonts w:ascii="Cambria" w:eastAsia="Arial" w:hAnsi="Cambria"/>
+          <w:bCs/>
+          <w:i/>
+          <w:iCs/>
+          <w:sz w:val="22"/>
+          <w:szCs w:val="22"/>
+        </w:rPr>
+        <w:t>Consultant</w:t>
+      </w:r>
+      <w:r>
+        <w:rPr>
+          <w:rFonts w:ascii="Cambria" w:eastAsia="Arial" w:hAnsi="Cambria"/>
+          <w:i/>
+          <w:sz w:val="22"/>
+          <w:szCs w:val="22"/>
+        </w:rPr>
+        <w:tab/>
+      </w:r>
+      <w:r>
+        <w:rPr>
+          <w:rFonts w:ascii="Cambria" w:eastAsia="Arial" w:hAnsi="Cambria"/>
+          <w:i/>
+          <w:sz w:val="22"/>
+          <w:szCs w:val="22"/>
+        </w:rPr>
+        <w:tab/>
+      </w:r>
+      <w:r>
+        <w:rPr>
+          <w:rFonts w:ascii="Cambria" w:eastAsia="Arial" w:hAnsi="Cambria"/>
+          <w:i/>
+          <w:sz w:val="22"/>
+          <w:szCs w:val="22"/>
+        </w:rPr>
+        <w:tab/>
+      </w:r>
+      <w:r>
+        <w:rPr>
+          <w:rFonts w:ascii="Cambria" w:eastAsia="Arial" w:hAnsi="Cambria"/>
+          <w:i/>
+          <w:sz w:val="22"/>
+          <w:szCs w:val="22"/>
+        </w:rPr>
+        <w:tab/>
+      </w:r>
+      <w:r>
+        <w:rPr>
+          <w:rFonts w:ascii="Cambria" w:eastAsia="Arial" w:hAnsi="Cambria"/>
+          <w:i/>
+          <w:sz w:val="22"/>
+          <w:szCs w:val="22"/>
+        </w:rPr>
+        <w:tab/>
+      </w:r>
+      <w:r>
+        <w:rPr>
+          <w:rFonts w:ascii="Cambria" w:eastAsia="Arial" w:hAnsi="Cambria"/>
+          <w:i/>
+          <w:sz w:val="22"/>
+          <w:szCs w:val="22"/>
+        </w:rPr>
+        <w:tab/>
+      </w:r>
+      <w:r>
+        <w:rPr>
+          <w:rFonts w:ascii="Cambria" w:eastAsia="Arial" w:hAnsi="Cambria"/>
+          <w:i/>
+          <w:sz w:val="22"/>
+          <w:szCs w:val="22"/>
+        </w:rPr>
+        <w:t>2</w:t>
+      </w:r>
+      <w:r>
+        <w:rPr>
+          <w:rFonts w:ascii="Cambria" w:eastAsia="Arial" w:hAnsi="Cambria"/>
+          <w:sz w:val="22"/>
+          <w:szCs w:val="22"/>
+        </w:rPr>
+        <w:t>02</w:t>
+      </w:r>
+      <w:r>
+        <w:rPr>
+          <w:rFonts w:ascii="Cambria" w:eastAsia="Arial" w:hAnsi="Cambria"/>
+          <w:sz w:val="22"/>
+          <w:szCs w:val="22"/>
+        </w:rPr>
+        <w:t>5</w:t>
+      </w:r>
+      <w:r>
+        <w:rPr>
+          <w:rFonts w:ascii="Cambria" w:eastAsia="Arial" w:hAnsi="Cambria"/>
+          <w:sz w:val="22"/>
+          <w:szCs w:val="22"/>
+        </w:rPr>
+        <w:t xml:space="preserve"> – Present</w:t>
       </w:r>
       <w:r>
         <w:rPr>
@@ -3157,147 +3916,625 @@
         </w:rPr>
         <w:t xml:space="preserve"> </w:t>
       </w:r>
-      <w:r>
-        <w:rPr>
-          <w:rFonts w:ascii="Cambria" w:eastAsia="Arial" w:hAnsi="Cambria"/>
-          <w:i/>
-          <w:sz w:val="22"/>
-          <w:szCs w:val="22"/>
-        </w:rPr>
-        <w:t>Participant</w:t>
-      </w:r>
-      <w:r>
-        <w:rPr>
-          <w:rFonts w:ascii="Cambria" w:eastAsia="Arial" w:hAnsi="Cambria"/>
-          <w:i/>
-          <w:sz w:val="22"/>
-          <w:szCs w:val="22"/>
-        </w:rPr>
-        <w:tab/>
-      </w:r>
-      <w:r>
-        <w:rPr>
-          <w:rFonts w:ascii="Cambria" w:eastAsia="Arial" w:hAnsi="Cambria"/>
-          <w:i/>
-          <w:sz w:val="22"/>
-          <w:szCs w:val="22"/>
-        </w:rPr>
-        <w:tab/>
-      </w:r>
-      <w:r>
-        <w:rPr>
-          <w:rFonts w:ascii="Cambria" w:eastAsia="Arial" w:hAnsi="Cambria"/>
-          <w:i/>
-          <w:sz w:val="22"/>
-          <w:szCs w:val="22"/>
-        </w:rPr>
-        <w:tab/>
-      </w:r>
-      <w:r>
-        <w:rPr>
-          <w:rFonts w:ascii="Cambria" w:eastAsia="Arial" w:hAnsi="Cambria"/>
-          <w:i/>
-          <w:sz w:val="22"/>
-          <w:szCs w:val="22"/>
-        </w:rPr>
-        <w:tab/>
-      </w:r>
-      <w:r>
-        <w:rPr>
-          <w:rFonts w:ascii="Cambria" w:eastAsia="Arial" w:hAnsi="Cambria"/>
-          <w:i/>
-          <w:sz w:val="22"/>
-          <w:szCs w:val="22"/>
-        </w:rPr>
-        <w:tab/>
-      </w:r>
-      <w:r>
-        <w:rPr>
-          <w:rFonts w:ascii="Cambria" w:eastAsia="Arial" w:hAnsi="Cambria"/>
-          <w:i/>
-          <w:sz w:val="22"/>
-          <w:szCs w:val="22"/>
-        </w:rPr>
-        <w:tab/>
-      </w:r>
-      <w:r>
-        <w:rPr>
-          <w:rFonts w:ascii="Cambria" w:eastAsia="Arial" w:hAnsi="Cambria"/>
-          <w:i/>
-          <w:sz w:val="22"/>
-          <w:szCs w:val="22"/>
-        </w:rPr>
-        <w:tab/>
-      </w:r>
-      <w:r>
-        <w:rPr>
-          <w:rFonts w:ascii="Cambria" w:eastAsia="Arial" w:hAnsi="Cambria"/>
-          <w:i/>
-          <w:sz w:val="22"/>
-          <w:szCs w:val="22"/>
-        </w:rPr>
-        <w:tab/>
-        <w:t xml:space="preserve">          </w:t>
-      </w:r>
-      <w:r>
-        <w:rPr>
-          <w:rFonts w:ascii="Cambria" w:eastAsia="Arial" w:hAnsi="Cambria"/>
-          <w:i/>
-          <w:sz w:val="22"/>
-          <w:szCs w:val="22"/>
-        </w:rPr>
-        <w:t xml:space="preserve">                               </w:t>
-      </w:r>
-      <w:r>
-        <w:rPr>
-          <w:rFonts w:ascii="Cambria" w:eastAsia="Arial" w:hAnsi="Cambria"/>
-          <w:iCs/>
-          <w:sz w:val="22"/>
-          <w:szCs w:val="22"/>
-        </w:rPr>
-        <w:t xml:space="preserve">    </w:t>
-      </w:r>
-      <w:r>
-        <w:rPr>
-          <w:rFonts w:ascii="Cambria" w:eastAsia="Arial" w:hAnsi="Cambria"/>
-          <w:iCs/>
-          <w:sz w:val="22"/>
-          <w:szCs w:val="22"/>
-        </w:rPr>
-        <w:t xml:space="preserve">     </w:t>
-      </w:r>
-      <w:r>
-        <w:rPr>
-          <w:rFonts w:ascii="Cambria" w:eastAsia="Arial" w:hAnsi="Cambria"/>
-          <w:iCs/>
-          <w:sz w:val="22"/>
-          <w:szCs w:val="22"/>
-        </w:rPr>
-        <w:t>March</w:t>
-      </w:r>
-      <w:r>
-        <w:rPr>
-          <w:rFonts w:ascii="Cambria" w:eastAsia="Arial" w:hAnsi="Cambria"/>
-          <w:i/>
-          <w:sz w:val="22"/>
-          <w:szCs w:val="22"/>
-        </w:rPr>
-        <w:t xml:space="preserve"> </w:t>
-      </w:r>
-      <w:r>
-        <w:rPr>
-          <w:rFonts w:ascii="Cambria" w:eastAsia="Arial" w:hAnsi="Cambria"/>
-          <w:sz w:val="22"/>
-          <w:szCs w:val="22"/>
-        </w:rPr>
-        <w:t>2023</w:t>
-      </w:r>
-    </w:p>
-    <w:p>
-      <w:pPr>
+    </w:p>
+    <w:p>
+      <w:pPr>
+        <w:pStyle w:val="ListParagraph"/>
         <w:numPr>
           <w:ilvl w:val="0"/>
-          <w:numId w:val="9"/>
+          <w:numId w:val="15"/>
+        </w:numPr>
+        <w:rPr>
+          <w:rFonts w:ascii="Cambria" w:eastAsia="Arial" w:hAnsi="Cambria"/>
+          <w:sz w:val="22"/>
+          <w:szCs w:val="22"/>
+        </w:rPr>
+      </w:pPr>
+      <w:r>
+        <w:rPr>
+          <w:rFonts w:ascii="Cambria" w:eastAsia="Arial" w:hAnsi="Cambria"/>
+          <w:sz w:val="22"/>
+          <w:szCs w:val="22"/>
+        </w:rPr>
+        <w:t>Lead the design, development</w:t>
+      </w:r>
+      <w:r>
+        <w:rPr>
+          <w:rFonts w:ascii="Cambria" w:eastAsia="Arial" w:hAnsi="Cambria"/>
+          <w:sz w:val="22"/>
+          <w:szCs w:val="22"/>
+        </w:rPr>
+        <w:t>, and deployment of a National Digital Learning Platform for Liberia’s Ministry of Education</w:t>
+      </w:r>
+      <w:r>
+        <w:rPr>
+          <w:rFonts w:ascii="Cambria" w:eastAsia="Arial" w:hAnsi="Cambria"/>
+          <w:sz w:val="22"/>
+          <w:szCs w:val="22"/>
+        </w:rPr>
+        <w:t>.</w:t>
+      </w:r>
+    </w:p>
+    <w:p>
+      <w:pPr>
+        <w:pStyle w:val="ListParagraph"/>
+        <w:numPr>
+          <w:ilvl w:val="0"/>
+          <w:numId w:val="15"/>
+        </w:numPr>
+        <w:rPr>
+          <w:rFonts w:ascii="Cambria" w:eastAsia="Arial" w:hAnsi="Cambria"/>
+          <w:sz w:val="22"/>
+          <w:szCs w:val="22"/>
+        </w:rPr>
+      </w:pPr>
+      <w:r>
+        <w:rPr>
+          <w:rFonts w:ascii="Cambria" w:eastAsia="Arial" w:hAnsi="Cambria"/>
+          <w:sz w:val="22"/>
+          <w:szCs w:val="22"/>
+        </w:rPr>
+        <w:t>Applied agile methodologies and rigorous testing practices to ensure performance, maintainability, and stakeholder alignment.</w:t>
+      </w:r>
+    </w:p>
+    <w:p>
+      <w:pPr>
+        <w:tabs>
+          <w:tab w:val="left" w:pos="360"/>
+        </w:tabs>
+        <w:rPr>
+          <w:rFonts w:ascii="Cambria" w:eastAsia="Arial" w:hAnsi="Cambria"/>
+          <w:sz w:val="22"/>
+          <w:szCs w:val="22"/>
+        </w:rPr>
+      </w:pPr>
+    </w:p>
+    <w:p>
+      <w:pPr>
+        <w:tabs>
+          <w:tab w:val="left" w:pos="360"/>
+        </w:tabs>
+        <w:ind w:left="360" w:hanging="360"/>
+        <w:rPr>
+          <w:rFonts w:ascii="Cambria" w:eastAsia="Arial" w:hAnsi="Cambria"/>
+          <w:sz w:val="22"/>
+          <w:szCs w:val="22"/>
+        </w:rPr>
+      </w:pPr>
+      <w:r>
+        <w:rPr>
+          <w:rFonts w:ascii="Cambria" w:eastAsia="Arial" w:hAnsi="Cambria"/>
+          <w:b/>
+          <w:sz w:val="22"/>
+          <w:szCs w:val="22"/>
+        </w:rPr>
+        <w:t>PKay Software Consultancy</w:t>
+      </w:r>
+      <w:r>
+        <w:rPr>
+          <w:rFonts w:ascii="Cambria" w:eastAsia="Arial" w:hAnsi="Cambria"/>
+          <w:b/>
+          <w:sz w:val="22"/>
+          <w:szCs w:val="22"/>
+        </w:rPr>
+        <w:t xml:space="preserve">                                                                                                                          </w:t>
+      </w:r>
+      <w:r>
+        <w:rPr>
+          <w:rFonts w:ascii="Cambria" w:eastAsia="Arial" w:hAnsi="Cambria"/>
+          <w:b/>
+          <w:sz w:val="22"/>
+          <w:szCs w:val="22"/>
+        </w:rPr>
+        <w:tab/>
+      </w:r>
+      <w:r>
+        <w:rPr>
+          <w:rFonts w:ascii="Cambria" w:eastAsia="Arial" w:hAnsi="Cambria"/>
+          <w:b/>
+          <w:sz w:val="22"/>
+          <w:szCs w:val="22"/>
+        </w:rPr>
+        <w:t xml:space="preserve">        </w:t>
+      </w:r>
+      <w:r>
+        <w:rPr>
+          <w:rFonts w:ascii="Cambria" w:eastAsia="Arial" w:hAnsi="Cambria"/>
+          <w:sz w:val="22"/>
+          <w:szCs w:val="22"/>
+        </w:rPr>
+        <w:t>Accra, GH</w:t>
+      </w:r>
+    </w:p>
+    <w:p>
+      <w:pPr>
+        <w:tabs>
+          <w:tab w:val="left" w:pos="360"/>
+        </w:tabs>
+        <w:ind w:left="360" w:hanging="360"/>
+        <w:rPr>
+          <w:rFonts w:ascii="Cambria" w:eastAsia="Arial" w:hAnsi="Cambria"/>
+          <w:bCs/>
+          <w:i/>
+          <w:iCs/>
+          <w:sz w:val="22"/>
+          <w:szCs w:val="22"/>
+        </w:rPr>
+      </w:pPr>
+      <w:r>
+        <w:rPr>
+          <w:rFonts w:ascii="Cambria" w:eastAsia="Arial" w:hAnsi="Cambria"/>
+          <w:bCs/>
+          <w:i/>
+          <w:iCs/>
+          <w:sz w:val="22"/>
+          <w:szCs w:val="22"/>
+        </w:rPr>
+        <w:t>Founder and Lead Consultant</w:t>
+      </w:r>
+      <w:r>
+        <w:rPr>
+          <w:rFonts w:ascii="Cambria" w:eastAsia="Arial" w:hAnsi="Cambria"/>
+          <w:i/>
+          <w:sz w:val="22"/>
+          <w:szCs w:val="22"/>
+        </w:rPr>
+        <w:tab/>
+      </w:r>
+      <w:r>
+        <w:rPr>
+          <w:rFonts w:ascii="Cambria" w:eastAsia="Arial" w:hAnsi="Cambria"/>
+          <w:i/>
+          <w:sz w:val="22"/>
+          <w:szCs w:val="22"/>
+        </w:rPr>
+        <w:tab/>
+      </w:r>
+      <w:r>
+        <w:rPr>
+          <w:rFonts w:ascii="Cambria" w:eastAsia="Arial" w:hAnsi="Cambria"/>
+          <w:i/>
+          <w:sz w:val="22"/>
+          <w:szCs w:val="22"/>
+        </w:rPr>
+        <w:tab/>
+      </w:r>
+      <w:r>
+        <w:rPr>
+          <w:rFonts w:ascii="Cambria" w:eastAsia="Arial" w:hAnsi="Cambria"/>
+          <w:i/>
+          <w:sz w:val="22"/>
+          <w:szCs w:val="22"/>
+        </w:rPr>
+        <w:tab/>
+      </w:r>
+      <w:r>
+        <w:rPr>
+          <w:rFonts w:ascii="Cambria" w:eastAsia="Arial" w:hAnsi="Cambria"/>
+          <w:i/>
+          <w:sz w:val="22"/>
+          <w:szCs w:val="22"/>
+        </w:rPr>
+        <w:tab/>
+      </w:r>
+      <w:r>
+        <w:rPr>
+          <w:rFonts w:ascii="Cambria" w:eastAsia="Arial" w:hAnsi="Cambria"/>
+          <w:i/>
+          <w:sz w:val="22"/>
+          <w:szCs w:val="22"/>
+        </w:rPr>
+        <w:tab/>
+      </w:r>
+      <w:r>
+        <w:rPr>
+          <w:rFonts w:ascii="Cambria" w:eastAsia="Arial" w:hAnsi="Cambria"/>
+          <w:i/>
+          <w:sz w:val="22"/>
+          <w:szCs w:val="22"/>
+        </w:rPr>
+        <w:tab/>
+      </w:r>
+      <w:r>
+        <w:rPr>
+          <w:rFonts w:ascii="Cambria" w:eastAsia="Arial" w:hAnsi="Cambria"/>
+          <w:i/>
+          <w:sz w:val="22"/>
+          <w:szCs w:val="22"/>
+        </w:rPr>
+        <w:tab/>
+      </w:r>
+      <w:r>
+        <w:rPr>
+          <w:rFonts w:ascii="Cambria" w:eastAsia="Arial" w:hAnsi="Cambria"/>
+          <w:i/>
+          <w:sz w:val="22"/>
+          <w:szCs w:val="22"/>
+        </w:rPr>
+        <w:tab/>
+      </w:r>
+      <w:r>
+        <w:rPr>
+          <w:rFonts w:ascii="Cambria" w:eastAsia="Arial" w:hAnsi="Cambria"/>
+          <w:i/>
+          <w:sz w:val="22"/>
+          <w:szCs w:val="22"/>
+        </w:rPr>
+        <w:tab/>
+      </w:r>
+      <w:r>
+        <w:rPr>
+          <w:rFonts w:ascii="Cambria" w:eastAsia="Arial" w:hAnsi="Cambria"/>
+          <w:i/>
+          <w:sz w:val="22"/>
+          <w:szCs w:val="22"/>
+        </w:rPr>
+        <w:t>2</w:t>
+      </w:r>
+      <w:r>
+        <w:rPr>
+          <w:rFonts w:ascii="Cambria" w:eastAsia="Arial" w:hAnsi="Cambria"/>
+          <w:sz w:val="22"/>
+          <w:szCs w:val="22"/>
+        </w:rPr>
+        <w:t>02</w:t>
+      </w:r>
+      <w:r>
+        <w:rPr>
+          <w:rFonts w:ascii="Cambria" w:eastAsia="Arial" w:hAnsi="Cambria"/>
+          <w:sz w:val="22"/>
+          <w:szCs w:val="22"/>
+        </w:rPr>
+        <w:t>3</w:t>
+      </w:r>
+      <w:r>
+        <w:rPr>
+          <w:rFonts w:ascii="Cambria" w:eastAsia="Arial" w:hAnsi="Cambria"/>
+          <w:sz w:val="22"/>
+          <w:szCs w:val="22"/>
+        </w:rPr>
+        <w:t xml:space="preserve"> – Present</w:t>
+      </w:r>
+      <w:r>
+        <w:rPr>
+          <w:rFonts w:ascii="Cambria" w:eastAsia="Arial" w:hAnsi="Cambria"/>
+          <w:i/>
+          <w:sz w:val="22"/>
+          <w:szCs w:val="22"/>
+        </w:rPr>
+        <w:t xml:space="preserve"> </w:t>
+      </w:r>
+    </w:p>
+    <w:p>
+      <w:pPr>
+        <w:pStyle w:val="ListParagraph"/>
+        <w:numPr>
+          <w:ilvl w:val="0"/>
+          <w:numId w:val="15"/>
+        </w:numPr>
+        <w:rPr>
+          <w:rFonts w:ascii="Cambria" w:eastAsia="Arial" w:hAnsi="Cambria"/>
+          <w:sz w:val="22"/>
+          <w:szCs w:val="22"/>
+        </w:rPr>
+      </w:pPr>
+      <w:r>
+        <w:rPr>
+          <w:rFonts w:ascii="Cambria" w:eastAsia="Arial" w:hAnsi="Cambria"/>
+          <w:sz w:val="22"/>
+          <w:szCs w:val="22"/>
+        </w:rPr>
+        <w:t>Designed and implemented enterprise platforms (admissions, business management, payment systems), showcasing expertise in scalable software architecture, distributed systems, and real-world deployment.</w:t>
+      </w:r>
+    </w:p>
+    <w:p>
+      <w:pPr>
+        <w:pStyle w:val="ListParagraph"/>
+        <w:numPr>
+          <w:ilvl w:val="0"/>
+          <w:numId w:val="15"/>
+        </w:numPr>
+        <w:rPr>
+          <w:rFonts w:ascii="Cambria" w:eastAsia="Arial" w:hAnsi="Cambria"/>
+          <w:sz w:val="22"/>
+          <w:szCs w:val="22"/>
+        </w:rPr>
+      </w:pPr>
+      <w:r>
+        <w:rPr>
+          <w:rFonts w:ascii="Cambria" w:eastAsia="Arial" w:hAnsi="Cambria"/>
+          <w:sz w:val="22"/>
+          <w:szCs w:val="22"/>
+        </w:rPr>
+        <w:t>Applied agile methodologies and rigorous testing practices to ensure performance, maintainability, and stakeholder alignment</w:t>
+      </w:r>
+      <w:r>
+        <w:rPr>
+          <w:rFonts w:ascii="Cambria" w:eastAsia="Arial" w:hAnsi="Cambria"/>
+          <w:sz w:val="22"/>
+          <w:szCs w:val="22"/>
+        </w:rPr>
+        <w:t>.</w:t>
+      </w:r>
+    </w:p>
+    <w:p>
+      <w:pPr>
+        <w:tabs>
+          <w:tab w:val="left" w:pos="360"/>
+        </w:tabs>
+        <w:rPr>
+          <w:rFonts w:ascii="Cambria" w:eastAsia="Arial" w:hAnsi="Cambria"/>
+          <w:sz w:val="22"/>
+          <w:szCs w:val="22"/>
+        </w:rPr>
+      </w:pPr>
+    </w:p>
+    <w:p>
+      <w:pPr>
+        <w:tabs>
+          <w:tab w:val="left" w:pos="360"/>
+        </w:tabs>
+        <w:ind w:left="360" w:hanging="360"/>
+        <w:rPr>
+          <w:rFonts w:ascii="Cambria" w:eastAsia="Arial" w:hAnsi="Cambria"/>
+          <w:b/>
+          <w:sz w:val="22"/>
+          <w:szCs w:val="22"/>
+        </w:rPr>
+      </w:pPr>
+      <w:r>
+        <w:rPr>
+          <w:rFonts w:ascii="Cambria" w:eastAsia="Arial" w:hAnsi="Cambria"/>
+          <w:b/>
+          <w:sz w:val="22"/>
+          <w:szCs w:val="22"/>
+        </w:rPr>
+        <w:t>Payhub Ghana Limited</w:t>
+      </w:r>
+      <w:r>
+        <w:rPr>
+          <w:rFonts w:ascii="Cambria" w:eastAsia="Arial" w:hAnsi="Cambria"/>
+          <w:sz w:val="22"/>
+          <w:szCs w:val="22"/>
+        </w:rPr>
+        <w:tab/>
+      </w:r>
+      <w:r>
+        <w:rPr>
+          <w:rFonts w:ascii="Cambria" w:eastAsia="Arial" w:hAnsi="Cambria"/>
+          <w:sz w:val="22"/>
+          <w:szCs w:val="22"/>
+        </w:rPr>
+        <w:tab/>
+      </w:r>
+      <w:r>
+        <w:rPr>
+          <w:rFonts w:ascii="Cambria" w:eastAsia="Arial" w:hAnsi="Cambria"/>
+          <w:sz w:val="22"/>
+          <w:szCs w:val="22"/>
+        </w:rPr>
+        <w:tab/>
+        <w:t xml:space="preserve">                       </w:t>
+      </w:r>
+      <w:r>
+        <w:rPr>
+          <w:rFonts w:ascii="Cambria" w:eastAsia="Arial" w:hAnsi="Cambria"/>
+          <w:sz w:val="22"/>
+          <w:szCs w:val="22"/>
+        </w:rPr>
+        <w:tab/>
+      </w:r>
+      <w:r>
+        <w:rPr>
+          <w:rFonts w:ascii="Cambria" w:eastAsia="Arial" w:hAnsi="Cambria"/>
+          <w:sz w:val="22"/>
+          <w:szCs w:val="22"/>
+        </w:rPr>
+        <w:tab/>
+      </w:r>
+      <w:r>
+        <w:rPr>
+          <w:rFonts w:ascii="Cambria" w:eastAsia="Arial" w:hAnsi="Cambria"/>
+          <w:sz w:val="22"/>
+          <w:szCs w:val="22"/>
+        </w:rPr>
+        <w:tab/>
+      </w:r>
+      <w:r>
+        <w:rPr>
+          <w:rFonts w:ascii="Cambria" w:eastAsia="Arial" w:hAnsi="Cambria"/>
+          <w:sz w:val="22"/>
+          <w:szCs w:val="22"/>
+        </w:rPr>
+        <w:tab/>
+      </w:r>
+      <w:r>
+        <w:rPr>
+          <w:rFonts w:ascii="Cambria" w:eastAsia="Arial" w:hAnsi="Cambria"/>
+          <w:sz w:val="22"/>
+          <w:szCs w:val="22"/>
+        </w:rPr>
+        <w:tab/>
+      </w:r>
+      <w:r>
+        <w:rPr>
+          <w:rFonts w:ascii="Cambria" w:eastAsia="Arial" w:hAnsi="Cambria"/>
+          <w:sz w:val="22"/>
+          <w:szCs w:val="22"/>
+        </w:rPr>
+        <w:tab/>
+        <w:t xml:space="preserve">        </w:t>
+      </w:r>
+      <w:r>
+        <w:rPr>
+          <w:rFonts w:ascii="Cambria" w:eastAsia="Arial" w:hAnsi="Cambria"/>
+          <w:sz w:val="22"/>
+          <w:szCs w:val="22"/>
+        </w:rPr>
+        <w:t xml:space="preserve">  </w:t>
+      </w:r>
+      <w:r>
+        <w:rPr>
+          <w:rFonts w:ascii="Cambria" w:eastAsia="Arial" w:hAnsi="Cambria"/>
+          <w:sz w:val="22"/>
+          <w:szCs w:val="22"/>
+        </w:rPr>
+        <w:t>Accra, GH</w:t>
+      </w:r>
+    </w:p>
+    <w:p>
+      <w:pPr>
+        <w:tabs>
+          <w:tab w:val="left" w:pos="360"/>
+        </w:tabs>
+        <w:ind w:left="360" w:hanging="360"/>
+        <w:rPr>
+          <w:rFonts w:ascii="Cambria" w:eastAsia="Arial" w:hAnsi="Cambria"/>
+          <w:b/>
+          <w:color w:val="FFFFFF"/>
+          <w:sz w:val="22"/>
+          <w:szCs w:val="22"/>
+        </w:rPr>
+      </w:pPr>
+      <w:r>
+        <w:rPr>
+          <w:rFonts w:ascii="Cambria" w:eastAsia="Arial" w:hAnsi="Cambria"/>
+          <w:i/>
+          <w:sz w:val="22"/>
+          <w:szCs w:val="22"/>
+        </w:rPr>
+        <w:t>Software Developer</w:t>
+      </w:r>
+      <w:r>
+        <w:rPr>
+          <w:rFonts w:ascii="Cambria" w:eastAsia="Arial" w:hAnsi="Cambria"/>
+          <w:i/>
+          <w:sz w:val="22"/>
+          <w:szCs w:val="22"/>
+        </w:rPr>
+        <w:tab/>
+      </w:r>
+      <w:r>
+        <w:rPr>
+          <w:rFonts w:ascii="Cambria" w:eastAsia="Arial" w:hAnsi="Cambria"/>
+          <w:i/>
+          <w:sz w:val="22"/>
+          <w:szCs w:val="22"/>
+        </w:rPr>
+        <w:tab/>
+      </w:r>
+      <w:r>
+        <w:rPr>
+          <w:rFonts w:ascii="Cambria" w:eastAsia="Arial" w:hAnsi="Cambria"/>
+          <w:i/>
+          <w:sz w:val="22"/>
+          <w:szCs w:val="22"/>
+        </w:rPr>
+        <w:tab/>
+      </w:r>
+      <w:r>
+        <w:rPr>
+          <w:rFonts w:ascii="Cambria" w:eastAsia="Arial" w:hAnsi="Cambria"/>
+          <w:i/>
+          <w:sz w:val="22"/>
+          <w:szCs w:val="22"/>
+        </w:rPr>
+        <w:tab/>
+      </w:r>
+      <w:r>
+        <w:rPr>
+          <w:rFonts w:ascii="Cambria" w:eastAsia="Arial" w:hAnsi="Cambria"/>
+          <w:i/>
+          <w:sz w:val="22"/>
+          <w:szCs w:val="22"/>
+        </w:rPr>
+        <w:tab/>
+      </w:r>
+      <w:r>
+        <w:rPr>
+          <w:rFonts w:ascii="Cambria" w:eastAsia="Arial" w:hAnsi="Cambria"/>
+          <w:i/>
+          <w:sz w:val="22"/>
+          <w:szCs w:val="22"/>
+        </w:rPr>
+        <w:tab/>
+      </w:r>
+      <w:r>
+        <w:rPr>
+          <w:rFonts w:ascii="Cambria" w:eastAsia="Arial" w:hAnsi="Cambria"/>
+          <w:i/>
+          <w:sz w:val="22"/>
+          <w:szCs w:val="22"/>
+        </w:rPr>
+        <w:tab/>
+      </w:r>
+      <w:r>
+        <w:rPr>
+          <w:rFonts w:ascii="Cambria" w:eastAsia="Arial" w:hAnsi="Cambria"/>
+          <w:i/>
+          <w:sz w:val="22"/>
+          <w:szCs w:val="22"/>
+        </w:rPr>
+        <w:tab/>
+      </w:r>
+      <w:r>
+        <w:rPr>
+          <w:rFonts w:ascii="Cambria" w:eastAsia="Arial" w:hAnsi="Cambria"/>
+          <w:i/>
+          <w:sz w:val="22"/>
+          <w:szCs w:val="22"/>
+        </w:rPr>
+        <w:tab/>
+      </w:r>
+      <w:r>
+        <w:rPr>
+          <w:rFonts w:ascii="Cambria" w:eastAsia="Arial" w:hAnsi="Cambria"/>
+          <w:i/>
+          <w:sz w:val="22"/>
+          <w:szCs w:val="22"/>
+        </w:rPr>
+        <w:tab/>
+        <w:t xml:space="preserve">               </w:t>
+      </w:r>
+      <w:r>
+        <w:rPr>
+          <w:rFonts w:ascii="Cambria" w:eastAsia="Arial" w:hAnsi="Cambria"/>
+          <w:sz w:val="22"/>
+          <w:szCs w:val="22"/>
+        </w:rPr>
+        <w:t>202</w:t>
+      </w:r>
+      <w:r>
+        <w:rPr>
+          <w:rFonts w:ascii="Cambria" w:eastAsia="Arial" w:hAnsi="Cambria"/>
+          <w:sz w:val="22"/>
+          <w:szCs w:val="22"/>
+        </w:rPr>
+        <w:t>1</w:t>
+      </w:r>
+      <w:r>
+        <w:rPr>
+          <w:rFonts w:ascii="Cambria" w:eastAsia="Arial" w:hAnsi="Cambria"/>
+          <w:sz w:val="22"/>
+          <w:szCs w:val="22"/>
+        </w:rPr>
+        <w:t xml:space="preserve"> – </w:t>
+      </w:r>
+      <w:r>
+        <w:rPr>
+          <w:rFonts w:ascii="Cambria" w:eastAsia="Arial" w:hAnsi="Cambria"/>
+          <w:sz w:val="22"/>
+          <w:szCs w:val="22"/>
+        </w:rPr>
+        <w:t>2025</w:t>
+      </w:r>
+    </w:p>
+    <w:p>
+      <w:pPr>
+        <w:pStyle w:val="ListParagraph"/>
+        <w:numPr>
+          <w:ilvl w:val="0"/>
+          <w:numId w:val="15"/>
         </w:numPr>
         <w:tabs>
           <w:tab w:val="left" w:pos="360"/>
@@ -3314,14 +4551,15 @@
           <w:sz w:val="22"/>
           <w:szCs w:val="22"/>
         </w:rPr>
-        <w:t>Conducted mini research as a partial fulfillment of my undergraduate studies.</w:t>
-      </w:r>
-    </w:p>
-    <w:p>
-      <w:pPr>
+        <w:t>Designed and deployed a USSD platform for low-bandwidth financial transactions, enabling users to send money, purchase airtime, and trade vouchers securely.</w:t>
+      </w:r>
+    </w:p>
+    <w:p>
+      <w:pPr>
+        <w:pStyle w:val="ListParagraph"/>
         <w:numPr>
           <w:ilvl w:val="0"/>
-          <w:numId w:val="9"/>
+          <w:numId w:val="15"/>
         </w:numPr>
         <w:tabs>
           <w:tab w:val="left" w:pos="360"/>
@@ -3338,263 +4576,15 @@
           <w:sz w:val="22"/>
           <w:szCs w:val="22"/>
         </w:rPr>
-        <w:t>Developed a simple IoT-Based smart irrigation and environmental data gathering system</w:t>
-      </w:r>
-    </w:p>
-    <w:p>
-      <w:pPr>
-        <w:pBdr>
-          <w:bottom w:val="single" w:sz="4" w:space="1" w:color="000000"/>
-        </w:pBdr>
-        <w:rPr>
-          <w:rFonts w:ascii="Cambria" w:eastAsia="Arial" w:hAnsi="Cambria"/>
-          <w:b/>
-          <w:sz w:val="22"/>
-          <w:szCs w:val="22"/>
-        </w:rPr>
-      </w:pPr>
-    </w:p>
-    <w:p>
-      <w:pPr>
-        <w:pBdr>
-          <w:bottom w:val="single" w:sz="4" w:space="1" w:color="000000"/>
-        </w:pBdr>
-        <w:rPr>
-          <w:rFonts w:ascii="Cambria" w:eastAsia="Arial" w:hAnsi="Cambria"/>
-          <w:b/>
-          <w:sz w:val="22"/>
-          <w:szCs w:val="22"/>
-        </w:rPr>
-      </w:pPr>
-      <w:r>
-        <w:rPr>
-          <w:rFonts w:ascii="Cambria" w:eastAsia="Arial" w:hAnsi="Cambria"/>
-          <w:b/>
-          <w:sz w:val="22"/>
-          <w:szCs w:val="22"/>
-        </w:rPr>
-        <w:t>WORK EXPERIENCE</w:t>
-      </w:r>
-    </w:p>
-    <w:p>
-      <w:pPr>
-        <w:tabs>
-          <w:tab w:val="left" w:pos="360"/>
-        </w:tabs>
-        <w:ind w:left="360" w:hanging="360"/>
-        <w:rPr>
-          <w:rFonts w:ascii="Cambria" w:eastAsia="Arial" w:hAnsi="Cambria"/>
-          <w:b/>
-          <w:sz w:val="22"/>
-          <w:szCs w:val="22"/>
-        </w:rPr>
-      </w:pPr>
-      <w:r>
-        <w:rPr>
-          <w:rFonts w:ascii="Cambria" w:eastAsia="Arial" w:hAnsi="Cambria"/>
-          <w:b/>
-          <w:sz w:val="22"/>
-          <w:szCs w:val="22"/>
-        </w:rPr>
-        <w:t>University of Ghana, Legon – Department of Computer Science</w:t>
-      </w:r>
-      <w:r>
-        <w:rPr>
-          <w:rFonts w:ascii="Cambria" w:eastAsia="Arial" w:hAnsi="Cambria"/>
-          <w:sz w:val="22"/>
-          <w:szCs w:val="22"/>
-        </w:rPr>
-        <w:tab/>
-      </w:r>
-      <w:r>
-        <w:rPr>
-          <w:rFonts w:ascii="Cambria" w:eastAsia="Arial" w:hAnsi="Cambria"/>
-          <w:sz w:val="22"/>
-          <w:szCs w:val="22"/>
-        </w:rPr>
-        <w:tab/>
-      </w:r>
-      <w:r>
-        <w:rPr>
-          <w:rFonts w:ascii="Cambria" w:eastAsia="Arial" w:hAnsi="Cambria"/>
-          <w:sz w:val="22"/>
-          <w:szCs w:val="22"/>
-        </w:rPr>
-        <w:tab/>
-        <w:t xml:space="preserve">                                  </w:t>
-      </w:r>
-      <w:r>
-        <w:rPr>
-          <w:rFonts w:ascii="Cambria" w:eastAsia="Arial" w:hAnsi="Cambria"/>
-          <w:sz w:val="22"/>
-          <w:szCs w:val="22"/>
-        </w:rPr>
-        <w:t xml:space="preserve">      </w:t>
-      </w:r>
-      <w:r>
-        <w:rPr>
-          <w:rFonts w:ascii="Cambria" w:eastAsia="Arial" w:hAnsi="Cambria"/>
-          <w:sz w:val="22"/>
-          <w:szCs w:val="22"/>
-        </w:rPr>
-        <w:t>Accra, GH</w:t>
-      </w:r>
-    </w:p>
-    <w:p>
-      <w:pPr>
-        <w:tabs>
-          <w:tab w:val="left" w:pos="360"/>
-        </w:tabs>
-        <w:ind w:left="360" w:hanging="360"/>
-        <w:rPr>
-          <w:rFonts w:ascii="Cambria" w:eastAsia="Arial" w:hAnsi="Cambria"/>
-          <w:b/>
-          <w:color w:val="FFFFFF"/>
-          <w:sz w:val="22"/>
-          <w:szCs w:val="22"/>
-        </w:rPr>
-      </w:pPr>
-      <w:r>
-        <w:rPr>
-          <w:rFonts w:ascii="Cambria" w:eastAsia="Arial" w:hAnsi="Cambria"/>
-          <w:i/>
-          <w:sz w:val="22"/>
-          <w:szCs w:val="22"/>
-        </w:rPr>
-        <w:t xml:space="preserve">Graduate </w:t>
-      </w:r>
-      <w:r>
-        <w:rPr>
-          <w:rFonts w:ascii="Cambria" w:eastAsia="Arial" w:hAnsi="Cambria"/>
-          <w:i/>
-          <w:sz w:val="22"/>
-          <w:szCs w:val="22"/>
-        </w:rPr>
-        <w:t xml:space="preserve">Teaching and </w:t>
-      </w:r>
-      <w:r>
-        <w:rPr>
-          <w:rFonts w:ascii="Cambria" w:eastAsia="Arial" w:hAnsi="Cambria"/>
-          <w:i/>
-          <w:sz w:val="22"/>
-          <w:szCs w:val="22"/>
-        </w:rPr>
-        <w:t xml:space="preserve">Research </w:t>
-      </w:r>
-      <w:r>
-        <w:rPr>
-          <w:rFonts w:ascii="Cambria" w:eastAsia="Arial" w:hAnsi="Cambria"/>
-          <w:i/>
-          <w:sz w:val="22"/>
-          <w:szCs w:val="22"/>
-        </w:rPr>
-        <w:t>Assistant</w:t>
-      </w:r>
-      <w:r>
-        <w:rPr>
-          <w:rFonts w:ascii="Cambria" w:eastAsia="Arial" w:hAnsi="Cambria"/>
-          <w:i/>
-          <w:sz w:val="22"/>
-          <w:szCs w:val="22"/>
-        </w:rPr>
-        <w:tab/>
-      </w:r>
-      <w:r>
-        <w:rPr>
-          <w:rFonts w:ascii="Cambria" w:eastAsia="Arial" w:hAnsi="Cambria"/>
-          <w:i/>
-          <w:sz w:val="22"/>
-          <w:szCs w:val="22"/>
-        </w:rPr>
-        <w:tab/>
-      </w:r>
-      <w:r>
-        <w:rPr>
-          <w:rFonts w:ascii="Cambria" w:eastAsia="Arial" w:hAnsi="Cambria"/>
-          <w:i/>
-          <w:sz w:val="22"/>
-          <w:szCs w:val="22"/>
-        </w:rPr>
-        <w:tab/>
-      </w:r>
-      <w:r>
-        <w:rPr>
-          <w:rFonts w:ascii="Cambria" w:eastAsia="Arial" w:hAnsi="Cambria"/>
-          <w:i/>
-          <w:sz w:val="22"/>
-          <w:szCs w:val="22"/>
-        </w:rPr>
-        <w:tab/>
-      </w:r>
-      <w:r>
-        <w:rPr>
-          <w:rFonts w:ascii="Cambria" w:eastAsia="Arial" w:hAnsi="Cambria"/>
-          <w:i/>
-          <w:sz w:val="22"/>
-          <w:szCs w:val="22"/>
-        </w:rPr>
-        <w:tab/>
-      </w:r>
-      <w:r>
-        <w:rPr>
-          <w:rFonts w:ascii="Cambria" w:eastAsia="Arial" w:hAnsi="Cambria"/>
-          <w:i/>
-          <w:sz w:val="22"/>
-          <w:szCs w:val="22"/>
-        </w:rPr>
-        <w:tab/>
-        <w:t xml:space="preserve">           </w:t>
-      </w:r>
-      <w:r>
-        <w:rPr>
-          <w:rFonts w:ascii="Cambria" w:eastAsia="Arial" w:hAnsi="Cambria"/>
-          <w:i/>
-          <w:sz w:val="22"/>
-          <w:szCs w:val="22"/>
-        </w:rPr>
-        <w:t xml:space="preserve"> </w:t>
-      </w:r>
-      <w:r>
-        <w:rPr>
-          <w:rFonts w:ascii="Cambria" w:eastAsia="Arial" w:hAnsi="Cambria"/>
-          <w:i/>
-          <w:sz w:val="22"/>
-          <w:szCs w:val="22"/>
-        </w:rPr>
-        <w:t xml:space="preserve"> </w:t>
-      </w:r>
-      <w:r>
-        <w:rPr>
-          <w:rFonts w:ascii="Cambria" w:eastAsia="Arial" w:hAnsi="Cambria"/>
-          <w:iCs/>
-          <w:sz w:val="22"/>
-          <w:szCs w:val="22"/>
-        </w:rPr>
-        <w:t>October</w:t>
-      </w:r>
-      <w:r>
-        <w:rPr>
-          <w:rFonts w:ascii="Cambria" w:eastAsia="Arial" w:hAnsi="Cambria"/>
-          <w:i/>
-          <w:sz w:val="22"/>
-          <w:szCs w:val="22"/>
-        </w:rPr>
-        <w:t xml:space="preserve"> </w:t>
-      </w:r>
-      <w:r>
-        <w:rPr>
-          <w:rFonts w:ascii="Cambria" w:eastAsia="Arial" w:hAnsi="Cambria"/>
-          <w:sz w:val="22"/>
-          <w:szCs w:val="22"/>
-        </w:rPr>
-        <w:t>2023 – Present</w:t>
-      </w:r>
-    </w:p>
-    <w:p>
-      <w:pPr>
+        <w:t>Reduced transaction latency through optimized session management and Redis caching.</w:t>
+      </w:r>
+    </w:p>
+    <w:p>
+      <w:pPr>
+        <w:pStyle w:val="ListParagraph"/>
         <w:numPr>
           <w:ilvl w:val="0"/>
-          <w:numId w:val="9"/>
+          <w:numId w:val="15"/>
         </w:numPr>
         <w:tabs>
           <w:tab w:val="left" w:pos="360"/>
@@ -3611,63 +4601,120 @@
           <w:sz w:val="22"/>
           <w:szCs w:val="22"/>
         </w:rPr>
-        <w:t>Delivered lectures and tutorials in Artificial Intelligence, Advanced Databases, and Distributed Systems, while mentoring final-year students on projects and presentation delivery, contributing to improved performance and research quality</w:t>
-      </w:r>
-      <w:r>
-        <w:rPr>
-          <w:rFonts w:ascii="Cambria" w:eastAsia="Arial" w:hAnsi="Cambria"/>
-          <w:sz w:val="22"/>
-          <w:szCs w:val="22"/>
-        </w:rPr>
-        <w:t>.</w:t>
-      </w:r>
-    </w:p>
-    <w:p>
-      <w:pPr>
+        <w:t xml:space="preserve">Integrated with mobile network operators via RESTful APIs, ensuring interoperability. </w:t>
+      </w:r>
+    </w:p>
+    <w:p>
+      <w:pPr>
+        <w:tabs>
+          <w:tab w:val="left" w:pos="360"/>
+        </w:tabs>
+        <w:rPr>
+          <w:rFonts w:ascii="Cambria" w:eastAsia="Arial" w:hAnsi="Cambria"/>
+          <w:sz w:val="22"/>
+          <w:szCs w:val="22"/>
+        </w:rPr>
+      </w:pPr>
+    </w:p>
+    <w:p>
+      <w:pPr>
+        <w:pBdr>
+          <w:bottom w:val="single" w:sz="4" w:space="1" w:color="auto"/>
+        </w:pBdr>
+        <w:tabs>
+          <w:tab w:val="left" w:pos="360"/>
+        </w:tabs>
+        <w:rPr>
+          <w:rFonts w:ascii="Cambria" w:eastAsia="Arial" w:hAnsi="Cambria"/>
+          <w:b/>
+          <w:sz w:val="22"/>
+          <w:szCs w:val="22"/>
+        </w:rPr>
+      </w:pPr>
+      <w:r>
+        <w:rPr>
+          <w:rFonts w:ascii="Cambria" w:eastAsia="Arial" w:hAnsi="Cambria"/>
+          <w:b/>
+          <w:sz w:val="22"/>
+          <w:szCs w:val="22"/>
+        </w:rPr>
+        <w:t>GRANTS</w:t>
+      </w:r>
+    </w:p>
+    <w:p>
+      <w:pPr>
+        <w:tabs>
+          <w:tab w:val="left" w:pos="360"/>
+        </w:tabs>
+        <w:rPr>
+          <w:rFonts w:ascii="Cambria" w:eastAsia="Arial" w:hAnsi="Cambria"/>
+          <w:b/>
+          <w:sz w:val="22"/>
+          <w:szCs w:val="22"/>
+        </w:rPr>
+      </w:pPr>
+      <w:r>
+        <w:rPr>
+          <w:rFonts w:ascii="Cambria" w:eastAsia="Arial" w:hAnsi="Cambria"/>
+          <w:b/>
+          <w:sz w:val="22"/>
+          <w:szCs w:val="22"/>
+        </w:rPr>
+        <w:t>Erasmus+ Grant for University-wide Exchange (University of Ghana and Lund University - Sweden)</w:t>
+      </w:r>
+    </w:p>
+    <w:p>
+      <w:pPr>
+        <w:pStyle w:val="ListParagraph"/>
         <w:numPr>
           <w:ilvl w:val="0"/>
-          <w:numId w:val="9"/>
+          <w:numId w:val="13"/>
         </w:numPr>
         <w:tabs>
           <w:tab w:val="left" w:pos="360"/>
         </w:tabs>
         <w:rPr>
           <w:rFonts w:ascii="Cambria" w:eastAsia="Arial" w:hAnsi="Cambria"/>
-          <w:sz w:val="22"/>
-          <w:szCs w:val="22"/>
-        </w:rPr>
-      </w:pPr>
-      <w:r>
-        <w:rPr>
-          <w:rFonts w:ascii="Cambria" w:eastAsia="Arial" w:hAnsi="Cambria"/>
-          <w:sz w:val="22"/>
-          <w:szCs w:val="22"/>
-        </w:rPr>
-        <w:t>Guided final-year students in their</w:t>
-      </w:r>
-      <w:r>
-        <w:rPr>
-          <w:rFonts w:ascii="Cambria" w:eastAsia="Arial" w:hAnsi="Cambria"/>
-          <w:sz w:val="22"/>
-          <w:szCs w:val="22"/>
-        </w:rPr>
-        <w:t xml:space="preserve"> final</w:t>
-      </w:r>
-      <w:r>
-        <w:rPr>
-          <w:rFonts w:ascii="Cambria" w:eastAsia="Arial" w:hAnsi="Cambria"/>
-          <w:sz w:val="22"/>
-          <w:szCs w:val="22"/>
-        </w:rPr>
-        <w:t xml:space="preserve"> projects and organized a Mock Final Presentation session to mentor them on effective presentation delivery and defense strategies</w:t>
-      </w:r>
-      <w:r>
-        <w:rPr>
-          <w:rFonts w:ascii="Cambria" w:eastAsia="Arial" w:hAnsi="Cambria"/>
-          <w:sz w:val="22"/>
-          <w:szCs w:val="22"/>
-        </w:rPr>
-        <w:t>.</w:t>
+          <w:b/>
+          <w:sz w:val="22"/>
+          <w:szCs w:val="22"/>
+        </w:rPr>
+      </w:pPr>
+      <w:r>
+        <w:rPr>
+          <w:rFonts w:ascii="Cambria" w:eastAsia="Arial" w:hAnsi="Cambria"/>
+          <w:bCs/>
+          <w:sz w:val="22"/>
+          <w:szCs w:val="22"/>
+        </w:rPr>
+        <w:t>I am currently undertaking a university-wide agreement students mobility exchange program at Lund University with a total grant of</w:t>
+      </w:r>
+      <w:r>
+        <w:rPr>
+          <w:rFonts w:ascii="Cambria" w:eastAsia="Arial" w:hAnsi="Cambria"/>
+          <w:bCs/>
+          <w:sz w:val="22"/>
+          <w:szCs w:val="22"/>
+        </w:rPr>
+        <w:t xml:space="preserve"> </w:t>
+      </w:r>
+      <w:r>
+        <w:rPr>
+          <w:rFonts w:ascii="Cambria" w:eastAsia="Arial" w:hAnsi="Cambria"/>
+          <w:bCs/>
+          <w:sz w:val="22"/>
+          <w:szCs w:val="22"/>
+        </w:rPr>
+        <w:t>€</w:t>
+      </w:r>
+      <w:r>
+        <w:rPr>
+          <w:rFonts w:ascii="Cambria" w:eastAsia="Arial" w:hAnsi="Cambria"/>
+          <w:bCs/>
+          <w:sz w:val="22"/>
+          <w:szCs w:val="22"/>
+        </w:rPr>
+        <w:t>5,628.00, and the program duration is January to June 2026.</w:t>
       </w:r>
     </w:p>
     <w:p>
@@ -3677,221 +4724,344 @@
         </w:tabs>
         <w:rPr>
           <w:rFonts w:ascii="Cambria" w:eastAsia="Arial" w:hAnsi="Cambria"/>
-          <w:sz w:val="22"/>
-          <w:szCs w:val="22"/>
-        </w:rPr>
-      </w:pPr>
-    </w:p>
-    <w:p>
-      <w:pPr>
-        <w:tabs>
-          <w:tab w:val="left" w:pos="360"/>
-        </w:tabs>
-        <w:ind w:left="360" w:hanging="360"/>
-        <w:rPr>
-          <w:rFonts w:ascii="Cambria" w:eastAsia="Arial" w:hAnsi="Cambria"/>
-          <w:sz w:val="22"/>
-          <w:szCs w:val="22"/>
-        </w:rPr>
-      </w:pPr>
-      <w:r>
-        <w:rPr>
-          <w:rFonts w:ascii="Cambria" w:eastAsia="Arial" w:hAnsi="Cambria"/>
-          <w:b/>
-          <w:sz w:val="22"/>
-          <w:szCs w:val="22"/>
-        </w:rPr>
-        <w:t>PKay Software Consultancy</w:t>
-      </w:r>
-      <w:r>
-        <w:rPr>
-          <w:rFonts w:ascii="Cambria" w:eastAsia="Arial" w:hAnsi="Cambria"/>
-          <w:b/>
-          <w:sz w:val="22"/>
-          <w:szCs w:val="22"/>
-        </w:rPr>
-        <w:t xml:space="preserve">                                                                                                                          </w:t>
-      </w:r>
-      <w:r>
-        <w:rPr>
-          <w:rFonts w:ascii="Cambria" w:eastAsia="Arial" w:hAnsi="Cambria"/>
-          <w:b/>
-          <w:sz w:val="22"/>
-          <w:szCs w:val="22"/>
-        </w:rPr>
-        <w:tab/>
-      </w:r>
-      <w:r>
-        <w:rPr>
-          <w:rFonts w:ascii="Cambria" w:eastAsia="Arial" w:hAnsi="Cambria"/>
-          <w:b/>
-          <w:sz w:val="22"/>
-          <w:szCs w:val="22"/>
-        </w:rPr>
-        <w:t xml:space="preserve">        </w:t>
-      </w:r>
-      <w:r>
-        <w:rPr>
-          <w:rFonts w:ascii="Cambria" w:eastAsia="Arial" w:hAnsi="Cambria"/>
-          <w:sz w:val="22"/>
-          <w:szCs w:val="22"/>
-        </w:rPr>
-        <w:t>Accra, GH</w:t>
-      </w:r>
-    </w:p>
-    <w:p>
-      <w:pPr>
-        <w:tabs>
-          <w:tab w:val="left" w:pos="360"/>
-        </w:tabs>
-        <w:ind w:left="360" w:hanging="360"/>
-        <w:rPr>
-          <w:rFonts w:ascii="Cambria" w:eastAsia="Arial" w:hAnsi="Cambria"/>
-          <w:bCs/>
-          <w:i/>
-          <w:iCs/>
-          <w:sz w:val="22"/>
-          <w:szCs w:val="22"/>
-        </w:rPr>
-      </w:pPr>
-      <w:r>
-        <w:rPr>
-          <w:rFonts w:ascii="Cambria" w:eastAsia="Arial" w:hAnsi="Cambria"/>
-          <w:bCs/>
-          <w:i/>
-          <w:iCs/>
-          <w:sz w:val="22"/>
-          <w:szCs w:val="22"/>
-        </w:rPr>
-        <w:t>Founder and Lead Consultant</w:t>
-      </w:r>
-      <w:r>
-        <w:rPr>
-          <w:rFonts w:ascii="Cambria" w:eastAsia="Arial" w:hAnsi="Cambria"/>
-          <w:i/>
-          <w:sz w:val="22"/>
-          <w:szCs w:val="22"/>
-        </w:rPr>
-        <w:tab/>
-      </w:r>
-      <w:r>
-        <w:rPr>
-          <w:rFonts w:ascii="Cambria" w:eastAsia="Arial" w:hAnsi="Cambria"/>
-          <w:i/>
-          <w:sz w:val="22"/>
-          <w:szCs w:val="22"/>
-        </w:rPr>
-        <w:tab/>
-      </w:r>
-      <w:r>
-        <w:rPr>
-          <w:rFonts w:ascii="Cambria" w:eastAsia="Arial" w:hAnsi="Cambria"/>
-          <w:i/>
-          <w:sz w:val="22"/>
-          <w:szCs w:val="22"/>
-        </w:rPr>
-        <w:tab/>
-      </w:r>
-      <w:r>
-        <w:rPr>
-          <w:rFonts w:ascii="Cambria" w:eastAsia="Arial" w:hAnsi="Cambria"/>
-          <w:i/>
-          <w:sz w:val="22"/>
-          <w:szCs w:val="22"/>
-        </w:rPr>
-        <w:tab/>
-      </w:r>
-      <w:r>
-        <w:rPr>
-          <w:rFonts w:ascii="Cambria" w:eastAsia="Arial" w:hAnsi="Cambria"/>
-          <w:i/>
-          <w:sz w:val="22"/>
-          <w:szCs w:val="22"/>
-        </w:rPr>
-        <w:tab/>
-      </w:r>
-      <w:r>
-        <w:rPr>
-          <w:rFonts w:ascii="Cambria" w:eastAsia="Arial" w:hAnsi="Cambria"/>
-          <w:i/>
-          <w:sz w:val="22"/>
-          <w:szCs w:val="22"/>
-        </w:rPr>
-        <w:tab/>
-      </w:r>
-      <w:r>
-        <w:rPr>
-          <w:rFonts w:ascii="Cambria" w:eastAsia="Arial" w:hAnsi="Cambria"/>
-          <w:i/>
-          <w:sz w:val="22"/>
-          <w:szCs w:val="22"/>
-        </w:rPr>
-        <w:tab/>
-      </w:r>
-      <w:r>
-        <w:rPr>
-          <w:rFonts w:ascii="Cambria" w:eastAsia="Arial" w:hAnsi="Cambria"/>
-          <w:i/>
-          <w:sz w:val="22"/>
-          <w:szCs w:val="22"/>
-        </w:rPr>
-        <w:tab/>
-      </w:r>
-      <w:r>
-        <w:rPr>
-          <w:rFonts w:ascii="Cambria" w:eastAsia="Arial" w:hAnsi="Cambria"/>
-          <w:i/>
-          <w:sz w:val="22"/>
-          <w:szCs w:val="22"/>
-        </w:rPr>
-        <w:tab/>
-      </w:r>
-      <w:r>
-        <w:rPr>
-          <w:rFonts w:ascii="Cambria" w:eastAsia="Arial" w:hAnsi="Cambria"/>
-          <w:i/>
-          <w:sz w:val="22"/>
-          <w:szCs w:val="22"/>
-        </w:rPr>
-        <w:tab/>
-      </w:r>
-      <w:r>
-        <w:rPr>
-          <w:rFonts w:ascii="Cambria" w:eastAsia="Arial" w:hAnsi="Cambria"/>
-          <w:i/>
-          <w:sz w:val="22"/>
-          <w:szCs w:val="22"/>
-        </w:rPr>
-        <w:t>2</w:t>
-      </w:r>
-      <w:r>
-        <w:rPr>
-          <w:rFonts w:ascii="Cambria" w:eastAsia="Arial" w:hAnsi="Cambria"/>
-          <w:sz w:val="22"/>
-          <w:szCs w:val="22"/>
-        </w:rPr>
-        <w:t>02</w:t>
-      </w:r>
-      <w:r>
-        <w:rPr>
-          <w:rFonts w:ascii="Cambria" w:eastAsia="Arial" w:hAnsi="Cambria"/>
-          <w:sz w:val="22"/>
-          <w:szCs w:val="22"/>
-        </w:rPr>
-        <w:t>3</w:t>
-      </w:r>
-      <w:r>
-        <w:rPr>
-          <w:rFonts w:ascii="Cambria" w:eastAsia="Arial" w:hAnsi="Cambria"/>
-          <w:sz w:val="22"/>
-          <w:szCs w:val="22"/>
-        </w:rPr>
-        <w:t xml:space="preserve"> – Present</w:t>
-      </w:r>
-      <w:r>
-        <w:rPr>
-          <w:rFonts w:ascii="Cambria" w:eastAsia="Arial" w:hAnsi="Cambria"/>
-          <w:i/>
+          <w:b/>
+          <w:sz w:val="22"/>
+          <w:szCs w:val="22"/>
+        </w:rPr>
+      </w:pPr>
+    </w:p>
+    <w:p>
+      <w:pPr>
+        <w:pBdr>
+          <w:bottom w:val="single" w:sz="4" w:space="1" w:color="000000"/>
+        </w:pBdr>
+        <w:rPr>
+          <w:rFonts w:ascii="Cambria" w:eastAsia="Arial" w:hAnsi="Cambria"/>
+          <w:b/>
+          <w:sz w:val="22"/>
+          <w:szCs w:val="22"/>
+        </w:rPr>
+      </w:pPr>
+      <w:r>
+        <w:rPr>
+          <w:rFonts w:ascii="Cambria" w:eastAsia="Arial" w:hAnsi="Cambria"/>
+          <w:b/>
+          <w:sz w:val="22"/>
+          <w:szCs w:val="22"/>
+        </w:rPr>
+        <w:t>CONFERENCES/</w:t>
+      </w:r>
+      <w:r>
+        <w:rPr>
+          <w:rFonts w:ascii="Cambria" w:eastAsia="Arial" w:hAnsi="Cambria"/>
+          <w:b/>
+          <w:sz w:val="22"/>
+          <w:szCs w:val="22"/>
+        </w:rPr>
+        <w:t>SYMPOSIUM</w:t>
+      </w:r>
+      <w:r>
+        <w:rPr>
+          <w:rFonts w:ascii="Cambria" w:eastAsia="Arial" w:hAnsi="Cambria"/>
+          <w:b/>
+          <w:sz w:val="22"/>
+          <w:szCs w:val="22"/>
+        </w:rPr>
+        <w:t>S</w:t>
+      </w:r>
+      <w:r>
+        <w:rPr>
+          <w:rFonts w:ascii="Cambria" w:eastAsia="Arial" w:hAnsi="Cambria"/>
+          <w:b/>
+          <w:sz w:val="22"/>
+          <w:szCs w:val="22"/>
+        </w:rPr>
+        <w:t>/HACKATHON</w:t>
+      </w:r>
+      <w:r>
+        <w:rPr>
+          <w:rFonts w:ascii="Cambria" w:eastAsia="Arial" w:hAnsi="Cambria"/>
+          <w:b/>
+          <w:sz w:val="22"/>
+          <w:szCs w:val="22"/>
+        </w:rPr>
+        <w:t>S</w:t>
+      </w:r>
+      <w:r>
+        <w:rPr>
+          <w:rFonts w:ascii="Cambria" w:eastAsia="Arial" w:hAnsi="Cambria"/>
+          <w:b/>
+          <w:sz w:val="22"/>
+          <w:szCs w:val="22"/>
+        </w:rPr>
+        <w:t>/WORKSHOP</w:t>
+      </w:r>
+      <w:r>
+        <w:rPr>
+          <w:rFonts w:ascii="Cambria" w:eastAsia="Arial" w:hAnsi="Cambria"/>
+          <w:b/>
+          <w:sz w:val="22"/>
+          <w:szCs w:val="22"/>
+        </w:rPr>
+        <w:t>S</w:t>
+      </w:r>
+    </w:p>
+    <w:p>
+      <w:pPr>
+        <w:rPr>
+          <w:rFonts w:ascii="Cambria" w:eastAsia="Arial" w:hAnsi="Cambria"/>
+          <w:sz w:val="22"/>
+          <w:szCs w:val="22"/>
+        </w:rPr>
+      </w:pPr>
+      <w:bookmarkStart w:id="0" w:name="_heading=h.gjdgxs" w:colFirst="0" w:colLast="0"/>
+      <w:bookmarkEnd w:id="0"/>
+      <w:r>
+        <w:rPr>
+          <w:rFonts w:ascii="Cambria" w:eastAsia="Arial" w:hAnsi="Cambria"/>
+          <w:b/>
+          <w:sz w:val="22"/>
+          <w:szCs w:val="22"/>
+        </w:rPr>
+        <w:t>The 2025 Post</w:t>
+      </w:r>
+      <w:r>
+        <w:rPr>
+          <w:rFonts w:ascii="Cambria" w:eastAsia="Arial" w:hAnsi="Cambria"/>
+          <w:b/>
+          <w:sz w:val="22"/>
+          <w:szCs w:val="22"/>
+        </w:rPr>
+        <w:t>-</w:t>
+      </w:r>
+      <w:r>
+        <w:rPr>
+          <w:rFonts w:ascii="Cambria" w:eastAsia="Arial" w:hAnsi="Cambria"/>
+          <w:b/>
+          <w:sz w:val="22"/>
+          <w:szCs w:val="22"/>
+        </w:rPr>
+        <w:t>Graduate Students' Research Workshop</w:t>
+      </w:r>
+      <w:r>
+        <w:rPr>
+          <w:rFonts w:ascii="Cambria" w:eastAsia="Arial" w:hAnsi="Cambria"/>
+          <w:b/>
+          <w:sz w:val="22"/>
+          <w:szCs w:val="22"/>
+        </w:rPr>
+        <w:tab/>
+      </w:r>
+      <w:r>
+        <w:rPr>
+          <w:rFonts w:ascii="Cambria" w:eastAsia="Arial" w:hAnsi="Cambria"/>
+          <w:b/>
+          <w:sz w:val="22"/>
+          <w:szCs w:val="22"/>
+        </w:rPr>
+        <w:tab/>
+      </w:r>
+      <w:proofErr w:type="gramStart"/>
+      <w:r>
+        <w:rPr>
+          <w:rFonts w:ascii="Cambria" w:eastAsia="Arial" w:hAnsi="Cambria"/>
+          <w:b/>
+          <w:sz w:val="22"/>
+          <w:szCs w:val="22"/>
+        </w:rPr>
+        <w:tab/>
+      </w:r>
+      <w:r>
+        <w:rPr>
+          <w:rFonts w:ascii="Cambria" w:eastAsia="Arial" w:hAnsi="Cambria"/>
+          <w:b/>
+          <w:sz w:val="22"/>
+          <w:szCs w:val="22"/>
+        </w:rPr>
+        <w:t xml:space="preserve">  </w:t>
+      </w:r>
+      <w:r>
+        <w:rPr>
+          <w:rFonts w:ascii="Cambria" w:eastAsia="Arial" w:hAnsi="Cambria"/>
+          <w:bCs/>
+          <w:sz w:val="22"/>
+          <w:szCs w:val="22"/>
+        </w:rPr>
+        <w:t>Department</w:t>
+      </w:r>
+      <w:proofErr w:type="gramEnd"/>
+      <w:r>
+        <w:rPr>
+          <w:rFonts w:ascii="Cambria" w:eastAsia="Arial" w:hAnsi="Cambria"/>
+          <w:bCs/>
+          <w:sz w:val="22"/>
+          <w:szCs w:val="22"/>
+        </w:rPr>
+        <w:t xml:space="preserve"> of Computer Science-UG</w:t>
+      </w:r>
+      <w:r>
+        <w:rPr>
+          <w:rFonts w:ascii="Cambria" w:eastAsia="Arial" w:hAnsi="Cambria"/>
+          <w:b/>
+          <w:sz w:val="22"/>
+          <w:szCs w:val="22"/>
+        </w:rPr>
+        <w:t xml:space="preserve">     </w:t>
+      </w:r>
+      <w:r>
+        <w:rPr>
+          <w:rFonts w:ascii="Cambria" w:eastAsia="Arial" w:hAnsi="Cambria"/>
+          <w:b/>
+          <w:sz w:val="22"/>
+          <w:szCs w:val="22"/>
+        </w:rPr>
+        <w:t xml:space="preserve">                </w:t>
+      </w:r>
+    </w:p>
+    <w:p>
+      <w:pPr>
+        <w:rPr>
+          <w:rFonts w:ascii="Cambria" w:eastAsia="Arial" w:hAnsi="Cambria"/>
+          <w:sz w:val="22"/>
+          <w:szCs w:val="22"/>
+        </w:rPr>
+      </w:pPr>
+      <w:r>
+        <w:rPr>
+          <w:rFonts w:ascii="Cambria" w:eastAsia="Arial" w:hAnsi="Cambria"/>
+          <w:i/>
+          <w:sz w:val="22"/>
+          <w:szCs w:val="22"/>
+        </w:rPr>
+        <w:t>Participant</w:t>
+      </w:r>
+      <w:r>
+        <w:rPr>
+          <w:rFonts w:ascii="Cambria" w:eastAsia="Arial" w:hAnsi="Cambria"/>
+          <w:i/>
+          <w:sz w:val="22"/>
+          <w:szCs w:val="22"/>
+        </w:rPr>
+        <w:t>/Presenter</w:t>
+      </w:r>
+      <w:r>
+        <w:rPr>
+          <w:rFonts w:ascii="Cambria" w:eastAsia="Arial" w:hAnsi="Cambria"/>
+          <w:sz w:val="22"/>
+          <w:szCs w:val="22"/>
+        </w:rPr>
+        <w:tab/>
+      </w:r>
+      <w:r>
+        <w:rPr>
+          <w:rFonts w:ascii="Cambria" w:eastAsia="Arial" w:hAnsi="Cambria"/>
+          <w:sz w:val="22"/>
+          <w:szCs w:val="22"/>
+        </w:rPr>
+        <w:tab/>
+      </w:r>
+      <w:r>
+        <w:rPr>
+          <w:rFonts w:ascii="Cambria" w:eastAsia="Arial" w:hAnsi="Cambria"/>
+          <w:sz w:val="22"/>
+          <w:szCs w:val="22"/>
+        </w:rPr>
+        <w:tab/>
+      </w:r>
+      <w:r>
+        <w:rPr>
+          <w:rFonts w:ascii="Cambria" w:eastAsia="Arial" w:hAnsi="Cambria"/>
+          <w:sz w:val="22"/>
+          <w:szCs w:val="22"/>
+        </w:rPr>
+        <w:tab/>
+      </w:r>
+      <w:r>
+        <w:rPr>
+          <w:rFonts w:ascii="Cambria" w:eastAsia="Arial" w:hAnsi="Cambria"/>
+          <w:sz w:val="22"/>
+          <w:szCs w:val="22"/>
+        </w:rPr>
+        <w:tab/>
+        <w:t xml:space="preserve">    </w:t>
+      </w:r>
+      <w:r>
+        <w:rPr>
+          <w:rFonts w:ascii="Cambria" w:eastAsia="Arial" w:hAnsi="Cambria"/>
+          <w:sz w:val="22"/>
+          <w:szCs w:val="22"/>
+        </w:rPr>
+        <w:tab/>
+        <w:t xml:space="preserve">                </w:t>
+      </w:r>
+      <w:r>
+        <w:rPr>
+          <w:rFonts w:ascii="Cambria" w:eastAsia="Arial" w:hAnsi="Cambria"/>
+          <w:sz w:val="22"/>
+          <w:szCs w:val="22"/>
+        </w:rPr>
+        <w:t xml:space="preserve">         </w:t>
+      </w:r>
+      <w:r>
+        <w:rPr>
+          <w:rFonts w:ascii="Cambria" w:eastAsia="Arial" w:hAnsi="Cambria"/>
+          <w:sz w:val="22"/>
+          <w:szCs w:val="22"/>
+        </w:rPr>
+        <w:tab/>
+      </w:r>
+      <w:r>
+        <w:rPr>
+          <w:rFonts w:ascii="Cambria" w:eastAsia="Arial" w:hAnsi="Cambria"/>
+          <w:sz w:val="22"/>
+          <w:szCs w:val="22"/>
+        </w:rPr>
+        <w:tab/>
+      </w:r>
+      <w:r>
+        <w:rPr>
+          <w:rFonts w:ascii="Cambria" w:eastAsia="Arial" w:hAnsi="Cambria"/>
+          <w:sz w:val="22"/>
+          <w:szCs w:val="22"/>
+        </w:rPr>
+        <w:tab/>
+      </w:r>
+      <w:r>
+        <w:rPr>
+          <w:rFonts w:ascii="Cambria" w:eastAsia="Arial" w:hAnsi="Cambria"/>
+          <w:sz w:val="22"/>
+          <w:szCs w:val="22"/>
+        </w:rPr>
+        <w:tab/>
+        <w:t xml:space="preserve">    </w:t>
+      </w:r>
+      <w:r>
+        <w:rPr>
+          <w:rFonts w:ascii="Cambria" w:eastAsia="Arial" w:hAnsi="Cambria"/>
+          <w:sz w:val="22"/>
+          <w:szCs w:val="22"/>
+        </w:rPr>
+        <w:t xml:space="preserve">      July</w:t>
+      </w:r>
+      <w:r>
+        <w:rPr>
+          <w:rFonts w:ascii="Cambria" w:eastAsia="Arial" w:hAnsi="Cambria"/>
+          <w:sz w:val="22"/>
+          <w:szCs w:val="22"/>
+        </w:rPr>
+        <w:t xml:space="preserve"> 202</w:t>
+      </w:r>
+      <w:r>
+        <w:rPr>
+          <w:rFonts w:ascii="Cambria" w:eastAsia="Arial" w:hAnsi="Cambria"/>
+          <w:sz w:val="22"/>
+          <w:szCs w:val="22"/>
+        </w:rPr>
+        <w:t>5</w:t>
+      </w:r>
+      <w:r>
+        <w:rPr>
+          <w:rFonts w:ascii="Cambria" w:eastAsia="Arial" w:hAnsi="Cambria"/>
           <w:sz w:val="22"/>
           <w:szCs w:val="22"/>
         </w:rPr>
@@ -3903,7 +5073,7 @@
         <w:pStyle w:val="ListParagraph"/>
         <w:numPr>
           <w:ilvl w:val="0"/>
-          <w:numId w:val="7"/>
+          <w:numId w:val="13"/>
         </w:numPr>
         <w:rPr>
           <w:rFonts w:ascii="Cambria" w:eastAsia="Arial" w:hAnsi="Cambria"/>
@@ -3917,7 +5087,35 @@
           <w:sz w:val="22"/>
           <w:szCs w:val="22"/>
         </w:rPr>
-        <w:t>Architected and delivered large-scale enterprise platforms (admissions, business management, payment systems), demonstrating expertise in scalable software design, distributed systems, and real-world deployment.</w:t>
+        <w:t>Presented research titled</w:t>
+      </w:r>
+      <w:r>
+        <w:rPr>
+          <w:rFonts w:ascii="Cambria" w:eastAsia="Arial" w:hAnsi="Cambria"/>
+          <w:sz w:val="22"/>
+          <w:szCs w:val="22"/>
+        </w:rPr>
+        <w:t xml:space="preserve"> </w:t>
+      </w:r>
+      <w:r>
+        <w:rPr>
+          <w:rFonts w:ascii="Cambria" w:eastAsia="Arial" w:hAnsi="Cambria"/>
+          <w:i/>
+          <w:iCs/>
+          <w:sz w:val="22"/>
+          <w:szCs w:val="22"/>
+        </w:rPr>
+        <w:t>Missing Data Imputation Techniques, Challenges, Applications and Innovations: A Review</w:t>
+      </w:r>
+      <w:r>
+        <w:rPr>
+          <w:rFonts w:ascii="Cambria" w:eastAsia="Arial" w:hAnsi="Cambria"/>
+          <w:i/>
+          <w:iCs/>
+          <w:sz w:val="22"/>
+          <w:szCs w:val="22"/>
+        </w:rPr>
+        <w:t>.</w:t>
       </w:r>
     </w:p>
     <w:p>
@@ -3925,258 +5123,294 @@
         <w:pStyle w:val="ListParagraph"/>
         <w:numPr>
           <w:ilvl w:val="0"/>
-          <w:numId w:val="7"/>
+          <w:numId w:val="13"/>
         </w:numPr>
         <w:rPr>
           <w:rFonts w:ascii="Cambria" w:eastAsia="Arial" w:hAnsi="Cambria"/>
-          <w:sz w:val="22"/>
-          <w:szCs w:val="22"/>
-        </w:rPr>
-      </w:pPr>
-      <w:r>
-        <w:rPr>
-          <w:rFonts w:ascii="Cambria" w:eastAsia="Arial" w:hAnsi="Cambria"/>
-          <w:sz w:val="22"/>
-          <w:szCs w:val="22"/>
-        </w:rPr>
-        <w:t>Applied agile methodologies and rigorous testing practices to ensure performance, maintainability, and stakeholder alignment</w:t>
-      </w:r>
-      <w:r>
-        <w:rPr>
-          <w:rFonts w:ascii="Cambria" w:eastAsia="Arial" w:hAnsi="Cambria"/>
+          <w:bCs/>
+          <w:sz w:val="22"/>
+          <w:szCs w:val="22"/>
+        </w:rPr>
+      </w:pPr>
+      <w:r>
+        <w:rPr>
+          <w:rFonts w:ascii="Cambria" w:eastAsia="Arial" w:hAnsi="Cambria"/>
+          <w:bCs/>
+          <w:sz w:val="22"/>
+          <w:szCs w:val="22"/>
+        </w:rPr>
+        <w:lastRenderedPageBreak/>
+        <w:t>Presented findings on my review to faculty members and students</w:t>
+      </w:r>
+      <w:r>
+        <w:rPr>
+          <w:rFonts w:ascii="Cambria" w:eastAsia="Arial" w:hAnsi="Cambria"/>
+          <w:bCs/>
+          <w:sz w:val="22"/>
+          <w:szCs w:val="22"/>
+        </w:rPr>
+        <w:t xml:space="preserve"> at the conference</w:t>
+      </w:r>
+      <w:r>
+        <w:rPr>
+          <w:rFonts w:ascii="Cambria" w:eastAsia="Arial" w:hAnsi="Cambria"/>
+          <w:bCs/>
           <w:sz w:val="22"/>
           <w:szCs w:val="22"/>
         </w:rPr>
         <w:t>.</w:t>
       </w:r>
-    </w:p>
-    <w:p>
-      <w:pPr>
-        <w:tabs>
-          <w:tab w:val="left" w:pos="360"/>
-        </w:tabs>
-        <w:rPr>
-          <w:rFonts w:ascii="Cambria" w:eastAsia="Arial" w:hAnsi="Cambria"/>
-          <w:sz w:val="22"/>
-          <w:szCs w:val="22"/>
-        </w:rPr>
-      </w:pPr>
-    </w:p>
-    <w:p>
-      <w:pPr>
-        <w:tabs>
-          <w:tab w:val="left" w:pos="360"/>
-        </w:tabs>
-        <w:ind w:left="360" w:hanging="360"/>
-        <w:rPr>
-          <w:rFonts w:ascii="Cambria" w:eastAsia="Arial" w:hAnsi="Cambria"/>
-          <w:b/>
-          <w:sz w:val="22"/>
-          <w:szCs w:val="22"/>
-        </w:rPr>
-      </w:pPr>
-      <w:r>
-        <w:rPr>
-          <w:rFonts w:ascii="Cambria" w:eastAsia="Arial" w:hAnsi="Cambria"/>
-          <w:b/>
-          <w:sz w:val="22"/>
-          <w:szCs w:val="22"/>
-        </w:rPr>
-        <w:t xml:space="preserve">Iridis Labs                                                                                                                          </w:t>
-      </w:r>
-      <w:r>
-        <w:rPr>
-          <w:rFonts w:ascii="Cambria" w:eastAsia="Arial" w:hAnsi="Cambria"/>
-          <w:b/>
-          <w:sz w:val="22"/>
-          <w:szCs w:val="22"/>
-        </w:rPr>
-        <w:tab/>
-      </w:r>
-      <w:r>
-        <w:rPr>
-          <w:rFonts w:ascii="Cambria" w:eastAsia="Arial" w:hAnsi="Cambria"/>
-          <w:b/>
-          <w:sz w:val="22"/>
-          <w:szCs w:val="22"/>
-        </w:rPr>
-        <w:tab/>
-        <w:t xml:space="preserve">      </w:t>
-      </w:r>
-      <w:r>
-        <w:rPr>
-          <w:rFonts w:ascii="Cambria" w:eastAsia="Arial" w:hAnsi="Cambria"/>
-          <w:b/>
-          <w:sz w:val="22"/>
-          <w:szCs w:val="22"/>
-        </w:rPr>
-        <w:tab/>
-        <w:t xml:space="preserve">      </w:t>
-      </w:r>
-      <w:r>
-        <w:rPr>
-          <w:rFonts w:ascii="Cambria" w:eastAsia="Arial" w:hAnsi="Cambria"/>
-          <w:b/>
-          <w:sz w:val="22"/>
-          <w:szCs w:val="22"/>
-        </w:rPr>
-        <w:tab/>
-        <w:t xml:space="preserve">         </w:t>
-      </w:r>
-      <w:r>
-        <w:rPr>
-          <w:rFonts w:ascii="Cambria" w:eastAsia="Arial" w:hAnsi="Cambria"/>
-          <w:sz w:val="22"/>
-          <w:szCs w:val="22"/>
-        </w:rPr>
-        <w:t>Accra, GH</w:t>
-      </w:r>
-    </w:p>
-    <w:p>
-      <w:pPr>
-        <w:tabs>
-          <w:tab w:val="left" w:pos="360"/>
-        </w:tabs>
-        <w:ind w:left="360" w:hanging="360"/>
-        <w:rPr>
-          <w:rFonts w:ascii="Cambria" w:eastAsia="Arial" w:hAnsi="Cambria"/>
-          <w:i/>
-          <w:sz w:val="22"/>
-          <w:szCs w:val="22"/>
-        </w:rPr>
-      </w:pPr>
-      <w:r>
-        <w:rPr>
-          <w:rFonts w:ascii="Cambria" w:eastAsia="Arial" w:hAnsi="Cambria"/>
-          <w:i/>
-          <w:sz w:val="22"/>
-          <w:szCs w:val="22"/>
-        </w:rPr>
-        <w:t>Software Developer</w:t>
-      </w:r>
-      <w:r>
-        <w:rPr>
-          <w:rFonts w:ascii="Cambria" w:eastAsia="Arial" w:hAnsi="Cambria"/>
-          <w:i/>
-          <w:sz w:val="22"/>
-          <w:szCs w:val="22"/>
-        </w:rPr>
-        <w:tab/>
-      </w:r>
-      <w:r>
-        <w:rPr>
-          <w:rFonts w:ascii="Cambria" w:eastAsia="Arial" w:hAnsi="Cambria"/>
-          <w:i/>
-          <w:sz w:val="22"/>
-          <w:szCs w:val="22"/>
-        </w:rPr>
-        <w:tab/>
-      </w:r>
-      <w:r>
-        <w:rPr>
-          <w:rFonts w:ascii="Cambria" w:eastAsia="Arial" w:hAnsi="Cambria"/>
-          <w:i/>
-          <w:sz w:val="22"/>
-          <w:szCs w:val="22"/>
-        </w:rPr>
-        <w:tab/>
-      </w:r>
-      <w:r>
-        <w:rPr>
-          <w:rFonts w:ascii="Cambria" w:eastAsia="Arial" w:hAnsi="Cambria"/>
-          <w:i/>
-          <w:sz w:val="22"/>
-          <w:szCs w:val="22"/>
-        </w:rPr>
-        <w:tab/>
-      </w:r>
-      <w:r>
-        <w:rPr>
-          <w:rFonts w:ascii="Cambria" w:eastAsia="Arial" w:hAnsi="Cambria"/>
-          <w:i/>
-          <w:sz w:val="22"/>
-          <w:szCs w:val="22"/>
-        </w:rPr>
-        <w:tab/>
-      </w:r>
-      <w:r>
-        <w:rPr>
-          <w:rFonts w:ascii="Cambria" w:eastAsia="Arial" w:hAnsi="Cambria"/>
-          <w:i/>
-          <w:sz w:val="22"/>
-          <w:szCs w:val="22"/>
-        </w:rPr>
-        <w:tab/>
-      </w:r>
-      <w:r>
-        <w:rPr>
-          <w:rFonts w:ascii="Cambria" w:eastAsia="Arial" w:hAnsi="Cambria"/>
-          <w:i/>
-          <w:sz w:val="22"/>
-          <w:szCs w:val="22"/>
-        </w:rPr>
-        <w:tab/>
-      </w:r>
-      <w:r>
-        <w:rPr>
-          <w:rFonts w:ascii="Cambria" w:eastAsia="Arial" w:hAnsi="Cambria"/>
-          <w:i/>
-          <w:sz w:val="22"/>
-          <w:szCs w:val="22"/>
-        </w:rPr>
-        <w:tab/>
-      </w:r>
-      <w:r>
-        <w:rPr>
-          <w:rFonts w:ascii="Cambria" w:eastAsia="Arial" w:hAnsi="Cambria"/>
-          <w:i/>
-          <w:sz w:val="22"/>
-          <w:szCs w:val="22"/>
-        </w:rPr>
-        <w:tab/>
-      </w:r>
-      <w:r>
-        <w:rPr>
-          <w:rFonts w:ascii="Cambria" w:eastAsia="Arial" w:hAnsi="Cambria"/>
-          <w:i/>
-          <w:sz w:val="22"/>
-          <w:szCs w:val="22"/>
-        </w:rPr>
-        <w:tab/>
-        <w:t xml:space="preserve">             2</w:t>
-      </w:r>
-      <w:r>
-        <w:rPr>
-          <w:rFonts w:ascii="Cambria" w:eastAsia="Arial" w:hAnsi="Cambria"/>
-          <w:sz w:val="22"/>
-          <w:szCs w:val="22"/>
-        </w:rPr>
-        <w:t>02</w:t>
-      </w:r>
-      <w:r>
-        <w:rPr>
-          <w:rFonts w:ascii="Cambria" w:eastAsia="Arial" w:hAnsi="Cambria"/>
-          <w:sz w:val="22"/>
-          <w:szCs w:val="22"/>
-        </w:rPr>
-        <w:t>3</w:t>
-      </w:r>
-      <w:r>
-        <w:rPr>
-          <w:rFonts w:ascii="Cambria" w:eastAsia="Arial" w:hAnsi="Cambria"/>
-          <w:sz w:val="22"/>
-          <w:szCs w:val="22"/>
-        </w:rPr>
-        <w:t xml:space="preserve"> – Present</w:t>
-      </w:r>
-      <w:r>
-        <w:rPr>
-          <w:rFonts w:ascii="Cambria" w:eastAsia="Arial" w:hAnsi="Cambria"/>
-          <w:i/>
+      <w:r>
+        <w:rPr>
+          <w:rFonts w:ascii="Cambria" w:eastAsia="Arial" w:hAnsi="Cambria"/>
+          <w:bCs/>
           <w:sz w:val="22"/>
           <w:szCs w:val="22"/>
         </w:rPr>
         <w:t xml:space="preserve"> </w:t>
+      </w:r>
+      <w:r>
+        <w:rPr>
+          <w:rFonts w:ascii="Cambria" w:eastAsia="Arial" w:hAnsi="Cambria"/>
+          <w:b/>
+          <w:i/>
+          <w:iCs/>
+          <w:sz w:val="22"/>
+          <w:szCs w:val="22"/>
+        </w:rPr>
+        <w:t>I won the 3</w:t>
+      </w:r>
+      <w:r>
+        <w:rPr>
+          <w:rFonts w:ascii="Cambria" w:eastAsia="Arial" w:hAnsi="Cambria"/>
+          <w:b/>
+          <w:i/>
+          <w:iCs/>
+          <w:sz w:val="22"/>
+          <w:szCs w:val="22"/>
+          <w:vertAlign w:val="superscript"/>
+        </w:rPr>
+        <w:t>rd</w:t>
+      </w:r>
+      <w:r>
+        <w:rPr>
+          <w:rFonts w:ascii="Cambria" w:eastAsia="Arial" w:hAnsi="Cambria"/>
+          <w:b/>
+          <w:i/>
+          <w:iCs/>
+          <w:sz w:val="22"/>
+          <w:szCs w:val="22"/>
+        </w:rPr>
+        <w:t xml:space="preserve"> Best Paper award</w:t>
+      </w:r>
+    </w:p>
+    <w:p>
+      <w:pPr>
+        <w:rPr>
+          <w:rFonts w:ascii="Cambria" w:eastAsia="Arial" w:hAnsi="Cambria"/>
+          <w:b/>
+          <w:sz w:val="22"/>
+          <w:szCs w:val="22"/>
+        </w:rPr>
+      </w:pPr>
+    </w:p>
+    <w:p>
+      <w:pPr>
+        <w:rPr>
+          <w:rFonts w:ascii="Cambria" w:eastAsia="Arial" w:hAnsi="Cambria"/>
+          <w:sz w:val="22"/>
+          <w:szCs w:val="22"/>
+        </w:rPr>
+      </w:pPr>
+      <w:r>
+        <w:rPr>
+          <w:rFonts w:ascii="Cambria" w:eastAsia="Arial" w:hAnsi="Cambria"/>
+          <w:b/>
+          <w:sz w:val="22"/>
+          <w:szCs w:val="22"/>
+        </w:rPr>
+        <w:t xml:space="preserve">Nyansapo AI Symposium on Sustainable Development    </w:t>
+      </w:r>
+      <w:r>
+        <w:rPr>
+          <w:rFonts w:ascii="Cambria" w:eastAsia="Arial" w:hAnsi="Cambria"/>
+          <w:b/>
+          <w:sz w:val="22"/>
+          <w:szCs w:val="22"/>
+        </w:rPr>
+        <w:tab/>
+      </w:r>
+      <w:r>
+        <w:rPr>
+          <w:rFonts w:ascii="Cambria" w:eastAsia="Arial" w:hAnsi="Cambria"/>
+          <w:b/>
+          <w:sz w:val="22"/>
+          <w:szCs w:val="22"/>
+        </w:rPr>
+        <w:tab/>
+      </w:r>
+      <w:r>
+        <w:rPr>
+          <w:rFonts w:ascii="Cambria" w:eastAsia="Arial" w:hAnsi="Cambria"/>
+          <w:b/>
+          <w:sz w:val="22"/>
+          <w:szCs w:val="22"/>
+        </w:rPr>
+        <w:tab/>
+      </w:r>
+      <w:r>
+        <w:rPr>
+          <w:rFonts w:ascii="Cambria" w:eastAsia="Arial" w:hAnsi="Cambria"/>
+          <w:b/>
+          <w:sz w:val="22"/>
+          <w:szCs w:val="22"/>
+        </w:rPr>
+        <w:tab/>
+        <w:t xml:space="preserve">              </w:t>
+      </w:r>
+      <w:r>
+        <w:rPr>
+          <w:rFonts w:ascii="Cambria" w:eastAsia="Arial" w:hAnsi="Cambria"/>
+          <w:bCs/>
+          <w:sz w:val="22"/>
+          <w:szCs w:val="22"/>
+        </w:rPr>
+        <w:t>French Embassy Ghana</w:t>
+      </w:r>
+      <w:r>
+        <w:rPr>
+          <w:rFonts w:ascii="Cambria" w:eastAsia="Arial" w:hAnsi="Cambria"/>
+          <w:bCs/>
+          <w:sz w:val="22"/>
+          <w:szCs w:val="22"/>
+        </w:rPr>
+        <w:tab/>
+      </w:r>
+    </w:p>
+    <w:p>
+      <w:pPr>
+        <w:rPr>
+          <w:rFonts w:ascii="Cambria" w:eastAsia="Arial" w:hAnsi="Cambria"/>
+          <w:sz w:val="22"/>
+          <w:szCs w:val="22"/>
+        </w:rPr>
+      </w:pPr>
+      <w:r>
+        <w:rPr>
+          <w:rFonts w:ascii="Cambria" w:eastAsia="Arial" w:hAnsi="Cambria"/>
+          <w:i/>
+          <w:sz w:val="22"/>
+          <w:szCs w:val="22"/>
+        </w:rPr>
+        <w:t>Participant</w:t>
+      </w:r>
+      <w:r>
+        <w:rPr>
+          <w:rFonts w:ascii="Cambria" w:eastAsia="Arial" w:hAnsi="Cambria"/>
+          <w:i/>
+          <w:sz w:val="22"/>
+          <w:szCs w:val="22"/>
+        </w:rPr>
+        <w:t>/Presenter</w:t>
+      </w:r>
+      <w:r>
+        <w:rPr>
+          <w:rFonts w:ascii="Cambria" w:eastAsia="Arial" w:hAnsi="Cambria"/>
+          <w:sz w:val="22"/>
+          <w:szCs w:val="22"/>
+        </w:rPr>
+        <w:tab/>
+      </w:r>
+      <w:r>
+        <w:rPr>
+          <w:rFonts w:ascii="Cambria" w:eastAsia="Arial" w:hAnsi="Cambria"/>
+          <w:sz w:val="22"/>
+          <w:szCs w:val="22"/>
+        </w:rPr>
+        <w:tab/>
+      </w:r>
+      <w:r>
+        <w:rPr>
+          <w:rFonts w:ascii="Cambria" w:eastAsia="Arial" w:hAnsi="Cambria"/>
+          <w:sz w:val="22"/>
+          <w:szCs w:val="22"/>
+        </w:rPr>
+        <w:tab/>
+      </w:r>
+      <w:r>
+        <w:rPr>
+          <w:rFonts w:ascii="Cambria" w:eastAsia="Arial" w:hAnsi="Cambria"/>
+          <w:sz w:val="22"/>
+          <w:szCs w:val="22"/>
+        </w:rPr>
+        <w:tab/>
+      </w:r>
+      <w:r>
+        <w:rPr>
+          <w:rFonts w:ascii="Cambria" w:eastAsia="Arial" w:hAnsi="Cambria"/>
+          <w:sz w:val="22"/>
+          <w:szCs w:val="22"/>
+        </w:rPr>
+        <w:tab/>
+        <w:t xml:space="preserve">    </w:t>
+      </w:r>
+      <w:r>
+        <w:rPr>
+          <w:rFonts w:ascii="Cambria" w:eastAsia="Arial" w:hAnsi="Cambria"/>
+          <w:sz w:val="22"/>
+          <w:szCs w:val="22"/>
+        </w:rPr>
+        <w:tab/>
+        <w:t xml:space="preserve">                         </w:t>
+      </w:r>
+      <w:r>
+        <w:rPr>
+          <w:rFonts w:ascii="Cambria" w:eastAsia="Arial" w:hAnsi="Cambria"/>
+          <w:sz w:val="22"/>
+          <w:szCs w:val="22"/>
+        </w:rPr>
+        <w:tab/>
+      </w:r>
+      <w:r>
+        <w:rPr>
+          <w:rFonts w:ascii="Cambria" w:eastAsia="Arial" w:hAnsi="Cambria"/>
+          <w:sz w:val="22"/>
+          <w:szCs w:val="22"/>
+        </w:rPr>
+        <w:tab/>
+      </w:r>
+      <w:r>
+        <w:rPr>
+          <w:rFonts w:ascii="Cambria" w:eastAsia="Arial" w:hAnsi="Cambria"/>
+          <w:sz w:val="22"/>
+          <w:szCs w:val="22"/>
+        </w:rPr>
+        <w:tab/>
+      </w:r>
+      <w:r>
+        <w:rPr>
+          <w:rFonts w:ascii="Cambria" w:eastAsia="Arial" w:hAnsi="Cambria"/>
+          <w:sz w:val="22"/>
+          <w:szCs w:val="22"/>
+        </w:rPr>
+        <w:tab/>
+        <w:t xml:space="preserve"> </w:t>
+      </w:r>
+      <w:r>
+        <w:rPr>
+          <w:rFonts w:ascii="Cambria" w:eastAsia="Arial" w:hAnsi="Cambria"/>
+          <w:sz w:val="22"/>
+          <w:szCs w:val="22"/>
+        </w:rPr>
+        <w:t xml:space="preserve">  </w:t>
+      </w:r>
+      <w:r>
+        <w:rPr>
+          <w:rFonts w:ascii="Cambria" w:eastAsia="Arial" w:hAnsi="Cambria"/>
+          <w:sz w:val="22"/>
+          <w:szCs w:val="22"/>
+        </w:rPr>
+        <w:t xml:space="preserve">October 2023 </w:t>
       </w:r>
     </w:p>
     <w:p>
@@ -4184,53 +5418,40 @@
         <w:pStyle w:val="ListParagraph"/>
         <w:numPr>
           <w:ilvl w:val="0"/>
-          <w:numId w:val="7"/>
+          <w:numId w:val="16"/>
         </w:numPr>
         <w:rPr>
           <w:rFonts w:ascii="Cambria" w:eastAsia="Arial" w:hAnsi="Cambria"/>
-          <w:sz w:val="22"/>
-          <w:szCs w:val="22"/>
-        </w:rPr>
-      </w:pPr>
-      <w:r>
-        <w:rPr>
-          <w:rFonts w:ascii="Cambria" w:eastAsia="Arial" w:hAnsi="Cambria"/>
-          <w:sz w:val="22"/>
-          <w:szCs w:val="22"/>
-        </w:rPr>
-        <w:t>Develop</w:t>
-      </w:r>
-      <w:r>
-        <w:rPr>
-          <w:rFonts w:ascii="Cambria" w:eastAsia="Arial" w:hAnsi="Cambria"/>
-          <w:sz w:val="22"/>
-          <w:szCs w:val="22"/>
-        </w:rPr>
-        <w:t>ed</w:t>
-      </w:r>
-      <w:r>
-        <w:rPr>
-          <w:rFonts w:ascii="Cambria" w:eastAsia="Arial" w:hAnsi="Cambria"/>
-          <w:sz w:val="22"/>
-          <w:szCs w:val="22"/>
-        </w:rPr>
-        <w:t xml:space="preserve"> scalable web and mobile applications using React, Node.js</w:t>
-      </w:r>
-      <w:r>
-        <w:rPr>
-          <w:rFonts w:ascii="Cambria" w:eastAsia="Arial" w:hAnsi="Cambria"/>
-          <w:sz w:val="22"/>
-          <w:szCs w:val="22"/>
-        </w:rPr>
-        <w:t>, PostgreSQL</w:t>
-      </w:r>
-      <w:r>
-        <w:rPr>
-          <w:rFonts w:ascii="Cambria" w:eastAsia="Arial" w:hAnsi="Cambria"/>
-          <w:sz w:val="22"/>
-          <w:szCs w:val="22"/>
-        </w:rPr>
-        <w:t>, and Python, reducing frontend load times through code optimization.</w:t>
+          <w:b/>
+          <w:sz w:val="22"/>
+          <w:szCs w:val="22"/>
+        </w:rPr>
+      </w:pPr>
+      <w:r>
+        <w:rPr>
+          <w:rFonts w:ascii="Cambria" w:eastAsia="Arial" w:hAnsi="Cambria"/>
+          <w:sz w:val="22"/>
+          <w:szCs w:val="22"/>
+        </w:rPr>
+        <w:t>Participated in a multidisciplinary AI symposium jointly organized by the Ghana Atomic Energy Commission and Université Paris-</w:t>
+      </w:r>
+      <w:proofErr w:type="spellStart"/>
+      <w:r>
+        <w:rPr>
+          <w:rFonts w:ascii="Cambria" w:eastAsia="Arial" w:hAnsi="Cambria"/>
+          <w:sz w:val="22"/>
+          <w:szCs w:val="22"/>
+        </w:rPr>
+        <w:t>Saclay</w:t>
+      </w:r>
+      <w:proofErr w:type="spellEnd"/>
+      <w:r>
+        <w:rPr>
+          <w:rFonts w:ascii="Cambria" w:eastAsia="Arial" w:hAnsi="Cambria"/>
+          <w:sz w:val="22"/>
+          <w:szCs w:val="22"/>
+        </w:rPr>
+        <w:t>, with support from the French Embassy and AFD.</w:t>
       </w:r>
     </w:p>
     <w:p>
@@ -4238,1052 +5459,23 @@
         <w:pStyle w:val="ListParagraph"/>
         <w:numPr>
           <w:ilvl w:val="0"/>
-          <w:numId w:val="7"/>
+          <w:numId w:val="16"/>
         </w:numPr>
         <w:rPr>
           <w:rFonts w:ascii="Cambria" w:eastAsia="Arial" w:hAnsi="Cambria"/>
-          <w:sz w:val="22"/>
-          <w:szCs w:val="22"/>
-        </w:rPr>
-      </w:pPr>
-      <w:r>
-        <w:rPr>
-          <w:rFonts w:ascii="Cambria" w:eastAsia="Arial" w:hAnsi="Cambria"/>
-          <w:sz w:val="22"/>
-          <w:szCs w:val="22"/>
-        </w:rPr>
-        <w:t>Collaborate</w:t>
-      </w:r>
-      <w:r>
-        <w:rPr>
-          <w:rFonts w:ascii="Cambria" w:eastAsia="Arial" w:hAnsi="Cambria"/>
-          <w:sz w:val="22"/>
-          <w:szCs w:val="22"/>
-        </w:rPr>
-        <w:t>d</w:t>
-      </w:r>
-      <w:r>
-        <w:rPr>
-          <w:rFonts w:ascii="Cambria" w:eastAsia="Arial" w:hAnsi="Cambria"/>
-          <w:sz w:val="22"/>
-          <w:szCs w:val="22"/>
-        </w:rPr>
-        <w:t xml:space="preserve"> in Agile teams to deliver client projects on time, conducting sprint planning and code reviews to ensure adherence to SOLID principles.</w:t>
-      </w:r>
-    </w:p>
-    <w:p>
-      <w:pPr>
-        <w:tabs>
-          <w:tab w:val="left" w:pos="360"/>
-        </w:tabs>
-        <w:rPr>
-          <w:rFonts w:ascii="Cambria" w:eastAsia="Arial" w:hAnsi="Cambria"/>
-          <w:sz w:val="22"/>
-          <w:szCs w:val="22"/>
-        </w:rPr>
-      </w:pPr>
-    </w:p>
-    <w:p>
-      <w:pPr>
-        <w:tabs>
-          <w:tab w:val="left" w:pos="360"/>
-        </w:tabs>
-        <w:ind w:left="360" w:hanging="360"/>
-        <w:rPr>
-          <w:rFonts w:ascii="Cambria" w:eastAsia="Arial" w:hAnsi="Cambria"/>
-          <w:b/>
-          <w:sz w:val="22"/>
-          <w:szCs w:val="22"/>
-        </w:rPr>
-      </w:pPr>
-      <w:r>
-        <w:rPr>
-          <w:rFonts w:ascii="Cambria" w:eastAsia="Arial" w:hAnsi="Cambria"/>
-          <w:b/>
-          <w:sz w:val="22"/>
-          <w:szCs w:val="22"/>
-        </w:rPr>
-        <w:t>Payhub Ghana Limited</w:t>
-      </w:r>
-      <w:r>
-        <w:rPr>
-          <w:rFonts w:ascii="Cambria" w:eastAsia="Arial" w:hAnsi="Cambria"/>
-          <w:sz w:val="22"/>
-          <w:szCs w:val="22"/>
-        </w:rPr>
-        <w:tab/>
-      </w:r>
-      <w:r>
-        <w:rPr>
-          <w:rFonts w:ascii="Cambria" w:eastAsia="Arial" w:hAnsi="Cambria"/>
-          <w:sz w:val="22"/>
-          <w:szCs w:val="22"/>
-        </w:rPr>
-        <w:tab/>
-      </w:r>
-      <w:r>
-        <w:rPr>
-          <w:rFonts w:ascii="Cambria" w:eastAsia="Arial" w:hAnsi="Cambria"/>
-          <w:sz w:val="22"/>
-          <w:szCs w:val="22"/>
-        </w:rPr>
-        <w:tab/>
-        <w:t xml:space="preserve">                       </w:t>
-      </w:r>
-      <w:r>
-        <w:rPr>
-          <w:rFonts w:ascii="Cambria" w:eastAsia="Arial" w:hAnsi="Cambria"/>
-          <w:sz w:val="22"/>
-          <w:szCs w:val="22"/>
-        </w:rPr>
-        <w:tab/>
-      </w:r>
-      <w:r>
-        <w:rPr>
-          <w:rFonts w:ascii="Cambria" w:eastAsia="Arial" w:hAnsi="Cambria"/>
-          <w:sz w:val="22"/>
-          <w:szCs w:val="22"/>
-        </w:rPr>
-        <w:tab/>
-      </w:r>
-      <w:r>
-        <w:rPr>
-          <w:rFonts w:ascii="Cambria" w:eastAsia="Arial" w:hAnsi="Cambria"/>
-          <w:sz w:val="22"/>
-          <w:szCs w:val="22"/>
-        </w:rPr>
-        <w:tab/>
-      </w:r>
-      <w:r>
-        <w:rPr>
-          <w:rFonts w:ascii="Cambria" w:eastAsia="Arial" w:hAnsi="Cambria"/>
-          <w:sz w:val="22"/>
-          <w:szCs w:val="22"/>
-        </w:rPr>
-        <w:tab/>
-      </w:r>
-      <w:r>
-        <w:rPr>
-          <w:rFonts w:ascii="Cambria" w:eastAsia="Arial" w:hAnsi="Cambria"/>
-          <w:sz w:val="22"/>
-          <w:szCs w:val="22"/>
-        </w:rPr>
-        <w:tab/>
-      </w:r>
-      <w:r>
-        <w:rPr>
-          <w:rFonts w:ascii="Cambria" w:eastAsia="Arial" w:hAnsi="Cambria"/>
-          <w:sz w:val="22"/>
-          <w:szCs w:val="22"/>
-        </w:rPr>
-        <w:tab/>
-        <w:t xml:space="preserve">        </w:t>
-      </w:r>
-      <w:r>
-        <w:rPr>
-          <w:rFonts w:ascii="Cambria" w:eastAsia="Arial" w:hAnsi="Cambria"/>
-          <w:sz w:val="22"/>
-          <w:szCs w:val="22"/>
-        </w:rPr>
-        <w:t xml:space="preserve">  </w:t>
-      </w:r>
-      <w:r>
-        <w:rPr>
-          <w:rFonts w:ascii="Cambria" w:eastAsia="Arial" w:hAnsi="Cambria"/>
-          <w:sz w:val="22"/>
-          <w:szCs w:val="22"/>
-        </w:rPr>
-        <w:t>Accra, GH</w:t>
-      </w:r>
-    </w:p>
-    <w:p>
-      <w:pPr>
-        <w:tabs>
-          <w:tab w:val="left" w:pos="360"/>
-        </w:tabs>
-        <w:ind w:left="360" w:hanging="360"/>
-        <w:rPr>
-          <w:rFonts w:ascii="Cambria" w:eastAsia="Arial" w:hAnsi="Cambria"/>
-          <w:b/>
-          <w:color w:val="FFFFFF"/>
-          <w:sz w:val="22"/>
-          <w:szCs w:val="22"/>
-        </w:rPr>
-      </w:pPr>
-      <w:r>
-        <w:rPr>
-          <w:rFonts w:ascii="Cambria" w:eastAsia="Arial" w:hAnsi="Cambria"/>
-          <w:i/>
-          <w:sz w:val="22"/>
-          <w:szCs w:val="22"/>
-        </w:rPr>
-        <w:t>Software Developer</w:t>
-      </w:r>
-      <w:r>
-        <w:rPr>
-          <w:rFonts w:ascii="Cambria" w:eastAsia="Arial" w:hAnsi="Cambria"/>
-          <w:i/>
-          <w:sz w:val="22"/>
-          <w:szCs w:val="22"/>
-        </w:rPr>
-        <w:tab/>
-      </w:r>
-      <w:r>
-        <w:rPr>
-          <w:rFonts w:ascii="Cambria" w:eastAsia="Arial" w:hAnsi="Cambria"/>
-          <w:i/>
-          <w:sz w:val="22"/>
-          <w:szCs w:val="22"/>
-        </w:rPr>
-        <w:tab/>
-      </w:r>
-      <w:r>
-        <w:rPr>
-          <w:rFonts w:ascii="Cambria" w:eastAsia="Arial" w:hAnsi="Cambria"/>
-          <w:i/>
-          <w:sz w:val="22"/>
-          <w:szCs w:val="22"/>
-        </w:rPr>
-        <w:tab/>
-      </w:r>
-      <w:r>
-        <w:rPr>
-          <w:rFonts w:ascii="Cambria" w:eastAsia="Arial" w:hAnsi="Cambria"/>
-          <w:i/>
-          <w:sz w:val="22"/>
-          <w:szCs w:val="22"/>
-        </w:rPr>
-        <w:tab/>
-      </w:r>
-      <w:r>
-        <w:rPr>
-          <w:rFonts w:ascii="Cambria" w:eastAsia="Arial" w:hAnsi="Cambria"/>
-          <w:i/>
-          <w:sz w:val="22"/>
-          <w:szCs w:val="22"/>
-        </w:rPr>
-        <w:tab/>
-      </w:r>
-      <w:r>
-        <w:rPr>
-          <w:rFonts w:ascii="Cambria" w:eastAsia="Arial" w:hAnsi="Cambria"/>
-          <w:i/>
-          <w:sz w:val="22"/>
-          <w:szCs w:val="22"/>
-        </w:rPr>
-        <w:tab/>
-      </w:r>
-      <w:r>
-        <w:rPr>
-          <w:rFonts w:ascii="Cambria" w:eastAsia="Arial" w:hAnsi="Cambria"/>
-          <w:i/>
-          <w:sz w:val="22"/>
-          <w:szCs w:val="22"/>
-        </w:rPr>
-        <w:tab/>
-      </w:r>
-      <w:r>
-        <w:rPr>
-          <w:rFonts w:ascii="Cambria" w:eastAsia="Arial" w:hAnsi="Cambria"/>
-          <w:i/>
-          <w:sz w:val="22"/>
-          <w:szCs w:val="22"/>
-        </w:rPr>
-        <w:tab/>
-      </w:r>
-      <w:r>
-        <w:rPr>
-          <w:rFonts w:ascii="Cambria" w:eastAsia="Arial" w:hAnsi="Cambria"/>
-          <w:i/>
-          <w:sz w:val="22"/>
-          <w:szCs w:val="22"/>
-        </w:rPr>
-        <w:tab/>
-      </w:r>
-      <w:r>
-        <w:rPr>
-          <w:rFonts w:ascii="Cambria" w:eastAsia="Arial" w:hAnsi="Cambria"/>
-          <w:i/>
-          <w:sz w:val="22"/>
-          <w:szCs w:val="22"/>
-        </w:rPr>
-        <w:tab/>
-        <w:t xml:space="preserve">               </w:t>
-      </w:r>
-      <w:r>
-        <w:rPr>
-          <w:rFonts w:ascii="Cambria" w:eastAsia="Arial" w:hAnsi="Cambria"/>
-          <w:sz w:val="22"/>
-          <w:szCs w:val="22"/>
-        </w:rPr>
-        <w:t>202</w:t>
-      </w:r>
-      <w:r>
-        <w:rPr>
-          <w:rFonts w:ascii="Cambria" w:eastAsia="Arial" w:hAnsi="Cambria"/>
-          <w:sz w:val="22"/>
-          <w:szCs w:val="22"/>
-        </w:rPr>
-        <w:t>1</w:t>
-      </w:r>
-      <w:r>
-        <w:rPr>
-          <w:rFonts w:ascii="Cambria" w:eastAsia="Arial" w:hAnsi="Cambria"/>
-          <w:sz w:val="22"/>
-          <w:szCs w:val="22"/>
-        </w:rPr>
-        <w:t xml:space="preserve"> – Present</w:t>
-      </w:r>
-    </w:p>
-    <w:p>
-      <w:pPr>
-        <w:numPr>
-          <w:ilvl w:val="0"/>
-          <w:numId w:val="9"/>
-        </w:numPr>
-        <w:tabs>
-          <w:tab w:val="left" w:pos="360"/>
-        </w:tabs>
-        <w:rPr>
-          <w:rFonts w:ascii="Cambria" w:eastAsia="Arial" w:hAnsi="Cambria"/>
-          <w:sz w:val="22"/>
-          <w:szCs w:val="22"/>
-        </w:rPr>
-      </w:pPr>
-      <w:r>
-        <w:rPr>
-          <w:rFonts w:ascii="Cambria" w:eastAsia="Arial" w:hAnsi="Cambria"/>
-          <w:sz w:val="22"/>
-          <w:szCs w:val="22"/>
-        </w:rPr>
-        <w:t>Designed and deployed a USSD platform for low-bandwidth financial transactions, enabling users to send money, purchase airtime, and trade vouchers securely.</w:t>
-      </w:r>
-    </w:p>
-    <w:p>
-      <w:pPr>
-        <w:numPr>
-          <w:ilvl w:val="0"/>
-          <w:numId w:val="9"/>
-        </w:numPr>
-        <w:tabs>
-          <w:tab w:val="left" w:pos="360"/>
-        </w:tabs>
-        <w:rPr>
-          <w:rFonts w:ascii="Cambria" w:eastAsia="Arial" w:hAnsi="Cambria"/>
-          <w:sz w:val="22"/>
-          <w:szCs w:val="22"/>
-        </w:rPr>
-      </w:pPr>
-      <w:r>
-        <w:rPr>
-          <w:rFonts w:ascii="Cambria" w:eastAsia="Arial" w:hAnsi="Cambria"/>
-          <w:sz w:val="22"/>
-          <w:szCs w:val="22"/>
-        </w:rPr>
-        <w:t>Reduced transaction latency through optimized session management and Redis caching.</w:t>
-      </w:r>
-    </w:p>
-    <w:p>
-      <w:pPr>
-        <w:numPr>
-          <w:ilvl w:val="0"/>
-          <w:numId w:val="9"/>
-        </w:numPr>
-        <w:tabs>
-          <w:tab w:val="left" w:pos="360"/>
-        </w:tabs>
-        <w:rPr>
-          <w:rFonts w:ascii="Cambria" w:eastAsia="Arial" w:hAnsi="Cambria"/>
-          <w:sz w:val="22"/>
-          <w:szCs w:val="22"/>
-        </w:rPr>
-      </w:pPr>
-      <w:r>
-        <w:rPr>
-          <w:rFonts w:ascii="Cambria" w:eastAsia="Arial" w:hAnsi="Cambria"/>
-          <w:sz w:val="22"/>
-          <w:szCs w:val="22"/>
-        </w:rPr>
-        <w:t xml:space="preserve">Integrated with mobile network operators via RESTful APIs, ensuring interoperability. </w:t>
-      </w:r>
-    </w:p>
-    <w:p>
-      <w:pPr>
-        <w:tabs>
-          <w:tab w:val="left" w:pos="360"/>
-        </w:tabs>
-        <w:rPr>
-          <w:rFonts w:ascii="Cambria" w:eastAsia="Arial" w:hAnsi="Cambria"/>
-          <w:sz w:val="22"/>
-          <w:szCs w:val="22"/>
-        </w:rPr>
-      </w:pPr>
-    </w:p>
-    <w:p>
-      <w:pPr>
-        <w:tabs>
-          <w:tab w:val="left" w:pos="360"/>
-        </w:tabs>
-        <w:ind w:left="360" w:hanging="360"/>
-        <w:rPr>
-          <w:rFonts w:ascii="Cambria" w:eastAsia="Arial" w:hAnsi="Cambria"/>
-          <w:b/>
-          <w:sz w:val="22"/>
-          <w:szCs w:val="22"/>
-        </w:rPr>
-      </w:pPr>
-      <w:r>
-        <w:rPr>
-          <w:rFonts w:ascii="Cambria" w:eastAsia="Arial" w:hAnsi="Cambria"/>
-          <w:b/>
-          <w:sz w:val="22"/>
-          <w:szCs w:val="22"/>
-        </w:rPr>
-        <w:t>Bricksky Software Development Company</w:t>
-      </w:r>
-      <w:r>
-        <w:rPr>
-          <w:rFonts w:ascii="Cambria" w:eastAsia="Arial" w:hAnsi="Cambria"/>
-          <w:sz w:val="22"/>
-          <w:szCs w:val="22"/>
-        </w:rPr>
-        <w:tab/>
-      </w:r>
-      <w:r>
-        <w:rPr>
-          <w:rFonts w:ascii="Cambria" w:eastAsia="Arial" w:hAnsi="Cambria"/>
-          <w:sz w:val="22"/>
-          <w:szCs w:val="22"/>
-        </w:rPr>
-        <w:tab/>
-      </w:r>
-      <w:r>
-        <w:rPr>
-          <w:rFonts w:ascii="Cambria" w:eastAsia="Arial" w:hAnsi="Cambria"/>
-          <w:sz w:val="22"/>
-          <w:szCs w:val="22"/>
-        </w:rPr>
-        <w:tab/>
-        <w:t xml:space="preserve">                       </w:t>
-      </w:r>
-      <w:r>
-        <w:rPr>
-          <w:rFonts w:ascii="Cambria" w:eastAsia="Arial" w:hAnsi="Cambria"/>
-          <w:sz w:val="22"/>
-          <w:szCs w:val="22"/>
-        </w:rPr>
-        <w:tab/>
-      </w:r>
-      <w:r>
-        <w:rPr>
-          <w:rFonts w:ascii="Cambria" w:eastAsia="Arial" w:hAnsi="Cambria"/>
-          <w:sz w:val="22"/>
-          <w:szCs w:val="22"/>
-        </w:rPr>
-        <w:tab/>
-      </w:r>
-      <w:r>
-        <w:rPr>
-          <w:rFonts w:ascii="Cambria" w:eastAsia="Arial" w:hAnsi="Cambria"/>
-          <w:sz w:val="22"/>
-          <w:szCs w:val="22"/>
-        </w:rPr>
-        <w:tab/>
-      </w:r>
-      <w:r>
-        <w:rPr>
-          <w:rFonts w:ascii="Cambria" w:eastAsia="Arial" w:hAnsi="Cambria"/>
-          <w:sz w:val="22"/>
-          <w:szCs w:val="22"/>
-        </w:rPr>
-        <w:tab/>
-      </w:r>
-      <w:r>
-        <w:rPr>
-          <w:rFonts w:ascii="Cambria" w:eastAsia="Arial" w:hAnsi="Cambria"/>
-          <w:sz w:val="22"/>
-          <w:szCs w:val="22"/>
-        </w:rPr>
-        <w:t xml:space="preserve">         </w:t>
-      </w:r>
-      <w:r>
-        <w:rPr>
-          <w:rFonts w:ascii="Cambria" w:eastAsia="Arial" w:hAnsi="Cambria"/>
-          <w:sz w:val="22"/>
-          <w:szCs w:val="22"/>
-        </w:rPr>
-        <w:t>Accra, GH</w:t>
-      </w:r>
-    </w:p>
-    <w:p>
-      <w:pPr>
-        <w:tabs>
-          <w:tab w:val="left" w:pos="360"/>
-        </w:tabs>
-        <w:ind w:left="360" w:hanging="360"/>
-        <w:rPr>
-          <w:rFonts w:ascii="Cambria" w:eastAsia="Arial" w:hAnsi="Cambria"/>
-          <w:b/>
-          <w:color w:val="FFFFFF"/>
-          <w:sz w:val="22"/>
-          <w:szCs w:val="22"/>
-        </w:rPr>
-      </w:pPr>
-      <w:r>
-        <w:rPr>
-          <w:rFonts w:ascii="Cambria" w:eastAsia="Arial" w:hAnsi="Cambria"/>
-          <w:i/>
-          <w:sz w:val="22"/>
-          <w:szCs w:val="22"/>
-        </w:rPr>
-        <w:t xml:space="preserve">Lead </w:t>
-      </w:r>
-      <w:r>
-        <w:rPr>
-          <w:rFonts w:ascii="Cambria" w:eastAsia="Arial" w:hAnsi="Cambria"/>
-          <w:i/>
-          <w:sz w:val="22"/>
-          <w:szCs w:val="22"/>
-        </w:rPr>
-        <w:t>Software Developer</w:t>
-      </w:r>
-      <w:r>
-        <w:rPr>
-          <w:rFonts w:ascii="Cambria" w:eastAsia="Arial" w:hAnsi="Cambria"/>
-          <w:i/>
-          <w:sz w:val="22"/>
-          <w:szCs w:val="22"/>
-        </w:rPr>
-        <w:tab/>
-      </w:r>
-      <w:r>
-        <w:rPr>
-          <w:rFonts w:ascii="Cambria" w:eastAsia="Arial" w:hAnsi="Cambria"/>
-          <w:i/>
-          <w:sz w:val="22"/>
-          <w:szCs w:val="22"/>
-        </w:rPr>
-        <w:tab/>
-      </w:r>
-      <w:r>
-        <w:rPr>
-          <w:rFonts w:ascii="Cambria" w:eastAsia="Arial" w:hAnsi="Cambria"/>
-          <w:i/>
-          <w:sz w:val="22"/>
-          <w:szCs w:val="22"/>
-        </w:rPr>
-        <w:tab/>
-      </w:r>
-      <w:r>
-        <w:rPr>
-          <w:rFonts w:ascii="Cambria" w:eastAsia="Arial" w:hAnsi="Cambria"/>
-          <w:i/>
-          <w:sz w:val="22"/>
-          <w:szCs w:val="22"/>
-        </w:rPr>
-        <w:tab/>
-      </w:r>
-      <w:r>
-        <w:rPr>
-          <w:rFonts w:ascii="Cambria" w:eastAsia="Arial" w:hAnsi="Cambria"/>
-          <w:i/>
-          <w:sz w:val="22"/>
-          <w:szCs w:val="22"/>
-        </w:rPr>
-        <w:tab/>
-      </w:r>
-      <w:r>
-        <w:rPr>
-          <w:rFonts w:ascii="Cambria" w:eastAsia="Arial" w:hAnsi="Cambria"/>
-          <w:i/>
-          <w:sz w:val="22"/>
-          <w:szCs w:val="22"/>
-        </w:rPr>
-        <w:tab/>
-        <w:t xml:space="preserve">                          </w:t>
-      </w:r>
-      <w:r>
-        <w:rPr>
-          <w:rFonts w:ascii="Cambria" w:eastAsia="Arial" w:hAnsi="Cambria"/>
-          <w:i/>
-          <w:sz w:val="22"/>
-          <w:szCs w:val="22"/>
-        </w:rPr>
-        <w:tab/>
-        <w:t xml:space="preserve">    </w:t>
-      </w:r>
-      <w:r>
-        <w:rPr>
-          <w:rFonts w:ascii="Cambria" w:eastAsia="Arial" w:hAnsi="Cambria"/>
-          <w:i/>
-          <w:sz w:val="22"/>
-          <w:szCs w:val="22"/>
-        </w:rPr>
-        <w:t xml:space="preserve">                              </w:t>
-      </w:r>
-      <w:r>
-        <w:rPr>
-          <w:rFonts w:ascii="Cambria" w:eastAsia="Arial" w:hAnsi="Cambria"/>
-          <w:sz w:val="22"/>
-          <w:szCs w:val="22"/>
-        </w:rPr>
-        <w:t xml:space="preserve">2021 – </w:t>
-      </w:r>
-      <w:r>
-        <w:rPr>
-          <w:rFonts w:ascii="Cambria" w:eastAsia="Arial" w:hAnsi="Cambria"/>
-          <w:sz w:val="22"/>
-          <w:szCs w:val="22"/>
-        </w:rPr>
-        <w:t>2024</w:t>
-      </w:r>
-    </w:p>
-    <w:p>
-      <w:pPr>
-        <w:numPr>
-          <w:ilvl w:val="0"/>
-          <w:numId w:val="9"/>
-        </w:numPr>
-        <w:tabs>
-          <w:tab w:val="left" w:pos="360"/>
-        </w:tabs>
-        <w:rPr>
-          <w:rFonts w:ascii="Cambria" w:eastAsia="Arial" w:hAnsi="Cambria"/>
-          <w:sz w:val="22"/>
-          <w:szCs w:val="22"/>
-        </w:rPr>
-      </w:pPr>
-      <w:r>
-        <w:rPr>
-          <w:rFonts w:ascii="Cambria" w:eastAsia="Arial" w:hAnsi="Cambria"/>
-          <w:sz w:val="22"/>
-          <w:szCs w:val="22"/>
-        </w:rPr>
-        <w:t>Overs</w:t>
-      </w:r>
-      <w:r>
-        <w:rPr>
-          <w:rFonts w:ascii="Cambria" w:eastAsia="Arial" w:hAnsi="Cambria"/>
-          <w:sz w:val="22"/>
-          <w:szCs w:val="22"/>
-        </w:rPr>
-        <w:t>aw</w:t>
-      </w:r>
-      <w:r>
-        <w:rPr>
-          <w:rFonts w:ascii="Cambria" w:eastAsia="Arial" w:hAnsi="Cambria"/>
-          <w:sz w:val="22"/>
-          <w:szCs w:val="22"/>
-        </w:rPr>
-        <w:t xml:space="preserve"> end-to-end</w:t>
-      </w:r>
-      <w:r>
-        <w:rPr>
-          <w:rFonts w:ascii="Cambria" w:eastAsia="Arial" w:hAnsi="Cambria"/>
-          <w:sz w:val="22"/>
-          <w:szCs w:val="22"/>
-        </w:rPr>
-        <w:t xml:space="preserve"> development and</w:t>
-      </w:r>
-      <w:r>
-        <w:rPr>
-          <w:rFonts w:ascii="Cambria" w:eastAsia="Arial" w:hAnsi="Cambria"/>
-          <w:sz w:val="22"/>
-          <w:szCs w:val="22"/>
-        </w:rPr>
-        <w:t xml:space="preserve"> maintenance, of </w:t>
-      </w:r>
-      <w:r>
-        <w:rPr>
-          <w:rFonts w:ascii="Cambria" w:eastAsia="Arial" w:hAnsi="Cambria"/>
-          <w:sz w:val="22"/>
-          <w:szCs w:val="22"/>
-        </w:rPr>
-        <w:t xml:space="preserve">the Oysloe </w:t>
-      </w:r>
-      <w:r>
-        <w:rPr>
-          <w:rFonts w:ascii="Cambria" w:eastAsia="Arial" w:hAnsi="Cambria"/>
-          <w:sz w:val="22"/>
-          <w:szCs w:val="22"/>
-        </w:rPr>
-        <w:t>Market</w:t>
-      </w:r>
-      <w:r>
-        <w:rPr>
-          <w:rFonts w:ascii="Cambria" w:eastAsia="Arial" w:hAnsi="Cambria"/>
-          <w:sz w:val="22"/>
-          <w:szCs w:val="22"/>
-        </w:rPr>
-        <w:t>place App</w:t>
-      </w:r>
-      <w:r>
-        <w:rPr>
-          <w:rFonts w:ascii="Cambria" w:eastAsia="Arial" w:hAnsi="Cambria"/>
-          <w:sz w:val="22"/>
-          <w:szCs w:val="22"/>
-        </w:rPr>
-        <w:t xml:space="preserve">, </w:t>
-      </w:r>
-      <w:r>
-        <w:rPr>
-          <w:rFonts w:ascii="Cambria" w:eastAsia="Arial" w:hAnsi="Cambria"/>
-          <w:sz w:val="22"/>
-          <w:szCs w:val="22"/>
-        </w:rPr>
-        <w:t>a marketplace application for managing buying and selling on the platform</w:t>
-      </w:r>
-      <w:r>
-        <w:rPr>
-          <w:rFonts w:ascii="Cambria" w:eastAsia="Arial" w:hAnsi="Cambria"/>
-          <w:sz w:val="22"/>
-          <w:szCs w:val="22"/>
-        </w:rPr>
-        <w:t>.</w:t>
-      </w:r>
-    </w:p>
-    <w:p>
-      <w:pPr>
-        <w:numPr>
-          <w:ilvl w:val="0"/>
-          <w:numId w:val="9"/>
-        </w:numPr>
-        <w:tabs>
-          <w:tab w:val="left" w:pos="360"/>
-        </w:tabs>
-        <w:rPr>
-          <w:rFonts w:ascii="Cambria" w:eastAsia="Arial" w:hAnsi="Cambria"/>
-          <w:sz w:val="22"/>
-          <w:szCs w:val="22"/>
-        </w:rPr>
-      </w:pPr>
-      <w:r>
-        <w:rPr>
-          <w:rFonts w:ascii="Cambria" w:eastAsia="Arial" w:hAnsi="Cambria"/>
-          <w:sz w:val="22"/>
-          <w:szCs w:val="22"/>
-        </w:rPr>
-        <w:t>Automate</w:t>
-      </w:r>
-      <w:r>
-        <w:rPr>
-          <w:rFonts w:ascii="Cambria" w:eastAsia="Arial" w:hAnsi="Cambria"/>
-          <w:sz w:val="22"/>
-          <w:szCs w:val="22"/>
-        </w:rPr>
-        <w:t>d</w:t>
-      </w:r>
-      <w:r>
-        <w:rPr>
-          <w:rFonts w:ascii="Cambria" w:eastAsia="Arial" w:hAnsi="Cambria"/>
-          <w:sz w:val="22"/>
-          <w:szCs w:val="22"/>
-        </w:rPr>
-        <w:t xml:space="preserve"> price updates and inventory synchronization using Python scripting and third-party API integrations</w:t>
-      </w:r>
-      <w:r>
-        <w:rPr>
-          <w:rFonts w:ascii="Cambria" w:eastAsia="Arial" w:hAnsi="Cambria"/>
-          <w:sz w:val="22"/>
-          <w:szCs w:val="22"/>
-        </w:rPr>
-        <w:t>,</w:t>
-      </w:r>
-      <w:r>
-        <w:rPr>
-          <w:rFonts w:ascii="Cambria" w:eastAsia="Arial" w:hAnsi="Cambria"/>
-          <w:sz w:val="22"/>
-          <w:szCs w:val="22"/>
-        </w:rPr>
-        <w:t xml:space="preserve"> reducing manual errors and ensuring real-time accuracy across product listings.</w:t>
-      </w:r>
-    </w:p>
-    <w:p>
-      <w:pPr>
-        <w:tabs>
-          <w:tab w:val="left" w:pos="360"/>
-        </w:tabs>
-        <w:ind w:left="720"/>
-        <w:rPr>
-          <w:rFonts w:ascii="Cambria" w:eastAsia="Arial" w:hAnsi="Cambria"/>
-          <w:b/>
-          <w:color w:val="000000"/>
-          <w:sz w:val="22"/>
-          <w:szCs w:val="22"/>
-        </w:rPr>
-      </w:pPr>
-    </w:p>
-    <w:p>
-      <w:pPr>
-        <w:pBdr>
-          <w:bottom w:val="single" w:sz="4" w:space="1" w:color="000000"/>
-        </w:pBdr>
-        <w:rPr>
-          <w:rFonts w:ascii="Cambria" w:eastAsia="Arial" w:hAnsi="Cambria"/>
-          <w:b/>
-          <w:sz w:val="22"/>
-          <w:szCs w:val="22"/>
-        </w:rPr>
-      </w:pPr>
-      <w:r>
-        <w:rPr>
-          <w:rFonts w:ascii="Cambria" w:eastAsia="Arial" w:hAnsi="Cambria"/>
-          <w:b/>
-          <w:sz w:val="22"/>
-          <w:szCs w:val="22"/>
-        </w:rPr>
-        <w:t>SYMPOSIUM/HACKATHON/WORKSHOP</w:t>
-      </w:r>
-    </w:p>
-    <w:p>
-      <w:pPr>
-        <w:rPr>
-          <w:rFonts w:ascii="Cambria" w:eastAsia="Arial" w:hAnsi="Cambria"/>
-          <w:sz w:val="22"/>
-          <w:szCs w:val="22"/>
-        </w:rPr>
-      </w:pPr>
-      <w:bookmarkStart w:id="0" w:name="_heading=h.gjdgxs" w:colFirst="0" w:colLast="0"/>
-      <w:bookmarkEnd w:id="0"/>
-      <w:r>
-        <w:rPr>
-          <w:rFonts w:ascii="Cambria" w:eastAsia="Arial" w:hAnsi="Cambria"/>
-          <w:b/>
-          <w:sz w:val="22"/>
-          <w:szCs w:val="22"/>
-        </w:rPr>
-        <w:t>The 2025 Post</w:t>
-      </w:r>
-      <w:r>
-        <w:rPr>
-          <w:rFonts w:ascii="Cambria" w:eastAsia="Arial" w:hAnsi="Cambria"/>
-          <w:b/>
-          <w:sz w:val="22"/>
-          <w:szCs w:val="22"/>
-        </w:rPr>
-        <w:t>-</w:t>
-      </w:r>
-      <w:r>
-        <w:rPr>
-          <w:rFonts w:ascii="Cambria" w:eastAsia="Arial" w:hAnsi="Cambria"/>
-          <w:b/>
-          <w:sz w:val="22"/>
-          <w:szCs w:val="22"/>
-        </w:rPr>
-        <w:t>Graduate Students' Research Workshop</w:t>
-      </w:r>
-      <w:r>
-        <w:rPr>
-          <w:rFonts w:ascii="Cambria" w:eastAsia="Arial" w:hAnsi="Cambria"/>
-          <w:b/>
-          <w:sz w:val="22"/>
-          <w:szCs w:val="22"/>
-        </w:rPr>
-        <w:tab/>
-      </w:r>
-      <w:r>
-        <w:rPr>
-          <w:rFonts w:ascii="Cambria" w:eastAsia="Arial" w:hAnsi="Cambria"/>
-          <w:b/>
-          <w:sz w:val="22"/>
-          <w:szCs w:val="22"/>
-        </w:rPr>
-        <w:tab/>
-      </w:r>
-      <w:r>
-        <w:rPr>
-          <w:rFonts w:ascii="Cambria" w:eastAsia="Arial" w:hAnsi="Cambria"/>
-          <w:b/>
-          <w:sz w:val="22"/>
-          <w:szCs w:val="22"/>
-        </w:rPr>
-        <w:tab/>
-      </w:r>
-      <w:r>
-        <w:rPr>
-          <w:rFonts w:ascii="Cambria" w:eastAsia="Arial" w:hAnsi="Cambria"/>
-          <w:b/>
-          <w:sz w:val="22"/>
-          <w:szCs w:val="22"/>
-        </w:rPr>
-        <w:t xml:space="preserve">  </w:t>
-      </w:r>
-      <w:r>
-        <w:rPr>
-          <w:rFonts w:ascii="Cambria" w:eastAsia="Arial" w:hAnsi="Cambria"/>
-          <w:bCs/>
-          <w:sz w:val="22"/>
-          <w:szCs w:val="22"/>
-        </w:rPr>
-        <w:t>Department of Computer Science-UG</w:t>
-      </w:r>
-      <w:r>
-        <w:rPr>
-          <w:rFonts w:ascii="Cambria" w:eastAsia="Arial" w:hAnsi="Cambria"/>
-          <w:b/>
-          <w:sz w:val="22"/>
-          <w:szCs w:val="22"/>
-        </w:rPr>
-        <w:t xml:space="preserve">     </w:t>
-      </w:r>
-      <w:r>
-        <w:rPr>
-          <w:rFonts w:ascii="Cambria" w:eastAsia="Arial" w:hAnsi="Cambria"/>
-          <w:b/>
-          <w:sz w:val="22"/>
-          <w:szCs w:val="22"/>
-        </w:rPr>
-        <w:t xml:space="preserve">                </w:t>
-      </w:r>
-    </w:p>
-    <w:p>
-      <w:pPr>
-        <w:rPr>
-          <w:rFonts w:ascii="Cambria" w:eastAsia="Arial" w:hAnsi="Cambria"/>
-          <w:sz w:val="22"/>
-          <w:szCs w:val="22"/>
-        </w:rPr>
-      </w:pPr>
-      <w:r>
-        <w:rPr>
-          <w:rFonts w:ascii="Cambria" w:eastAsia="Arial" w:hAnsi="Cambria"/>
-          <w:i/>
-          <w:sz w:val="22"/>
-          <w:szCs w:val="22"/>
-        </w:rPr>
-        <w:t>Participant</w:t>
-      </w:r>
-      <w:r>
-        <w:rPr>
-          <w:rFonts w:ascii="Cambria" w:eastAsia="Arial" w:hAnsi="Cambria"/>
-          <w:i/>
-          <w:sz w:val="22"/>
-          <w:szCs w:val="22"/>
-        </w:rPr>
-        <w:t>/Presenter</w:t>
-      </w:r>
-      <w:r>
-        <w:rPr>
-          <w:rFonts w:ascii="Cambria" w:eastAsia="Arial" w:hAnsi="Cambria"/>
-          <w:sz w:val="22"/>
-          <w:szCs w:val="22"/>
-        </w:rPr>
-        <w:tab/>
-      </w:r>
-      <w:r>
-        <w:rPr>
-          <w:rFonts w:ascii="Cambria" w:eastAsia="Arial" w:hAnsi="Cambria"/>
-          <w:sz w:val="22"/>
-          <w:szCs w:val="22"/>
-        </w:rPr>
-        <w:tab/>
-      </w:r>
-      <w:r>
-        <w:rPr>
-          <w:rFonts w:ascii="Cambria" w:eastAsia="Arial" w:hAnsi="Cambria"/>
-          <w:sz w:val="22"/>
-          <w:szCs w:val="22"/>
-        </w:rPr>
-        <w:tab/>
-      </w:r>
-      <w:r>
-        <w:rPr>
-          <w:rFonts w:ascii="Cambria" w:eastAsia="Arial" w:hAnsi="Cambria"/>
-          <w:sz w:val="22"/>
-          <w:szCs w:val="22"/>
-        </w:rPr>
-        <w:tab/>
-      </w:r>
-      <w:r>
-        <w:rPr>
-          <w:rFonts w:ascii="Cambria" w:eastAsia="Arial" w:hAnsi="Cambria"/>
-          <w:sz w:val="22"/>
-          <w:szCs w:val="22"/>
-        </w:rPr>
-        <w:tab/>
-        <w:t xml:space="preserve">    </w:t>
-      </w:r>
-      <w:r>
-        <w:rPr>
-          <w:rFonts w:ascii="Cambria" w:eastAsia="Arial" w:hAnsi="Cambria"/>
-          <w:sz w:val="22"/>
-          <w:szCs w:val="22"/>
-        </w:rPr>
-        <w:tab/>
-        <w:t xml:space="preserve">                </w:t>
-      </w:r>
-      <w:r>
-        <w:rPr>
-          <w:rFonts w:ascii="Cambria" w:eastAsia="Arial" w:hAnsi="Cambria"/>
-          <w:sz w:val="22"/>
-          <w:szCs w:val="22"/>
-        </w:rPr>
-        <w:t xml:space="preserve">         </w:t>
-      </w:r>
-      <w:r>
-        <w:rPr>
-          <w:rFonts w:ascii="Cambria" w:eastAsia="Arial" w:hAnsi="Cambria"/>
-          <w:sz w:val="22"/>
-          <w:szCs w:val="22"/>
-        </w:rPr>
-        <w:tab/>
-      </w:r>
-      <w:r>
-        <w:rPr>
-          <w:rFonts w:ascii="Cambria" w:eastAsia="Arial" w:hAnsi="Cambria"/>
-          <w:sz w:val="22"/>
-          <w:szCs w:val="22"/>
-        </w:rPr>
-        <w:tab/>
-      </w:r>
-      <w:r>
-        <w:rPr>
-          <w:rFonts w:ascii="Cambria" w:eastAsia="Arial" w:hAnsi="Cambria"/>
-          <w:sz w:val="22"/>
-          <w:szCs w:val="22"/>
-        </w:rPr>
-        <w:tab/>
-      </w:r>
-      <w:r>
-        <w:rPr>
-          <w:rFonts w:ascii="Cambria" w:eastAsia="Arial" w:hAnsi="Cambria"/>
-          <w:sz w:val="22"/>
-          <w:szCs w:val="22"/>
-        </w:rPr>
-        <w:tab/>
-        <w:t xml:space="preserve">    </w:t>
-      </w:r>
-      <w:r>
-        <w:rPr>
-          <w:rFonts w:ascii="Cambria" w:eastAsia="Arial" w:hAnsi="Cambria"/>
-          <w:sz w:val="22"/>
-          <w:szCs w:val="22"/>
-        </w:rPr>
-        <w:t xml:space="preserve">      July</w:t>
-      </w:r>
-      <w:r>
-        <w:rPr>
-          <w:rFonts w:ascii="Cambria" w:eastAsia="Arial" w:hAnsi="Cambria"/>
-          <w:sz w:val="22"/>
-          <w:szCs w:val="22"/>
-        </w:rPr>
-        <w:t xml:space="preserve"> 202</w:t>
-      </w:r>
-      <w:r>
-        <w:rPr>
-          <w:rFonts w:ascii="Cambria" w:eastAsia="Arial" w:hAnsi="Cambria"/>
-          <w:sz w:val="22"/>
-          <w:szCs w:val="22"/>
-        </w:rPr>
-        <w:t>5</w:t>
-      </w:r>
-      <w:r>
-        <w:rPr>
-          <w:rFonts w:ascii="Cambria" w:eastAsia="Arial" w:hAnsi="Cambria"/>
-          <w:sz w:val="22"/>
-          <w:szCs w:val="22"/>
-        </w:rPr>
-        <w:t xml:space="preserve"> </w:t>
+          <w:bCs/>
+          <w:sz w:val="22"/>
+          <w:szCs w:val="22"/>
+        </w:rPr>
+      </w:pPr>
+      <w:r>
+        <w:rPr>
+          <w:rFonts w:ascii="Cambria" w:eastAsia="Arial" w:hAnsi="Cambria"/>
+          <w:bCs/>
+          <w:sz w:val="22"/>
+          <w:szCs w:val="22"/>
+        </w:rPr>
+        <w:t>The symposium highlighted responsible AI use in health, energy, education, and promoted international collaboration for sustainable development in Africa.</w:t>
       </w:r>
     </w:p>
     <w:p>
@@ -5291,394 +5483,7 @@
         <w:pStyle w:val="ListParagraph"/>
         <w:numPr>
           <w:ilvl w:val="0"/>
-          <w:numId w:val="5"/>
-        </w:numPr>
-        <w:rPr>
-          <w:rFonts w:ascii="Cambria" w:eastAsia="Arial" w:hAnsi="Cambria"/>
-          <w:sz w:val="22"/>
-          <w:szCs w:val="22"/>
-        </w:rPr>
-      </w:pPr>
-      <w:r>
-        <w:rPr>
-          <w:rFonts w:ascii="Cambria" w:eastAsia="Arial" w:hAnsi="Cambria"/>
-          <w:sz w:val="22"/>
-          <w:szCs w:val="22"/>
-        </w:rPr>
-        <w:t>Presented research titled</w:t>
-      </w:r>
-      <w:r>
-        <w:rPr>
-          <w:rFonts w:ascii="Cambria" w:eastAsia="Arial" w:hAnsi="Cambria"/>
-          <w:sz w:val="22"/>
-          <w:szCs w:val="22"/>
-        </w:rPr>
-        <w:t xml:space="preserve"> </w:t>
-      </w:r>
-      <w:r>
-        <w:rPr>
-          <w:rFonts w:ascii="Cambria" w:eastAsia="Arial" w:hAnsi="Cambria"/>
-          <w:i/>
-          <w:iCs/>
-          <w:sz w:val="22"/>
-          <w:szCs w:val="22"/>
-        </w:rPr>
-        <w:t>Missing Data Imputation Techniques, Challenges, Applications and Innovations: A Review</w:t>
-      </w:r>
-      <w:r>
-        <w:rPr>
-          <w:rFonts w:ascii="Cambria" w:eastAsia="Arial" w:hAnsi="Cambria"/>
-          <w:i/>
-          <w:iCs/>
-          <w:sz w:val="22"/>
-          <w:szCs w:val="22"/>
-        </w:rPr>
-        <w:t>.</w:t>
-      </w:r>
-    </w:p>
-    <w:p>
-      <w:pPr>
-        <w:pStyle w:val="ListParagraph"/>
-        <w:numPr>
-          <w:ilvl w:val="0"/>
-          <w:numId w:val="5"/>
-        </w:numPr>
-        <w:rPr>
-          <w:rFonts w:ascii="Cambria" w:eastAsia="Arial" w:hAnsi="Cambria"/>
-          <w:bCs/>
-          <w:sz w:val="22"/>
-          <w:szCs w:val="22"/>
-        </w:rPr>
-      </w:pPr>
-      <w:r>
-        <w:rPr>
-          <w:rFonts w:ascii="Cambria" w:eastAsia="Arial" w:hAnsi="Cambria"/>
-          <w:bCs/>
-          <w:sz w:val="22"/>
-          <w:szCs w:val="22"/>
-        </w:rPr>
-        <w:t>Presented findings on my review to faculty members and students</w:t>
-      </w:r>
-      <w:r>
-        <w:rPr>
-          <w:rFonts w:ascii="Cambria" w:eastAsia="Arial" w:hAnsi="Cambria"/>
-          <w:bCs/>
-          <w:sz w:val="22"/>
-          <w:szCs w:val="22"/>
-        </w:rPr>
-        <w:t xml:space="preserve"> at the conference</w:t>
-      </w:r>
-      <w:r>
-        <w:rPr>
-          <w:rFonts w:ascii="Cambria" w:eastAsia="Arial" w:hAnsi="Cambria"/>
-          <w:bCs/>
-          <w:sz w:val="22"/>
-          <w:szCs w:val="22"/>
-        </w:rPr>
-        <w:t>.</w:t>
-      </w:r>
-      <w:r>
-        <w:rPr>
-          <w:rFonts w:ascii="Cambria" w:eastAsia="Arial" w:hAnsi="Cambria"/>
-          <w:bCs/>
-          <w:sz w:val="22"/>
-          <w:szCs w:val="22"/>
-        </w:rPr>
-        <w:t xml:space="preserve"> </w:t>
-      </w:r>
-      <w:r>
-        <w:rPr>
-          <w:rFonts w:ascii="Cambria" w:eastAsia="Arial" w:hAnsi="Cambria"/>
-          <w:b/>
-          <w:i/>
-          <w:iCs/>
-          <w:sz w:val="22"/>
-          <w:szCs w:val="22"/>
-        </w:rPr>
-        <w:t>I won the 3</w:t>
-      </w:r>
-      <w:r>
-        <w:rPr>
-          <w:rFonts w:ascii="Cambria" w:eastAsia="Arial" w:hAnsi="Cambria"/>
-          <w:b/>
-          <w:i/>
-          <w:iCs/>
-          <w:sz w:val="22"/>
-          <w:szCs w:val="22"/>
-          <w:vertAlign w:val="superscript"/>
-        </w:rPr>
-        <w:t>rd</w:t>
-      </w:r>
-      <w:r>
-        <w:rPr>
-          <w:rFonts w:ascii="Cambria" w:eastAsia="Arial" w:hAnsi="Cambria"/>
-          <w:b/>
-          <w:i/>
-          <w:iCs/>
-          <w:sz w:val="22"/>
-          <w:szCs w:val="22"/>
-        </w:rPr>
-        <w:t xml:space="preserve"> Best Paper award</w:t>
-      </w:r>
-    </w:p>
-    <w:p>
-      <w:pPr>
-        <w:rPr>
-          <w:rFonts w:ascii="Cambria" w:eastAsia="Arial" w:hAnsi="Cambria"/>
-          <w:sz w:val="22"/>
-          <w:szCs w:val="22"/>
-        </w:rPr>
-      </w:pPr>
-      <w:r>
-        <w:rPr>
-          <w:rFonts w:ascii="Cambria" w:eastAsia="Arial" w:hAnsi="Cambria"/>
-          <w:b/>
-          <w:sz w:val="22"/>
-          <w:szCs w:val="22"/>
-        </w:rPr>
-        <w:t xml:space="preserve">Nyansapo AI Symposium on Sustainable Development    </w:t>
-      </w:r>
-      <w:r>
-        <w:rPr>
-          <w:rFonts w:ascii="Cambria" w:eastAsia="Arial" w:hAnsi="Cambria"/>
-          <w:b/>
-          <w:sz w:val="22"/>
-          <w:szCs w:val="22"/>
-        </w:rPr>
-        <w:tab/>
-      </w:r>
-      <w:r>
-        <w:rPr>
-          <w:rFonts w:ascii="Cambria" w:eastAsia="Arial" w:hAnsi="Cambria"/>
-          <w:b/>
-          <w:sz w:val="22"/>
-          <w:szCs w:val="22"/>
-        </w:rPr>
-        <w:tab/>
-      </w:r>
-      <w:r>
-        <w:rPr>
-          <w:rFonts w:ascii="Cambria" w:eastAsia="Arial" w:hAnsi="Cambria"/>
-          <w:b/>
-          <w:sz w:val="22"/>
-          <w:szCs w:val="22"/>
-        </w:rPr>
-        <w:tab/>
-      </w:r>
-      <w:r>
-        <w:rPr>
-          <w:rFonts w:ascii="Cambria" w:eastAsia="Arial" w:hAnsi="Cambria"/>
-          <w:b/>
-          <w:sz w:val="22"/>
-          <w:szCs w:val="22"/>
-        </w:rPr>
-        <w:tab/>
-        <w:t xml:space="preserve">              </w:t>
-      </w:r>
-      <w:r>
-        <w:rPr>
-          <w:rFonts w:ascii="Cambria" w:eastAsia="Arial" w:hAnsi="Cambria"/>
-          <w:bCs/>
-          <w:sz w:val="22"/>
-          <w:szCs w:val="22"/>
-        </w:rPr>
-        <w:t>French Embassy Ghana</w:t>
-      </w:r>
-      <w:r>
-        <w:rPr>
-          <w:rFonts w:ascii="Cambria" w:eastAsia="Arial" w:hAnsi="Cambria"/>
-          <w:bCs/>
-          <w:sz w:val="22"/>
-          <w:szCs w:val="22"/>
-        </w:rPr>
-        <w:tab/>
-      </w:r>
-    </w:p>
-    <w:p>
-      <w:pPr>
-        <w:rPr>
-          <w:rFonts w:ascii="Cambria" w:eastAsia="Arial" w:hAnsi="Cambria"/>
-          <w:sz w:val="22"/>
-          <w:szCs w:val="22"/>
-        </w:rPr>
-      </w:pPr>
-      <w:r>
-        <w:rPr>
-          <w:rFonts w:ascii="Cambria" w:eastAsia="Arial" w:hAnsi="Cambria"/>
-          <w:i/>
-          <w:sz w:val="22"/>
-          <w:szCs w:val="22"/>
-        </w:rPr>
-        <w:t>Participant</w:t>
-      </w:r>
-      <w:r>
-        <w:rPr>
-          <w:rFonts w:ascii="Cambria" w:eastAsia="Arial" w:hAnsi="Cambria"/>
-          <w:i/>
-          <w:sz w:val="22"/>
-          <w:szCs w:val="22"/>
-        </w:rPr>
-        <w:tab/>
-      </w:r>
-      <w:r>
-        <w:rPr>
-          <w:rFonts w:ascii="Cambria" w:eastAsia="Arial" w:hAnsi="Cambria"/>
-          <w:sz w:val="22"/>
-          <w:szCs w:val="22"/>
-        </w:rPr>
-        <w:tab/>
-      </w:r>
-      <w:r>
-        <w:rPr>
-          <w:rFonts w:ascii="Cambria" w:eastAsia="Arial" w:hAnsi="Cambria"/>
-          <w:sz w:val="22"/>
-          <w:szCs w:val="22"/>
-        </w:rPr>
-        <w:tab/>
-      </w:r>
-      <w:r>
-        <w:rPr>
-          <w:rFonts w:ascii="Cambria" w:eastAsia="Arial" w:hAnsi="Cambria"/>
-          <w:sz w:val="22"/>
-          <w:szCs w:val="22"/>
-        </w:rPr>
-        <w:tab/>
-      </w:r>
-      <w:r>
-        <w:rPr>
-          <w:rFonts w:ascii="Cambria" w:eastAsia="Arial" w:hAnsi="Cambria"/>
-          <w:sz w:val="22"/>
-          <w:szCs w:val="22"/>
-        </w:rPr>
-        <w:tab/>
-      </w:r>
-      <w:r>
-        <w:rPr>
-          <w:rFonts w:ascii="Cambria" w:eastAsia="Arial" w:hAnsi="Cambria"/>
-          <w:sz w:val="22"/>
-          <w:szCs w:val="22"/>
-        </w:rPr>
-        <w:tab/>
-        <w:t xml:space="preserve">    </w:t>
-      </w:r>
-      <w:r>
-        <w:rPr>
-          <w:rFonts w:ascii="Cambria" w:eastAsia="Arial" w:hAnsi="Cambria"/>
-          <w:sz w:val="22"/>
-          <w:szCs w:val="22"/>
-        </w:rPr>
-        <w:tab/>
-        <w:t xml:space="preserve">                         </w:t>
-      </w:r>
-      <w:r>
-        <w:rPr>
-          <w:rFonts w:ascii="Cambria" w:eastAsia="Arial" w:hAnsi="Cambria"/>
-          <w:sz w:val="22"/>
-          <w:szCs w:val="22"/>
-        </w:rPr>
-        <w:tab/>
-      </w:r>
-      <w:r>
-        <w:rPr>
-          <w:rFonts w:ascii="Cambria" w:eastAsia="Arial" w:hAnsi="Cambria"/>
-          <w:sz w:val="22"/>
-          <w:szCs w:val="22"/>
-        </w:rPr>
-        <w:tab/>
-      </w:r>
-      <w:r>
-        <w:rPr>
-          <w:rFonts w:ascii="Cambria" w:eastAsia="Arial" w:hAnsi="Cambria"/>
-          <w:sz w:val="22"/>
-          <w:szCs w:val="22"/>
-        </w:rPr>
-        <w:tab/>
-      </w:r>
-      <w:r>
-        <w:rPr>
-          <w:rFonts w:ascii="Cambria" w:eastAsia="Arial" w:hAnsi="Cambria"/>
-          <w:sz w:val="22"/>
-          <w:szCs w:val="22"/>
-        </w:rPr>
-        <w:tab/>
-        <w:t xml:space="preserve"> </w:t>
-      </w:r>
-      <w:r>
-        <w:rPr>
-          <w:rFonts w:ascii="Cambria" w:eastAsia="Arial" w:hAnsi="Cambria"/>
-          <w:sz w:val="22"/>
-          <w:szCs w:val="22"/>
-        </w:rPr>
-        <w:t xml:space="preserve">  </w:t>
-      </w:r>
-      <w:r>
-        <w:rPr>
-          <w:rFonts w:ascii="Cambria" w:eastAsia="Arial" w:hAnsi="Cambria"/>
-          <w:sz w:val="22"/>
-          <w:szCs w:val="22"/>
-        </w:rPr>
-        <w:t xml:space="preserve">October 2023 </w:t>
-      </w:r>
-    </w:p>
-    <w:p>
-      <w:pPr>
-        <w:numPr>
-          <w:ilvl w:val="0"/>
-          <w:numId w:val="5"/>
-        </w:numPr>
-        <w:rPr>
-          <w:rFonts w:ascii="Cambria" w:eastAsia="Arial" w:hAnsi="Cambria"/>
-          <w:b/>
-          <w:sz w:val="22"/>
-          <w:szCs w:val="22"/>
-        </w:rPr>
-      </w:pPr>
-      <w:r>
-        <w:rPr>
-          <w:rFonts w:ascii="Cambria" w:eastAsia="Arial" w:hAnsi="Cambria"/>
-          <w:sz w:val="22"/>
-          <w:szCs w:val="22"/>
-        </w:rPr>
-        <w:t>Participated in a multidisciplinary AI symposium jointly organized by the Ghana Atomic Energy Commission and Université Paris-Saclay, with support from the French Embassy and AFD.</w:t>
-      </w:r>
-    </w:p>
-    <w:p>
-      <w:pPr>
-        <w:numPr>
-          <w:ilvl w:val="0"/>
-          <w:numId w:val="5"/>
-        </w:numPr>
-        <w:rPr>
-          <w:rFonts w:ascii="Cambria" w:eastAsia="Arial" w:hAnsi="Cambria"/>
-          <w:bCs/>
-          <w:sz w:val="22"/>
-          <w:szCs w:val="22"/>
-        </w:rPr>
-      </w:pPr>
-      <w:r>
-        <w:rPr>
-          <w:rFonts w:ascii="Cambria" w:eastAsia="Arial" w:hAnsi="Cambria"/>
-          <w:bCs/>
-          <w:sz w:val="22"/>
-          <w:szCs w:val="22"/>
-        </w:rPr>
-        <w:t>The symposium f</w:t>
-      </w:r>
-      <w:r>
-        <w:rPr>
-          <w:rFonts w:ascii="Cambria" w:eastAsia="Arial" w:hAnsi="Cambria"/>
-          <w:bCs/>
-          <w:sz w:val="22"/>
-          <w:szCs w:val="22"/>
-        </w:rPr>
-        <w:t>ocused on the responsible use of AI across sectors such as health, energy, and education, and emphasized international collaboration for sustainable development in Africa.</w:t>
-      </w:r>
-    </w:p>
-    <w:p>
-      <w:pPr>
-        <w:numPr>
-          <w:ilvl w:val="0"/>
-          <w:numId w:val="5"/>
+          <w:numId w:val="16"/>
         </w:numPr>
         <w:rPr>
           <w:rFonts w:ascii="Cambria" w:eastAsia="Arial" w:hAnsi="Cambria"/>
@@ -5976,7 +5781,7 @@
           <w:sz w:val="22"/>
           <w:szCs w:val="22"/>
         </w:rPr>
-        <w:t>Javascript</w:t>
+        <w:t>JavaScript</w:t>
       </w:r>
     </w:p>
     <w:p>
@@ -6134,6 +5939,7 @@
         </w:rPr>
         <w:t xml:space="preserve">2. </w:t>
       </w:r>
+      <w:proofErr w:type="spellStart"/>
       <w:r>
         <w:rPr>
           <w:rFonts w:ascii="Cambria" w:eastAsia="Arial" w:hAnsi="Cambria"/>
@@ -6142,6 +5948,7 @@
         </w:rPr>
         <w:t>FastAPI</w:t>
       </w:r>
+      <w:proofErr w:type="spellEnd"/>
     </w:p>
     <w:p>
       <w:pPr>
@@ -6548,9 +6355,10 @@
     </w:p>
     <w:p>
       <w:pPr>
+        <w:pStyle w:val="ListParagraph"/>
         <w:numPr>
           <w:ilvl w:val="0"/>
-          <w:numId w:val="10"/>
+          <w:numId w:val="17"/>
         </w:numPr>
         <w:tabs>
           <w:tab w:val="left" w:pos="360"/>
@@ -6583,7 +6391,23 @@
           <w:sz w:val="22"/>
           <w:szCs w:val="22"/>
         </w:rPr>
-        <w:t xml:space="preserve"> in technology such as Programming, UI/UX design and Project Management.</w:t>
+        <w:t xml:space="preserve"> in technology</w:t>
+      </w:r>
+      <w:r>
+        <w:rPr>
+          <w:rFonts w:ascii="Cambria" w:eastAsia="Arial" w:hAnsi="Cambria"/>
+          <w:sz w:val="22"/>
+          <w:szCs w:val="22"/>
+        </w:rPr>
+        <w:t>, such as Programming, UI/UX design,</w:t>
+      </w:r>
+      <w:r>
+        <w:rPr>
+          <w:rFonts w:ascii="Cambria" w:eastAsia="Arial" w:hAnsi="Cambria"/>
+          <w:sz w:val="22"/>
+          <w:szCs w:val="22"/>
+        </w:rPr>
+        <w:t xml:space="preserve"> and Project Management.</w:t>
       </w:r>
       <w:r>
         <w:rPr>
@@ -6596,9 +6420,10 @@
     </w:p>
     <w:p>
       <w:pPr>
+        <w:pStyle w:val="ListParagraph"/>
         <w:numPr>
           <w:ilvl w:val="0"/>
-          <w:numId w:val="10"/>
+          <w:numId w:val="17"/>
         </w:numPr>
         <w:tabs>
           <w:tab w:val="left" w:pos="360"/>
@@ -6639,6 +6464,30 @@
           <w:sz w:val="22"/>
           <w:szCs w:val="22"/>
         </w:rPr>
+        <w:t xml:space="preserve"> company</w:t>
+      </w:r>
+      <w:r>
+        <w:rPr>
+          <w:rFonts w:ascii="Cambria" w:eastAsia="Arial" w:hAnsi="Cambria"/>
+          <w:sz w:val="22"/>
+          <w:szCs w:val="22"/>
+        </w:rPr>
+        <w:t>,</w:t>
+      </w:r>
+      <w:r>
+        <w:rPr>
+          <w:rFonts w:ascii="Cambria" w:eastAsia="Arial" w:hAnsi="Cambria"/>
+          <w:sz w:val="22"/>
+          <w:szCs w:val="22"/>
+        </w:rPr>
+        <w:t xml:space="preserve"> Pkay Software Consultancy</w:t>
+      </w:r>
+      <w:r>
+        <w:rPr>
+          <w:rFonts w:ascii="Cambria" w:eastAsia="Arial" w:hAnsi="Cambria"/>
+          <w:sz w:val="22"/>
+          <w:szCs w:val="22"/>
+        </w:rPr>
         <w:t>.</w:t>
       </w:r>
       <w:r>
@@ -6761,7 +6610,25 @@
           <w:sz w:val="22"/>
           <w:szCs w:val="22"/>
         </w:rPr>
-        <w:t xml:space="preserve">              Biakoye District, Oti Region - Ghana</w:t>
+        <w:t xml:space="preserve">              </w:t>
+      </w:r>
+      <w:proofErr w:type="spellStart"/>
+      <w:r>
+        <w:rPr>
+          <w:rFonts w:ascii="Cambria" w:eastAsia="Arial" w:hAnsi="Cambria"/>
+          <w:sz w:val="22"/>
+          <w:szCs w:val="22"/>
+        </w:rPr>
+        <w:t>Biakoye</w:t>
+      </w:r>
+      <w:proofErr w:type="spellEnd"/>
+      <w:r>
+        <w:rPr>
+          <w:rFonts w:ascii="Cambria" w:eastAsia="Arial" w:hAnsi="Cambria"/>
+          <w:sz w:val="22"/>
+          <w:szCs w:val="22"/>
+        </w:rPr>
+        <w:t xml:space="preserve"> District, Oti Region - Ghana</w:t>
       </w:r>
       <w:r>
         <w:rPr>
@@ -6941,9 +6808,10 @@
     </w:p>
     <w:p>
       <w:pPr>
+        <w:pStyle w:val="ListParagraph"/>
         <w:numPr>
           <w:ilvl w:val="0"/>
-          <w:numId w:val="10"/>
+          <w:numId w:val="18"/>
         </w:numPr>
         <w:tabs>
           <w:tab w:val="left" w:pos="360"/>
@@ -6975,9 +6843,10 @@
     </w:p>
     <w:p>
       <w:pPr>
+        <w:pStyle w:val="ListParagraph"/>
         <w:numPr>
           <w:ilvl w:val="0"/>
-          <w:numId w:val="10"/>
+          <w:numId w:val="18"/>
         </w:numPr>
         <w:tabs>
           <w:tab w:val="left" w:pos="360"/>
@@ -6995,7 +6864,25 @@
           <w:szCs w:val="22"/>
           <w:lang w:val="en"/>
         </w:rPr>
-        <w:t>Over 500 students reached</w:t>
+        <w:t xml:space="preserve">Over 500 students </w:t>
+      </w:r>
+      <w:r>
+        <w:rPr>
+          <w:rFonts w:ascii="Cambria" w:eastAsia="Cambria" w:hAnsi="Cambria"/>
+          <w:sz w:val="22"/>
+          <w:szCs w:val="22"/>
+          <w:lang w:val="en"/>
+        </w:rPr>
+        <w:t xml:space="preserve">were </w:t>
+      </w:r>
+      <w:r>
+        <w:rPr>
+          <w:rFonts w:ascii="Cambria" w:eastAsia="Cambria" w:hAnsi="Cambria"/>
+          <w:sz w:val="22"/>
+          <w:szCs w:val="22"/>
+          <w:lang w:val="en"/>
+        </w:rPr>
+        <w:t>reached</w:t>
       </w:r>
       <w:r>
         <w:rPr>
@@ -7824,6 +7711,345 @@
     </w:lvl>
   </w:abstractNum>
   <w:abstractNum w:abstractNumId="6" w15:restartNumberingAfterBreak="0">
+    <w:nsid w:val="276A3A5E"/>
+    <w:multiLevelType w:val="hybridMultilevel"/>
+    <w:tmpl w:val="38C68FD2"/>
+    <w:lvl w:ilvl="0" w:tplc="0C000001">
+      <w:start w:val="1"/>
+      <w:numFmt w:val="bullet"/>
+      <w:lvlText w:val=""/>
+      <w:lvlJc w:val="left"/>
+      <w:pPr>
+        <w:ind w:left="360" w:hanging="360"/>
+      </w:pPr>
+      <w:rPr>
+        <w:rFonts w:ascii="Symbol" w:hAnsi="Symbol" w:hint="default"/>
+      </w:rPr>
+    </w:lvl>
+    <w:lvl w:ilvl="1" w:tplc="0C000003" w:tentative="1">
+      <w:start w:val="1"/>
+      <w:numFmt w:val="bullet"/>
+      <w:lvlText w:val="o"/>
+      <w:lvlJc w:val="left"/>
+      <w:pPr>
+        <w:ind w:left="1080" w:hanging="360"/>
+      </w:pPr>
+      <w:rPr>
+        <w:rFonts w:ascii="Courier New" w:hAnsi="Courier New" w:cs="Courier New" w:hint="default"/>
+      </w:rPr>
+    </w:lvl>
+    <w:lvl w:ilvl="2" w:tplc="0C000005" w:tentative="1">
+      <w:start w:val="1"/>
+      <w:numFmt w:val="bullet"/>
+      <w:lvlText w:val=""/>
+      <w:lvlJc w:val="left"/>
+      <w:pPr>
+        <w:ind w:left="1800" w:hanging="360"/>
+      </w:pPr>
+      <w:rPr>
+        <w:rFonts w:ascii="Wingdings" w:hAnsi="Wingdings" w:hint="default"/>
+      </w:rPr>
+    </w:lvl>
+    <w:lvl w:ilvl="3" w:tplc="0C000001" w:tentative="1">
+      <w:start w:val="1"/>
+      <w:numFmt w:val="bullet"/>
+      <w:lvlText w:val=""/>
+      <w:lvlJc w:val="left"/>
+      <w:pPr>
+        <w:ind w:left="2520" w:hanging="360"/>
+      </w:pPr>
+      <w:rPr>
+        <w:rFonts w:ascii="Symbol" w:hAnsi="Symbol" w:hint="default"/>
+      </w:rPr>
+    </w:lvl>
+    <w:lvl w:ilvl="4" w:tplc="0C000003" w:tentative="1">
+      <w:start w:val="1"/>
+      <w:numFmt w:val="bullet"/>
+      <w:lvlText w:val="o"/>
+      <w:lvlJc w:val="left"/>
+      <w:pPr>
+        <w:ind w:left="3240" w:hanging="360"/>
+      </w:pPr>
+      <w:rPr>
+        <w:rFonts w:ascii="Courier New" w:hAnsi="Courier New" w:cs="Courier New" w:hint="default"/>
+      </w:rPr>
+    </w:lvl>
+    <w:lvl w:ilvl="5" w:tplc="0C000005" w:tentative="1">
+      <w:start w:val="1"/>
+      <w:numFmt w:val="bullet"/>
+      <w:lvlText w:val=""/>
+      <w:lvlJc w:val="left"/>
+      <w:pPr>
+        <w:ind w:left="3960" w:hanging="360"/>
+      </w:pPr>
+      <w:rPr>
+        <w:rFonts w:ascii="Wingdings" w:hAnsi="Wingdings" w:hint="default"/>
+      </w:rPr>
+    </w:lvl>
+    <w:lvl w:ilvl="6" w:tplc="0C000001" w:tentative="1">
+      <w:start w:val="1"/>
+      <w:numFmt w:val="bullet"/>
+      <w:lvlText w:val=""/>
+      <w:lvlJc w:val="left"/>
+      <w:pPr>
+        <w:ind w:left="4680" w:hanging="360"/>
+      </w:pPr>
+      <w:rPr>
+        <w:rFonts w:ascii="Symbol" w:hAnsi="Symbol" w:hint="default"/>
+      </w:rPr>
+    </w:lvl>
+    <w:lvl w:ilvl="7" w:tplc="0C000003" w:tentative="1">
+      <w:start w:val="1"/>
+      <w:numFmt w:val="bullet"/>
+      <w:lvlText w:val="o"/>
+      <w:lvlJc w:val="left"/>
+      <w:pPr>
+        <w:ind w:left="5400" w:hanging="360"/>
+      </w:pPr>
+      <w:rPr>
+        <w:rFonts w:ascii="Courier New" w:hAnsi="Courier New" w:cs="Courier New" w:hint="default"/>
+      </w:rPr>
+    </w:lvl>
+    <w:lvl w:ilvl="8" w:tplc="0C000005" w:tentative="1">
+      <w:start w:val="1"/>
+      <w:numFmt w:val="bullet"/>
+      <w:lvlText w:val=""/>
+      <w:lvlJc w:val="left"/>
+      <w:pPr>
+        <w:ind w:left="6120" w:hanging="360"/>
+      </w:pPr>
+      <w:rPr>
+        <w:rFonts w:ascii="Wingdings" w:hAnsi="Wingdings" w:hint="default"/>
+      </w:rPr>
+    </w:lvl>
+  </w:abstractNum>
+  <w:abstractNum w:abstractNumId="7" w15:restartNumberingAfterBreak="0">
+    <w:nsid w:val="2963732B"/>
+    <w:multiLevelType w:val="hybridMultilevel"/>
+    <w:tmpl w:val="BA329522"/>
+    <w:lvl w:ilvl="0" w:tplc="0C000001">
+      <w:start w:val="1"/>
+      <w:numFmt w:val="bullet"/>
+      <w:lvlText w:val=""/>
+      <w:lvlJc w:val="left"/>
+      <w:pPr>
+        <w:ind w:left="360" w:hanging="360"/>
+      </w:pPr>
+      <w:rPr>
+        <w:rFonts w:ascii="Symbol" w:hAnsi="Symbol" w:hint="default"/>
+      </w:rPr>
+    </w:lvl>
+    <w:lvl w:ilvl="1" w:tplc="0C000003" w:tentative="1">
+      <w:start w:val="1"/>
+      <w:numFmt w:val="bullet"/>
+      <w:lvlText w:val="o"/>
+      <w:lvlJc w:val="left"/>
+      <w:pPr>
+        <w:ind w:left="1080" w:hanging="360"/>
+      </w:pPr>
+      <w:rPr>
+        <w:rFonts w:ascii="Courier New" w:hAnsi="Courier New" w:cs="Courier New" w:hint="default"/>
+      </w:rPr>
+    </w:lvl>
+    <w:lvl w:ilvl="2" w:tplc="0C000005" w:tentative="1">
+      <w:start w:val="1"/>
+      <w:numFmt w:val="bullet"/>
+      <w:lvlText w:val=""/>
+      <w:lvlJc w:val="left"/>
+      <w:pPr>
+        <w:ind w:left="1800" w:hanging="360"/>
+      </w:pPr>
+      <w:rPr>
+        <w:rFonts w:ascii="Wingdings" w:hAnsi="Wingdings" w:hint="default"/>
+      </w:rPr>
+    </w:lvl>
+    <w:lvl w:ilvl="3" w:tplc="0C000001" w:tentative="1">
+      <w:start w:val="1"/>
+      <w:numFmt w:val="bullet"/>
+      <w:lvlText w:val=""/>
+      <w:lvlJc w:val="left"/>
+      <w:pPr>
+        <w:ind w:left="2520" w:hanging="360"/>
+      </w:pPr>
+      <w:rPr>
+        <w:rFonts w:ascii="Symbol" w:hAnsi="Symbol" w:hint="default"/>
+      </w:rPr>
+    </w:lvl>
+    <w:lvl w:ilvl="4" w:tplc="0C000003" w:tentative="1">
+      <w:start w:val="1"/>
+      <w:numFmt w:val="bullet"/>
+      <w:lvlText w:val="o"/>
+      <w:lvlJc w:val="left"/>
+      <w:pPr>
+        <w:ind w:left="3240" w:hanging="360"/>
+      </w:pPr>
+      <w:rPr>
+        <w:rFonts w:ascii="Courier New" w:hAnsi="Courier New" w:cs="Courier New" w:hint="default"/>
+      </w:rPr>
+    </w:lvl>
+    <w:lvl w:ilvl="5" w:tplc="0C000005" w:tentative="1">
+      <w:start w:val="1"/>
+      <w:numFmt w:val="bullet"/>
+      <w:lvlText w:val=""/>
+      <w:lvlJc w:val="left"/>
+      <w:pPr>
+        <w:ind w:left="3960" w:hanging="360"/>
+      </w:pPr>
+      <w:rPr>
+        <w:rFonts w:ascii="Wingdings" w:hAnsi="Wingdings" w:hint="default"/>
+      </w:rPr>
+    </w:lvl>
+    <w:lvl w:ilvl="6" w:tplc="0C000001" w:tentative="1">
+      <w:start w:val="1"/>
+      <w:numFmt w:val="bullet"/>
+      <w:lvlText w:val=""/>
+      <w:lvlJc w:val="left"/>
+      <w:pPr>
+        <w:ind w:left="4680" w:hanging="360"/>
+      </w:pPr>
+      <w:rPr>
+        <w:rFonts w:ascii="Symbol" w:hAnsi="Symbol" w:hint="default"/>
+      </w:rPr>
+    </w:lvl>
+    <w:lvl w:ilvl="7" w:tplc="0C000003" w:tentative="1">
+      <w:start w:val="1"/>
+      <w:numFmt w:val="bullet"/>
+      <w:lvlText w:val="o"/>
+      <w:lvlJc w:val="left"/>
+      <w:pPr>
+        <w:ind w:left="5400" w:hanging="360"/>
+      </w:pPr>
+      <w:rPr>
+        <w:rFonts w:ascii="Courier New" w:hAnsi="Courier New" w:cs="Courier New" w:hint="default"/>
+      </w:rPr>
+    </w:lvl>
+    <w:lvl w:ilvl="8" w:tplc="0C000005" w:tentative="1">
+      <w:start w:val="1"/>
+      <w:numFmt w:val="bullet"/>
+      <w:lvlText w:val=""/>
+      <w:lvlJc w:val="left"/>
+      <w:pPr>
+        <w:ind w:left="6120" w:hanging="360"/>
+      </w:pPr>
+      <w:rPr>
+        <w:rFonts w:ascii="Wingdings" w:hAnsi="Wingdings" w:hint="default"/>
+      </w:rPr>
+    </w:lvl>
+  </w:abstractNum>
+  <w:abstractNum w:abstractNumId="8" w15:restartNumberingAfterBreak="0">
+    <w:nsid w:val="2AA35F8B"/>
+    <w:multiLevelType w:val="hybridMultilevel"/>
+    <w:tmpl w:val="93CA366E"/>
+    <w:lvl w:ilvl="0" w:tplc="0C000001">
+      <w:start w:val="1"/>
+      <w:numFmt w:val="bullet"/>
+      <w:lvlText w:val=""/>
+      <w:lvlJc w:val="left"/>
+      <w:pPr>
+        <w:ind w:left="360" w:hanging="360"/>
+      </w:pPr>
+      <w:rPr>
+        <w:rFonts w:ascii="Symbol" w:hAnsi="Symbol" w:hint="default"/>
+      </w:rPr>
+    </w:lvl>
+    <w:lvl w:ilvl="1" w:tplc="0C000003" w:tentative="1">
+      <w:start w:val="1"/>
+      <w:numFmt w:val="bullet"/>
+      <w:lvlText w:val="o"/>
+      <w:lvlJc w:val="left"/>
+      <w:pPr>
+        <w:ind w:left="1080" w:hanging="360"/>
+      </w:pPr>
+      <w:rPr>
+        <w:rFonts w:ascii="Courier New" w:hAnsi="Courier New" w:cs="Courier New" w:hint="default"/>
+      </w:rPr>
+    </w:lvl>
+    <w:lvl w:ilvl="2" w:tplc="0C000005" w:tentative="1">
+      <w:start w:val="1"/>
+      <w:numFmt w:val="bullet"/>
+      <w:lvlText w:val=""/>
+      <w:lvlJc w:val="left"/>
+      <w:pPr>
+        <w:ind w:left="1800" w:hanging="360"/>
+      </w:pPr>
+      <w:rPr>
+        <w:rFonts w:ascii="Wingdings" w:hAnsi="Wingdings" w:hint="default"/>
+      </w:rPr>
+    </w:lvl>
+    <w:lvl w:ilvl="3" w:tplc="0C000001" w:tentative="1">
+      <w:start w:val="1"/>
+      <w:numFmt w:val="bullet"/>
+      <w:lvlText w:val=""/>
+      <w:lvlJc w:val="left"/>
+      <w:pPr>
+        <w:ind w:left="2520" w:hanging="360"/>
+      </w:pPr>
+      <w:rPr>
+        <w:rFonts w:ascii="Symbol" w:hAnsi="Symbol" w:hint="default"/>
+      </w:rPr>
+    </w:lvl>
+    <w:lvl w:ilvl="4" w:tplc="0C000003" w:tentative="1">
+      <w:start w:val="1"/>
+      <w:numFmt w:val="bullet"/>
+      <w:lvlText w:val="o"/>
+      <w:lvlJc w:val="left"/>
+      <w:pPr>
+        <w:ind w:left="3240" w:hanging="360"/>
+      </w:pPr>
+      <w:rPr>
+        <w:rFonts w:ascii="Courier New" w:hAnsi="Courier New" w:cs="Courier New" w:hint="default"/>
+      </w:rPr>
+    </w:lvl>
+    <w:lvl w:ilvl="5" w:tplc="0C000005" w:tentative="1">
+      <w:start w:val="1"/>
+      <w:numFmt w:val="bullet"/>
+      <w:lvlText w:val=""/>
+      <w:lvlJc w:val="left"/>
+      <w:pPr>
+        <w:ind w:left="3960" w:hanging="360"/>
+      </w:pPr>
+      <w:rPr>
+        <w:rFonts w:ascii="Wingdings" w:hAnsi="Wingdings" w:hint="default"/>
+      </w:rPr>
+    </w:lvl>
+    <w:lvl w:ilvl="6" w:tplc="0C000001" w:tentative="1">
+      <w:start w:val="1"/>
+      <w:numFmt w:val="bullet"/>
+      <w:lvlText w:val=""/>
+      <w:lvlJc w:val="left"/>
+      <w:pPr>
+        <w:ind w:left="4680" w:hanging="360"/>
+      </w:pPr>
+      <w:rPr>
+        <w:rFonts w:ascii="Symbol" w:hAnsi="Symbol" w:hint="default"/>
+      </w:rPr>
+    </w:lvl>
+    <w:lvl w:ilvl="7" w:tplc="0C000003" w:tentative="1">
+      <w:start w:val="1"/>
+      <w:numFmt w:val="bullet"/>
+      <w:lvlText w:val="o"/>
+      <w:lvlJc w:val="left"/>
+      <w:pPr>
+        <w:ind w:left="5400" w:hanging="360"/>
+      </w:pPr>
+      <w:rPr>
+        <w:rFonts w:ascii="Courier New" w:hAnsi="Courier New" w:cs="Courier New" w:hint="default"/>
+      </w:rPr>
+    </w:lvl>
+    <w:lvl w:ilvl="8" w:tplc="0C000005" w:tentative="1">
+      <w:start w:val="1"/>
+      <w:numFmt w:val="bullet"/>
+      <w:lvlText w:val=""/>
+      <w:lvlJc w:val="left"/>
+      <w:pPr>
+        <w:ind w:left="6120" w:hanging="360"/>
+      </w:pPr>
+      <w:rPr>
+        <w:rFonts w:ascii="Wingdings" w:hAnsi="Wingdings" w:hint="default"/>
+      </w:rPr>
+    </w:lvl>
+  </w:abstractNum>
+  <w:abstractNum w:abstractNumId="9" w15:restartNumberingAfterBreak="0">
     <w:nsid w:val="311D5624"/>
     <w:multiLevelType w:val="multilevel"/>
     <w:tmpl w:val="EFB2306C"/>
@@ -7936,7 +8162,7 @@
       </w:rPr>
     </w:lvl>
   </w:abstractNum>
-  <w:abstractNum w:abstractNumId="7" w15:restartNumberingAfterBreak="0">
+  <w:abstractNum w:abstractNumId="10" w15:restartNumberingAfterBreak="0">
     <w:nsid w:val="339E63F2"/>
     <w:multiLevelType w:val="hybridMultilevel"/>
     <w:tmpl w:val="13FC1850"/>
@@ -8025,7 +8251,7 @@
       </w:pPr>
     </w:lvl>
   </w:abstractNum>
-  <w:abstractNum w:abstractNumId="8" w15:restartNumberingAfterBreak="0">
+  <w:abstractNum w:abstractNumId="11" w15:restartNumberingAfterBreak="0">
     <w:nsid w:val="355D6621"/>
     <w:multiLevelType w:val="hybridMultilevel"/>
     <w:tmpl w:val="5916F504"/>
@@ -8114,7 +8340,7 @@
       </w:pPr>
     </w:lvl>
   </w:abstractNum>
-  <w:abstractNum w:abstractNumId="9" w15:restartNumberingAfterBreak="0">
+  <w:abstractNum w:abstractNumId="12" w15:restartNumberingAfterBreak="0">
     <w:nsid w:val="376C6DA4"/>
     <w:multiLevelType w:val="multilevel"/>
     <w:tmpl w:val="FC4E045C"/>
@@ -8227,7 +8453,233 @@
       </w:rPr>
     </w:lvl>
   </w:abstractNum>
-  <w:abstractNum w:abstractNumId="10" w15:restartNumberingAfterBreak="0">
+  <w:abstractNum w:abstractNumId="13" w15:restartNumberingAfterBreak="0">
+    <w:nsid w:val="4DDA686E"/>
+    <w:multiLevelType w:val="hybridMultilevel"/>
+    <w:tmpl w:val="06DA1AF0"/>
+    <w:lvl w:ilvl="0" w:tplc="0C000001">
+      <w:start w:val="1"/>
+      <w:numFmt w:val="bullet"/>
+      <w:lvlText w:val=""/>
+      <w:lvlJc w:val="left"/>
+      <w:pPr>
+        <w:ind w:left="360" w:hanging="360"/>
+      </w:pPr>
+      <w:rPr>
+        <w:rFonts w:ascii="Symbol" w:hAnsi="Symbol" w:hint="default"/>
+      </w:rPr>
+    </w:lvl>
+    <w:lvl w:ilvl="1" w:tplc="0C000003" w:tentative="1">
+      <w:start w:val="1"/>
+      <w:numFmt w:val="bullet"/>
+      <w:lvlText w:val="o"/>
+      <w:lvlJc w:val="left"/>
+      <w:pPr>
+        <w:ind w:left="1080" w:hanging="360"/>
+      </w:pPr>
+      <w:rPr>
+        <w:rFonts w:ascii="Courier New" w:hAnsi="Courier New" w:cs="Courier New" w:hint="default"/>
+      </w:rPr>
+    </w:lvl>
+    <w:lvl w:ilvl="2" w:tplc="0C000005" w:tentative="1">
+      <w:start w:val="1"/>
+      <w:numFmt w:val="bullet"/>
+      <w:lvlText w:val=""/>
+      <w:lvlJc w:val="left"/>
+      <w:pPr>
+        <w:ind w:left="1800" w:hanging="360"/>
+      </w:pPr>
+      <w:rPr>
+        <w:rFonts w:ascii="Wingdings" w:hAnsi="Wingdings" w:hint="default"/>
+      </w:rPr>
+    </w:lvl>
+    <w:lvl w:ilvl="3" w:tplc="0C000001" w:tentative="1">
+      <w:start w:val="1"/>
+      <w:numFmt w:val="bullet"/>
+      <w:lvlText w:val=""/>
+      <w:lvlJc w:val="left"/>
+      <w:pPr>
+        <w:ind w:left="2520" w:hanging="360"/>
+      </w:pPr>
+      <w:rPr>
+        <w:rFonts w:ascii="Symbol" w:hAnsi="Symbol" w:hint="default"/>
+      </w:rPr>
+    </w:lvl>
+    <w:lvl w:ilvl="4" w:tplc="0C000003" w:tentative="1">
+      <w:start w:val="1"/>
+      <w:numFmt w:val="bullet"/>
+      <w:lvlText w:val="o"/>
+      <w:lvlJc w:val="left"/>
+      <w:pPr>
+        <w:ind w:left="3240" w:hanging="360"/>
+      </w:pPr>
+      <w:rPr>
+        <w:rFonts w:ascii="Courier New" w:hAnsi="Courier New" w:cs="Courier New" w:hint="default"/>
+      </w:rPr>
+    </w:lvl>
+    <w:lvl w:ilvl="5" w:tplc="0C000005" w:tentative="1">
+      <w:start w:val="1"/>
+      <w:numFmt w:val="bullet"/>
+      <w:lvlText w:val=""/>
+      <w:lvlJc w:val="left"/>
+      <w:pPr>
+        <w:ind w:left="3960" w:hanging="360"/>
+      </w:pPr>
+      <w:rPr>
+        <w:rFonts w:ascii="Wingdings" w:hAnsi="Wingdings" w:hint="default"/>
+      </w:rPr>
+    </w:lvl>
+    <w:lvl w:ilvl="6" w:tplc="0C000001" w:tentative="1">
+      <w:start w:val="1"/>
+      <w:numFmt w:val="bullet"/>
+      <w:lvlText w:val=""/>
+      <w:lvlJc w:val="left"/>
+      <w:pPr>
+        <w:ind w:left="4680" w:hanging="360"/>
+      </w:pPr>
+      <w:rPr>
+        <w:rFonts w:ascii="Symbol" w:hAnsi="Symbol" w:hint="default"/>
+      </w:rPr>
+    </w:lvl>
+    <w:lvl w:ilvl="7" w:tplc="0C000003" w:tentative="1">
+      <w:start w:val="1"/>
+      <w:numFmt w:val="bullet"/>
+      <w:lvlText w:val="o"/>
+      <w:lvlJc w:val="left"/>
+      <w:pPr>
+        <w:ind w:left="5400" w:hanging="360"/>
+      </w:pPr>
+      <w:rPr>
+        <w:rFonts w:ascii="Courier New" w:hAnsi="Courier New" w:cs="Courier New" w:hint="default"/>
+      </w:rPr>
+    </w:lvl>
+    <w:lvl w:ilvl="8" w:tplc="0C000005" w:tentative="1">
+      <w:start w:val="1"/>
+      <w:numFmt w:val="bullet"/>
+      <w:lvlText w:val=""/>
+      <w:lvlJc w:val="left"/>
+      <w:pPr>
+        <w:ind w:left="6120" w:hanging="360"/>
+      </w:pPr>
+      <w:rPr>
+        <w:rFonts w:ascii="Wingdings" w:hAnsi="Wingdings" w:hint="default"/>
+      </w:rPr>
+    </w:lvl>
+  </w:abstractNum>
+  <w:abstractNum w:abstractNumId="14" w15:restartNumberingAfterBreak="0">
+    <w:nsid w:val="4EDD34EF"/>
+    <w:multiLevelType w:val="hybridMultilevel"/>
+    <w:tmpl w:val="83889532"/>
+    <w:lvl w:ilvl="0" w:tplc="0C000001">
+      <w:start w:val="1"/>
+      <w:numFmt w:val="bullet"/>
+      <w:lvlText w:val=""/>
+      <w:lvlJc w:val="left"/>
+      <w:pPr>
+        <w:ind w:left="360" w:hanging="360"/>
+      </w:pPr>
+      <w:rPr>
+        <w:rFonts w:ascii="Symbol" w:hAnsi="Symbol" w:hint="default"/>
+      </w:rPr>
+    </w:lvl>
+    <w:lvl w:ilvl="1" w:tplc="0C000003" w:tentative="1">
+      <w:start w:val="1"/>
+      <w:numFmt w:val="bullet"/>
+      <w:lvlText w:val="o"/>
+      <w:lvlJc w:val="left"/>
+      <w:pPr>
+        <w:ind w:left="1080" w:hanging="360"/>
+      </w:pPr>
+      <w:rPr>
+        <w:rFonts w:ascii="Courier New" w:hAnsi="Courier New" w:cs="Courier New" w:hint="default"/>
+      </w:rPr>
+    </w:lvl>
+    <w:lvl w:ilvl="2" w:tplc="0C000005" w:tentative="1">
+      <w:start w:val="1"/>
+      <w:numFmt w:val="bullet"/>
+      <w:lvlText w:val=""/>
+      <w:lvlJc w:val="left"/>
+      <w:pPr>
+        <w:ind w:left="1800" w:hanging="360"/>
+      </w:pPr>
+      <w:rPr>
+        <w:rFonts w:ascii="Wingdings" w:hAnsi="Wingdings" w:hint="default"/>
+      </w:rPr>
+    </w:lvl>
+    <w:lvl w:ilvl="3" w:tplc="0C000001" w:tentative="1">
+      <w:start w:val="1"/>
+      <w:numFmt w:val="bullet"/>
+      <w:lvlText w:val=""/>
+      <w:lvlJc w:val="left"/>
+      <w:pPr>
+        <w:ind w:left="2520" w:hanging="360"/>
+      </w:pPr>
+      <w:rPr>
+        <w:rFonts w:ascii="Symbol" w:hAnsi="Symbol" w:hint="default"/>
+      </w:rPr>
+    </w:lvl>
+    <w:lvl w:ilvl="4" w:tplc="0C000003" w:tentative="1">
+      <w:start w:val="1"/>
+      <w:numFmt w:val="bullet"/>
+      <w:lvlText w:val="o"/>
+      <w:lvlJc w:val="left"/>
+      <w:pPr>
+        <w:ind w:left="3240" w:hanging="360"/>
+      </w:pPr>
+      <w:rPr>
+        <w:rFonts w:ascii="Courier New" w:hAnsi="Courier New" w:cs="Courier New" w:hint="default"/>
+      </w:rPr>
+    </w:lvl>
+    <w:lvl w:ilvl="5" w:tplc="0C000005" w:tentative="1">
+      <w:start w:val="1"/>
+      <w:numFmt w:val="bullet"/>
+      <w:lvlText w:val=""/>
+      <w:lvlJc w:val="left"/>
+      <w:pPr>
+        <w:ind w:left="3960" w:hanging="360"/>
+      </w:pPr>
+      <w:rPr>
+        <w:rFonts w:ascii="Wingdings" w:hAnsi="Wingdings" w:hint="default"/>
+      </w:rPr>
+    </w:lvl>
+    <w:lvl w:ilvl="6" w:tplc="0C000001" w:tentative="1">
+      <w:start w:val="1"/>
+      <w:numFmt w:val="bullet"/>
+      <w:lvlText w:val=""/>
+      <w:lvlJc w:val="left"/>
+      <w:pPr>
+        <w:ind w:left="4680" w:hanging="360"/>
+      </w:pPr>
+      <w:rPr>
+        <w:rFonts w:ascii="Symbol" w:hAnsi="Symbol" w:hint="default"/>
+      </w:rPr>
+    </w:lvl>
+    <w:lvl w:ilvl="7" w:tplc="0C000003" w:tentative="1">
+      <w:start w:val="1"/>
+      <w:numFmt w:val="bullet"/>
+      <w:lvlText w:val="o"/>
+      <w:lvlJc w:val="left"/>
+      <w:pPr>
+        <w:ind w:left="5400" w:hanging="360"/>
+      </w:pPr>
+      <w:rPr>
+        <w:rFonts w:ascii="Courier New" w:hAnsi="Courier New" w:cs="Courier New" w:hint="default"/>
+      </w:rPr>
+    </w:lvl>
+    <w:lvl w:ilvl="8" w:tplc="0C000005" w:tentative="1">
+      <w:start w:val="1"/>
+      <w:numFmt w:val="bullet"/>
+      <w:lvlText w:val=""/>
+      <w:lvlJc w:val="left"/>
+      <w:pPr>
+        <w:ind w:left="6120" w:hanging="360"/>
+      </w:pPr>
+      <w:rPr>
+        <w:rFonts w:ascii="Wingdings" w:hAnsi="Wingdings" w:hint="default"/>
+      </w:rPr>
+    </w:lvl>
+  </w:abstractNum>
+  <w:abstractNum w:abstractNumId="15" w15:restartNumberingAfterBreak="0">
     <w:nsid w:val="53680F42"/>
     <w:multiLevelType w:val="multilevel"/>
     <w:tmpl w:val="3738A648"/>
@@ -8340,7 +8792,120 @@
       </w:rPr>
     </w:lvl>
   </w:abstractNum>
-  <w:abstractNum w:abstractNumId="11" w15:restartNumberingAfterBreak="0">
+  <w:abstractNum w:abstractNumId="16" w15:restartNumberingAfterBreak="0">
+    <w:nsid w:val="63AF7EE5"/>
+    <w:multiLevelType w:val="hybridMultilevel"/>
+    <w:tmpl w:val="8E34E030"/>
+    <w:lvl w:ilvl="0" w:tplc="0C000001">
+      <w:start w:val="1"/>
+      <w:numFmt w:val="bullet"/>
+      <w:lvlText w:val=""/>
+      <w:lvlJc w:val="left"/>
+      <w:pPr>
+        <w:ind w:left="360" w:hanging="360"/>
+      </w:pPr>
+      <w:rPr>
+        <w:rFonts w:ascii="Symbol" w:hAnsi="Symbol" w:hint="default"/>
+      </w:rPr>
+    </w:lvl>
+    <w:lvl w:ilvl="1" w:tplc="0C000003" w:tentative="1">
+      <w:start w:val="1"/>
+      <w:numFmt w:val="bullet"/>
+      <w:lvlText w:val="o"/>
+      <w:lvlJc w:val="left"/>
+      <w:pPr>
+        <w:ind w:left="1080" w:hanging="360"/>
+      </w:pPr>
+      <w:rPr>
+        <w:rFonts w:ascii="Courier New" w:hAnsi="Courier New" w:cs="Courier New" w:hint="default"/>
+      </w:rPr>
+    </w:lvl>
+    <w:lvl w:ilvl="2" w:tplc="0C000005" w:tentative="1">
+      <w:start w:val="1"/>
+      <w:numFmt w:val="bullet"/>
+      <w:lvlText w:val=""/>
+      <w:lvlJc w:val="left"/>
+      <w:pPr>
+        <w:ind w:left="1800" w:hanging="360"/>
+      </w:pPr>
+      <w:rPr>
+        <w:rFonts w:ascii="Wingdings" w:hAnsi="Wingdings" w:hint="default"/>
+      </w:rPr>
+    </w:lvl>
+    <w:lvl w:ilvl="3" w:tplc="0C000001" w:tentative="1">
+      <w:start w:val="1"/>
+      <w:numFmt w:val="bullet"/>
+      <w:lvlText w:val=""/>
+      <w:lvlJc w:val="left"/>
+      <w:pPr>
+        <w:ind w:left="2520" w:hanging="360"/>
+      </w:pPr>
+      <w:rPr>
+        <w:rFonts w:ascii="Symbol" w:hAnsi="Symbol" w:hint="default"/>
+      </w:rPr>
+    </w:lvl>
+    <w:lvl w:ilvl="4" w:tplc="0C000003" w:tentative="1">
+      <w:start w:val="1"/>
+      <w:numFmt w:val="bullet"/>
+      <w:lvlText w:val="o"/>
+      <w:lvlJc w:val="left"/>
+      <w:pPr>
+        <w:ind w:left="3240" w:hanging="360"/>
+      </w:pPr>
+      <w:rPr>
+        <w:rFonts w:ascii="Courier New" w:hAnsi="Courier New" w:cs="Courier New" w:hint="default"/>
+      </w:rPr>
+    </w:lvl>
+    <w:lvl w:ilvl="5" w:tplc="0C000005" w:tentative="1">
+      <w:start w:val="1"/>
+      <w:numFmt w:val="bullet"/>
+      <w:lvlText w:val=""/>
+      <w:lvlJc w:val="left"/>
+      <w:pPr>
+        <w:ind w:left="3960" w:hanging="360"/>
+      </w:pPr>
+      <w:rPr>
+        <w:rFonts w:ascii="Wingdings" w:hAnsi="Wingdings" w:hint="default"/>
+      </w:rPr>
+    </w:lvl>
+    <w:lvl w:ilvl="6" w:tplc="0C000001" w:tentative="1">
+      <w:start w:val="1"/>
+      <w:numFmt w:val="bullet"/>
+      <w:lvlText w:val=""/>
+      <w:lvlJc w:val="left"/>
+      <w:pPr>
+        <w:ind w:left="4680" w:hanging="360"/>
+      </w:pPr>
+      <w:rPr>
+        <w:rFonts w:ascii="Symbol" w:hAnsi="Symbol" w:hint="default"/>
+      </w:rPr>
+    </w:lvl>
+    <w:lvl w:ilvl="7" w:tplc="0C000003" w:tentative="1">
+      <w:start w:val="1"/>
+      <w:numFmt w:val="bullet"/>
+      <w:lvlText w:val="o"/>
+      <w:lvlJc w:val="left"/>
+      <w:pPr>
+        <w:ind w:left="5400" w:hanging="360"/>
+      </w:pPr>
+      <w:rPr>
+        <w:rFonts w:ascii="Courier New" w:hAnsi="Courier New" w:cs="Courier New" w:hint="default"/>
+      </w:rPr>
+    </w:lvl>
+    <w:lvl w:ilvl="8" w:tplc="0C000005" w:tentative="1">
+      <w:start w:val="1"/>
+      <w:numFmt w:val="bullet"/>
+      <w:lvlText w:val=""/>
+      <w:lvlJc w:val="left"/>
+      <w:pPr>
+        <w:ind w:left="6120" w:hanging="360"/>
+      </w:pPr>
+      <w:rPr>
+        <w:rFonts w:ascii="Wingdings" w:hAnsi="Wingdings" w:hint="default"/>
+      </w:rPr>
+    </w:lvl>
+  </w:abstractNum>
+  <w:abstractNum w:abstractNumId="17" w15:restartNumberingAfterBreak="0">
     <w:nsid w:val="7179098E"/>
     <w:multiLevelType w:val="multilevel"/>
     <w:tmpl w:val="6860C536"/>
@@ -8460,22 +9025,22 @@
     <w:abstractNumId w:val="1"/>
   </w:num>
   <w:num w:numId="3" w16cid:durableId="197816094">
-    <w:abstractNumId w:val="6"/>
+    <w:abstractNumId w:val="9"/>
   </w:num>
   <w:num w:numId="4" w16cid:durableId="747966332">
     <w:abstractNumId w:val="4"/>
   </w:num>
   <w:num w:numId="5" w16cid:durableId="2104103519">
-    <w:abstractNumId w:val="9"/>
+    <w:abstractNumId w:val="12"/>
   </w:num>
   <w:num w:numId="6" w16cid:durableId="1515848547">
-    <w:abstractNumId w:val="11"/>
+    <w:abstractNumId w:val="17"/>
   </w:num>
   <w:num w:numId="7" w16cid:durableId="1502698663">
     <w:abstractNumId w:val="5"/>
   </w:num>
   <w:num w:numId="8" w16cid:durableId="1715037012">
-    <w:abstractNumId w:val="10"/>
+    <w:abstractNumId w:val="15"/>
   </w:num>
   <w:num w:numId="9" w16cid:durableId="359207766">
     <w:abstractNumId w:val="2"/>
@@ -8484,10 +9049,28 @@
     <w:abstractNumId w:val="3"/>
   </w:num>
   <w:num w:numId="11" w16cid:durableId="2043362679">
+    <w:abstractNumId w:val="10"/>
+  </w:num>
+  <w:num w:numId="12" w16cid:durableId="509686138">
+    <w:abstractNumId w:val="11"/>
+  </w:num>
+  <w:num w:numId="13" w16cid:durableId="1453938971">
     <w:abstractNumId w:val="7"/>
   </w:num>
-  <w:num w:numId="12" w16cid:durableId="509686138">
+  <w:num w:numId="14" w16cid:durableId="1250623982">
+    <w:abstractNumId w:val="6"/>
+  </w:num>
+  <w:num w:numId="15" w16cid:durableId="1617323159">
+    <w:abstractNumId w:val="13"/>
+  </w:num>
+  <w:num w:numId="16" w16cid:durableId="1440638683">
     <w:abstractNumId w:val="8"/>
+  </w:num>
+  <w:num w:numId="17" w16cid:durableId="285621264">
+    <w:abstractNumId w:val="16"/>
+  </w:num>
+  <w:num w:numId="18" w16cid:durableId="49962298">
+    <w:abstractNumId w:val="14"/>
   </w:num>
 </w:numbering>
 </file>
@@ -9524,6 +10107,24 @@
 </a:theme>
 </file>
 
+<file path=word/webextensions/taskpanes.xml><?xml version="1.0" encoding="utf-8"?>
+<wetp:taskpanes xmlns:wetp="http://schemas.microsoft.com/office/webextensions/taskpanes/2010/11">
+  <wetp:taskpane dockstate="right" visibility="0" width="525" row="1">
+    <wetp:webextensionref xmlns:r="http://schemas.openxmlformats.org/officeDocument/2006/relationships" r:id="rId1"/>
+  </wetp:taskpane>
+</wetp:taskpanes>
+</file>
+
+<file path=word/webextensions/webextension1.xml><?xml version="1.0" encoding="utf-8"?>
+<we:webextension xmlns:we="http://schemas.microsoft.com/office/webextensions/webextension/2010/11" id="{4FC159CE-BD6D-404B-8675-47B479272F09}">
+  <we:reference id="c97915ac-0ef3-4fe2-83d8-ab0ba9e1a2c0" version="1.0.0.0" store="MosExtra" storeType="MosExtra"/>
+  <we:alternateReferences/>
+  <we:properties/>
+  <we:bindings/>
+  <we:snapshot xmlns:r="http://schemas.openxmlformats.org/officeDocument/2006/relationships"/>
+</we:webextension>
+</file>
+
 <file path=customXml/item1.xml><?xml version="1.0" encoding="utf-8"?>
 <go:gDocsCustomXmlDataStorage xmlns:go="http://customooxmlschemas.google.com/" xmlns:r="http://schemas.openxmlformats.org/officeDocument/2006/relationships" uri="GoogleDocsCustomDataVersion2">
   <go:docsCustomData xmlns:go="http://customooxmlschemas.google.com/" roundtripDataSignature="AMtx7mgnZPt4/7qoZE62v4XMmroSZwqRfw==">CgMxLjAyCWguMzBqMHpsbDIIaC5namRneHM4AHIhMTVpTzk1cjBhY2RLRmZsRnl4alZBVS11eW1jN1hMM196</go:docsCustomData>
